--- a/各类表格/4.1 主机安全基线核查/素材7：等保测评实验记录表（西普平台）.docx
+++ b/各类表格/4.1 主机安全基线核查/素材7：等保测评实验记录表（西普平台）.docx
@@ -8,81 +8,16 @@
       </w:pPr>
       <w:r>
         <w:rPr>
-          <w:rFonts w:ascii="宋体" w:hAnsi="宋体" w:eastAsia="宋体"/>
+          <w:rFonts w:ascii="黑体" w:hAnsi="黑体" w:eastAsia="黑体"/>
           <w:b/>
-          <w:sz w:val="28"/>
+          <w:sz w:val="32"/>
         </w:rPr>
-        <w:t>等保测评实验记录表（西普平台·操作系统安全）</w:t>
+        <w:t>等保测评实验记录表（西普平台·主机设备基线核查）</w:t>
       </w:r>
     </w:p>
     <w:p>
       <w:pPr>
-        <w:spacing w:line="336" w:lineRule="auto"/>
-      </w:pPr>
-      <w:r>
-        <w:rPr>
-          <w:rFonts w:ascii="宋体" w:hAnsi="宋体" w:eastAsia="宋体"/>
-          <w:b w:val="0"/>
-          <w:sz w:val="19"/>
-        </w:rPr>
-        <w:t>课程：《信息安全测评与风险评估》　任务：4.1 主机安全基线核查　班级：______　学号：__________　姓名：________　日期：________</w:t>
-      </w:r>
-    </w:p>
-    <w:p>
-      <w:pPr>
-        <w:spacing w:line="336" w:lineRule="auto"/>
-      </w:pPr>
-      <w:r>
-        <w:rPr>
-          <w:rFonts w:ascii="宋体" w:hAnsi="宋体" w:eastAsia="宋体"/>
-          <w:b w:val="0"/>
-          <w:sz w:val="19"/>
-        </w:rPr>
-        <w:t>被测环境：西普实验平台 http://10.11.0.70（Windows 虚拟机 / Linux 虚拟机）</w:t>
-      </w:r>
-    </w:p>
-    <w:p>
-      <w:pPr>
-        <w:spacing w:line="336" w:lineRule="auto"/>
-      </w:pPr>
-      <w:r>
-        <w:rPr>
-          <w:rFonts w:ascii="宋体" w:hAnsi="宋体" w:eastAsia="宋体"/>
-          <w:b w:val="0"/>
-          <w:sz w:val="19"/>
-        </w:rPr>
-        <w:t>实验项目（Windows 选 2 个、Linux 选 2 个，勾选所选的 4 个）：</w:t>
-      </w:r>
-    </w:p>
-    <w:p>
-      <w:pPr>
-        <w:spacing w:line="336" w:lineRule="auto"/>
-      </w:pPr>
-      <w:r>
-        <w:rPr>
-          <w:rFonts w:ascii="宋体" w:hAnsi="宋体" w:eastAsia="宋体"/>
-          <w:b w:val="0"/>
-          <w:sz w:val="19"/>
-        </w:rPr>
-        <w:t xml:space="preserve">　Windows：□ W1 用户账户与口令安全配置　□ W2 系统安全审计与日志管理　□ W3 共享资源与服务端口安全　□ W4 文件系统权限与访问控制</w:t>
-      </w:r>
-    </w:p>
-    <w:p>
-      <w:pPr>
-        <w:spacing w:line="336" w:lineRule="auto"/>
-      </w:pPr>
-      <w:r>
-        <w:rPr>
-          <w:rFonts w:ascii="宋体" w:hAnsi="宋体" w:eastAsia="宋体"/>
-          <w:b w:val="0"/>
-          <w:sz w:val="19"/>
-        </w:rPr>
-        <w:t xml:space="preserve">　Linux　 ：□ L1 用户账户与口令策略配置　□ L2 系统日志与审计配置　□ L3 服务与端口最小化　□ L4 文件权限与 SSH 安全配置</w:t>
-      </w:r>
-    </w:p>
-    <w:p>
-      <w:pPr>
-        <w:spacing w:line="336" w:lineRule="auto"/>
+        <w:jc w:val="center"/>
       </w:pPr>
       <w:r>
         <w:rPr>
@@ -90,83 +25,111 @@
           <w:b w:val="0"/>
           <w:sz w:val="21"/>
         </w:rPr>
+        <w:t>课程：《信息安全测评与风险评估》　任务：4.1 主机安全基线核查　班级：______　学号：__________　姓名：________　日期：________</w:t>
       </w:r>
     </w:p>
     <w:p>
-      <w:pPr>
-        <w:spacing w:line="336" w:lineRule="auto"/>
-      </w:pPr>
-      <w:r>
-        <w:rPr>
-          <w:rFonts w:ascii="宋体" w:hAnsi="宋体" w:eastAsia="宋体"/>
-          <w:b/>
-          <w:sz w:val="21"/>
-        </w:rPr>
-        <w:t>【填写说明】</w:t>
-      </w:r>
-    </w:p>
-    <w:p>
-      <w:pPr>
-        <w:spacing w:line="336" w:lineRule="auto"/>
-      </w:pPr>
-      <w:r>
-        <w:rPr>
-          <w:rFonts w:ascii="宋体" w:hAnsi="宋体" w:eastAsia="宋体"/>
-          <w:b w:val="0"/>
-          <w:sz w:val="18"/>
-        </w:rPr>
-        <w:t>1．本表按 8 个实验、每个实验 3 条核查项预填共 24 条。你只需填写所选 4 个实验对应的 12 条，未选实验的行可留空或整行删除（表中"实验编号"列已标明归属）。</w:t>
-      </w:r>
-    </w:p>
-    <w:p>
-      <w:pPr>
-        <w:spacing w:line="336" w:lineRule="auto"/>
-      </w:pPr>
-      <w:r>
-        <w:rPr>
-          <w:rFonts w:ascii="宋体" w:hAnsi="宋体" w:eastAsia="宋体"/>
-          <w:b w:val="0"/>
-          <w:sz w:val="18"/>
-        </w:rPr>
-        <w:t>2．"基线要求（期望值）"已预填，操作时请先确认；"实测结果"必须抄录真实回显或界面取值，不得写"符合/不符合"代替。</w:t>
-      </w:r>
-    </w:p>
-    <w:p>
-      <w:pPr>
-        <w:spacing w:line="336" w:lineRule="auto"/>
-      </w:pPr>
-      <w:r>
-        <w:rPr>
-          <w:rFonts w:ascii="宋体" w:hAnsi="宋体" w:eastAsia="宋体"/>
-          <w:b w:val="0"/>
-          <w:sz w:val="18"/>
-        </w:rPr>
-        <w:t>3．"符合性判定"四选一：符合 / 部分符合 / 不符合 / 不适用；选"不适用"必须写理由。"部分符合/不符合"必须写清"做到哪、差在哪"。</w:t>
-      </w:r>
-    </w:p>
-    <w:p>
-      <w:pPr>
-        <w:spacing w:line="336" w:lineRule="auto"/>
-      </w:pPr>
-      <w:r>
-        <w:rPr>
-          <w:rFonts w:ascii="宋体" w:hAnsi="宋体" w:eastAsia="宋体"/>
-          <w:b w:val="0"/>
-          <w:sz w:val="18"/>
-        </w:rPr>
-        <w:t>4．每条核查项至少 1 张证据截图，截图文件名与"截图编号"一致（如 W1-01.png），与记录表一并提交。</w:t>
-      </w:r>
-    </w:p>
-    <w:p>
-      <w:pPr>
-        <w:spacing w:line="336" w:lineRule="auto"/>
-      </w:pPr>
       <w:r>
         <w:rPr>
           <w:rFonts w:ascii="宋体" w:hAnsi="宋体" w:eastAsia="宋体"/>
           <w:b w:val="0"/>
           <w:sz w:val="21"/>
         </w:rPr>
+        <w:t>被测环境：西普实验平台 http://10.11.0.70（Windows 虚拟机 / Linux 虚拟机）</w:t>
+      </w:r>
+    </w:p>
+    <w:p>
+      <w:pPr/>
+      <w:r>
+        <w:t>【本实验你要做的事（按顺序完成，课内提交）】</w:t>
+      </w:r>
+    </w:p>
+    <w:p>
+      <w:pPr/>
+      <w:r>
+        <w:t>第 1 步　选：登录西普平台 http://10.11.0.70，在「主机设备基线核查」里 Windows 线选 1 个实验、Linux 线选 1 个实验（共 2 个），在下面方框中打勾。</w:t>
+      </w:r>
+    </w:p>
+    <w:p>
+      <w:pPr/>
+      <w:r>
+        <w:t>第 2 步　查（取证）：按所选实验“检查方法/操作路径”在西普虚拟机上逐项操作，把平台真实回显/界面截图保存；每条核查项至少 1 张，文件名与表中“截图编号”一致（如 W1-01.png）。</w:t>
+      </w:r>
+    </w:p>
+    <w:p>
+      <w:pPr/>
+      <w:r>
+        <w:t>第 3 步　录：把 2 个实验的截图文件一起发给 AI，用教师给的提示词，让 AI 按本记录表格式生成“实测结果 / 符合性判定 / 问题描述 / 整改建议”各列。</w:t>
+      </w:r>
+    </w:p>
+    <w:p>
+      <w:pPr/>
+      <w:r>
+        <w:t>第 4 步　判：逐条核对 AI 结果——判定四选一（符合 / 部分符合 / 不符合 / 不适用），“不符合/部分符合”必须写清做到哪、差在哪；截图中没有的配置值不得编造，AI 推测的内容要标注待核实。</w:t>
+      </w:r>
+    </w:p>
+    <w:p>
+      <w:pPr/>
+      <w:r>
+        <w:t>第 5 步　交：把核对、修正后的《等保测评实验记录表》与全部截图（按编号命名）在课内一并提交。</w:t>
+      </w:r>
+    </w:p>
+    <w:p>
+      <w:r>
+        <w:rPr>
+          <w:rFonts w:ascii="宋体" w:hAnsi="宋体" w:eastAsia="宋体"/>
+          <w:b w:val="0"/>
+          <w:sz w:val="21"/>
+        </w:rPr>
+        <w:t>实验项目（Windows 选 1 个、Linux 选 1 个，勾选所选的 2 个）：</w:t>
+        <w:br/>
+        <w:t xml:space="preserve">　Windows：□ W1 Windows身份鉴别　□ W2 Windows安全审计　□ W3 Windows入侵防范　□ W4 Windows访问控制</w:t>
+        <w:br/>
+        <w:t xml:space="preserve">　Linux　 ：□ L1 认证人工检查　□ L2 安全审计漏洞人工检查　□ L3 系统人工检查　□ L4 账号人工检查</w:t>
+      </w:r>
+    </w:p>
+    <w:p>
+      <w:r>
+        <w:rPr>
+          <w:rFonts w:ascii="宋体" w:hAnsi="宋体" w:eastAsia="宋体"/>
+          <w:b w:val="0"/>
+          <w:color w:val="555555"/>
+          <w:sz w:val="18"/>
+        </w:rPr>
+        <w:t>1．本表按 8 个实验、每个实验 3 条核查项预填共 24 条。你只需填写所选 2 个实验对应的 6 条，未选实验的行可留空或整行删除（表中“实验编号”列已标明归属）。</w:t>
+      </w:r>
+    </w:p>
+    <w:p>
+      <w:r>
+        <w:rPr>
+          <w:rFonts w:ascii="宋体" w:hAnsi="宋体" w:eastAsia="宋体"/>
+          <w:b w:val="0"/>
+          <w:color w:val="555555"/>
+          <w:sz w:val="18"/>
+        </w:rPr>
+        <w:t>2．“基线要求（期望值）”已预填，操作时请先确认；“实测结果”必须抄录真实回显或界面取值，不得写“符合/不符合”代替。</w:t>
+      </w:r>
+    </w:p>
+    <w:p>
+      <w:r>
+        <w:rPr>
+          <w:rFonts w:ascii="宋体" w:hAnsi="宋体" w:eastAsia="宋体"/>
+          <w:b w:val="0"/>
+          <w:color w:val="555555"/>
+          <w:sz w:val="18"/>
+        </w:rPr>
+        <w:t>3．“符合性判定”四选一：符合 / 部分符合 / 不符合 / 不适用；选“不适用”必须写理由。“部分符合/不符合”必须写清“做到哪、差在哪”。</w:t>
+      </w:r>
+    </w:p>
+    <w:p>
+      <w:r>
+        <w:rPr>
+          <w:rFonts w:ascii="宋体" w:hAnsi="宋体" w:eastAsia="宋体"/>
+          <w:b w:val="0"/>
+          <w:color w:val="555555"/>
+          <w:sz w:val="18"/>
+        </w:rPr>
+        <w:t>4．每条核查项至少 1 张证据截图，截图文件名与“截图编号”一致（如 W1-01.png），与记录表一并提交。</w:t>
       </w:r>
     </w:p>
     <w:tbl>
@@ -174,28 +137,28 @@
         <w:tblStyle w:val="TableGrid"/>
         <w:tblW w:type="auto" w:w="0"/>
         <w:jc w:val="center"/>
-        <w:tblLayout w:type="fixed"/>
         <w:tblLook w:firstColumn="1" w:firstRow="1" w:lastColumn="0" w:lastRow="0" w:noHBand="0" w:noVBand="1" w:val="04A0"/>
-        <w:tblLayout w:type="fixed"/>
       </w:tblPr>
       <w:tblGrid>
-        <w:gridCol w:w="1290"/>
-        <w:gridCol w:w="1290"/>
-        <w:gridCol w:w="1290"/>
-        <w:gridCol w:w="1290"/>
-        <w:gridCol w:w="1290"/>
-        <w:gridCol w:w="1290"/>
-        <w:gridCol w:w="1290"/>
-        <w:gridCol w:w="1290"/>
-        <w:gridCol w:w="1290"/>
-        <w:gridCol w:w="1290"/>
-        <w:gridCol w:w="1290"/>
-        <w:gridCol w:w="1290"/>
+        <w:gridCol w:w="1261"/>
+        <w:gridCol w:w="1261"/>
+        <w:gridCol w:w="1261"/>
+        <w:gridCol w:w="1261"/>
+        <w:gridCol w:w="1261"/>
+        <w:gridCol w:w="1261"/>
+        <w:gridCol w:w="1261"/>
+        <w:gridCol w:w="1261"/>
+        <w:gridCol w:w="1261"/>
+        <w:gridCol w:w="1261"/>
+        <w:gridCol w:w="1261"/>
+        <w:gridCol w:w="1261"/>
       </w:tblGrid>
       <w:tr>
         <w:tc>
           <w:tcPr>
-            <w:tcW w:type="dxa" w:w="510"/>
+            <w:tcW w:type="dxa" w:w="567"/>
+            <w:vAlign w:val="center"/>
+            <w:shd w:fill="F2F2F2"/>
           </w:tcPr>
           <w:p>
             <w:pPr>
@@ -215,6 +178,8 @@
         <w:tc>
           <w:tcPr>
             <w:tcW w:type="dxa" w:w="567"/>
+            <w:vAlign w:val="center"/>
+            <w:shd w:fill="F2F2F2"/>
           </w:tcPr>
           <w:p>
             <w:pPr>
@@ -235,7 +200,9 @@
         </w:tc>
         <w:tc>
           <w:tcPr>
-            <w:tcW w:type="dxa" w:w="1077"/>
+            <w:tcW w:type="dxa" w:w="1134"/>
+            <w:vAlign w:val="center"/>
+            <w:shd w:fill="F2F2F2"/>
           </w:tcPr>
           <w:p>
             <w:pPr>
@@ -254,7 +221,9 @@
         </w:tc>
         <w:tc>
           <w:tcPr>
-            <w:tcW w:type="dxa" w:w="680"/>
+            <w:tcW w:type="dxa" w:w="794"/>
+            <w:vAlign w:val="center"/>
+            <w:shd w:fill="F2F2F2"/>
           </w:tcPr>
           <w:p>
             <w:pPr>
@@ -267,15 +236,15 @@
                 <w:b/>
                 <w:sz w:val="18"/>
               </w:rPr>
-              <w:t>核查</w:t>
-              <w:br/>
-              <w:t>维度</w:t>
-            </w:r>
-          </w:p>
-        </w:tc>
-        <w:tc>
-          <w:tcPr>
-            <w:tcW w:type="dxa" w:w="1757"/>
+              <w:t>核查维度</w:t>
+            </w:r>
+          </w:p>
+        </w:tc>
+        <w:tc>
+          <w:tcPr>
+            <w:tcW w:type="dxa" w:w="1474"/>
+            <w:vAlign w:val="center"/>
+            <w:shd w:fill="F2F2F2"/>
           </w:tcPr>
           <w:p>
             <w:pPr>
@@ -294,7 +263,9 @@
         </w:tc>
         <w:tc>
           <w:tcPr>
-            <w:tcW w:type="dxa" w:w="2041"/>
+            <w:tcW w:type="dxa" w:w="1587"/>
+            <w:vAlign w:val="center"/>
+            <w:shd w:fill="F2F2F2"/>
           </w:tcPr>
           <w:p>
             <w:pPr>
@@ -313,7 +284,9 @@
         </w:tc>
         <w:tc>
           <w:tcPr>
-            <w:tcW w:type="dxa" w:w="2041"/>
+            <w:tcW w:type="dxa" w:w="1587"/>
+            <w:vAlign w:val="center"/>
+            <w:shd w:fill="F2F2F2"/>
           </w:tcPr>
           <w:p>
             <w:pPr>
@@ -333,6 +306,8 @@
         <w:tc>
           <w:tcPr>
             <w:tcW w:type="dxa" w:w="1474"/>
+            <w:vAlign w:val="center"/>
+            <w:shd w:fill="F2F2F2"/>
           </w:tcPr>
           <w:p>
             <w:pPr>
@@ -351,7 +326,9 @@
         </w:tc>
         <w:tc>
           <w:tcPr>
-            <w:tcW w:type="dxa" w:w="737"/>
+            <w:tcW w:type="dxa" w:w="680"/>
+            <w:vAlign w:val="center"/>
+            <w:shd w:fill="F2F2F2"/>
           </w:tcPr>
           <w:p>
             <w:pPr>
@@ -370,7 +347,9 @@
         </w:tc>
         <w:tc>
           <w:tcPr>
-            <w:tcW w:type="dxa" w:w="1701"/>
+            <w:tcW w:type="dxa" w:w="1474"/>
+            <w:vAlign w:val="center"/>
+            <w:shd w:fill="F2F2F2"/>
           </w:tcPr>
           <w:p>
             <w:pPr>
@@ -389,7 +368,9 @@
         </w:tc>
         <w:tc>
           <w:tcPr>
-            <w:tcW w:type="dxa" w:w="1644"/>
+            <w:tcW w:type="dxa" w:w="1361"/>
+            <w:vAlign w:val="center"/>
+            <w:shd w:fill="F2F2F2"/>
           </w:tcPr>
           <w:p>
             <w:pPr>
@@ -408,7 +389,9 @@
         </w:tc>
         <w:tc>
           <w:tcPr>
-            <w:tcW w:type="dxa" w:w="624"/>
+            <w:tcW w:type="dxa" w:w="680"/>
+            <w:vAlign w:val="center"/>
+            <w:shd w:fill="F2F2F2"/>
           </w:tcPr>
           <w:p>
             <w:pPr>
@@ -421,9 +404,7 @@
                 <w:b/>
                 <w:sz w:val="18"/>
               </w:rPr>
-              <w:t>截图</w:t>
-              <w:br/>
-              <w:t>编号</w:t>
+              <w:t>截图编号</w:t>
             </w:r>
           </w:p>
         </w:tc>
@@ -431,32 +412,40 @@
       <w:tr>
         <w:tc>
           <w:tcPr>
-            <w:tcW w:type="dxa" w:w="510"/>
-            <w:shd w:val="clear" w:fill="F2F2F2"/>
-          </w:tcPr>
-          <w:p>
-            <w:r/>
-            <w:r>
-              <w:rPr>
-                <w:rFonts w:ascii="宋体" w:hAnsi="宋体" w:eastAsia="宋体"/>
+            <w:tcW w:type="dxa" w:w="567"/>
+            <w:vAlign w:val="center"/>
+            <w:shd w:fill="F2F2F2"/>
+          </w:tcPr>
+          <w:p>
+            <w:pPr>
+              <w:jc w:val="center"/>
+            </w:pPr>
+            <w:r/>
+            <w:r>
+              <w:rPr>
+                <w:rFonts w:ascii="宋体" w:hAnsi="宋体" w:eastAsia="宋体"/>
+                <w:b w:val="0"/>
                 <w:sz w:val="16"/>
               </w:rPr>
-              <w:t>0</w:t>
-              <w:br/>
-              <w:t>示例</w:t>
+              <w:t>0示例</w:t>
             </w:r>
           </w:p>
         </w:tc>
         <w:tc>
           <w:tcPr>
             <w:tcW w:type="dxa" w:w="567"/>
-            <w:shd w:val="clear" w:fill="F2F2F2"/>
-          </w:tcPr>
-          <w:p>
-            <w:r/>
-            <w:r>
-              <w:rPr>
-                <w:rFonts w:ascii="宋体" w:hAnsi="宋体" w:eastAsia="宋体"/>
+            <w:vAlign w:val="center"/>
+            <w:shd w:fill="F2F2F2"/>
+          </w:tcPr>
+          <w:p>
+            <w:pPr>
+              <w:jc w:val="center"/>
+            </w:pPr>
+            <w:r/>
+            <w:r>
+              <w:rPr>
+                <w:rFonts w:ascii="宋体" w:hAnsi="宋体" w:eastAsia="宋体"/>
+                <w:b w:val="0"/>
                 <w:sz w:val="16"/>
               </w:rPr>
               <w:t>W1</w:t>
@@ -465,160 +454,184 @@
         </w:tc>
         <w:tc>
           <w:tcPr>
-            <w:tcW w:type="dxa" w:w="1077"/>
-            <w:shd w:val="clear" w:fill="F2F2F2"/>
-          </w:tcPr>
-          <w:p>
-            <w:r/>
-            <w:r>
-              <w:rPr>
-                <w:rFonts w:ascii="宋体" w:hAnsi="宋体" w:eastAsia="宋体"/>
+            <w:tcW w:type="dxa" w:w="1134"/>
+            <w:vAlign w:val="center"/>
+            <w:shd w:fill="F2F2F2"/>
+          </w:tcPr>
+          <w:p>
+            <w:r/>
+            <w:r>
+              <w:rPr>
+                <w:rFonts w:ascii="宋体" w:hAnsi="宋体" w:eastAsia="宋体"/>
+                <w:b w:val="0"/>
                 <w:sz w:val="16"/>
               </w:rPr>
-              <w:t>Windows Server 2019</w:t>
-              <w:br/>
-              <w:t>(虚拟机)</w:t>
+              <w:t>Windows Server 虚拟机</w:t>
+            </w:r>
+          </w:p>
+        </w:tc>
+        <w:tc>
+          <w:tcPr>
+            <w:tcW w:type="dxa" w:w="794"/>
+            <w:vAlign w:val="center"/>
+            <w:shd w:fill="F2F2F2"/>
+          </w:tcPr>
+          <w:p>
+            <w:r/>
+            <w:r>
+              <w:rPr>
+                <w:rFonts w:ascii="宋体" w:hAnsi="宋体" w:eastAsia="宋体"/>
+                <w:b w:val="0"/>
+                <w:sz w:val="16"/>
+              </w:rPr>
+              <w:t>身份鉴别</w:t>
+            </w:r>
+          </w:p>
+        </w:tc>
+        <w:tc>
+          <w:tcPr>
+            <w:tcW w:type="dxa" w:w="1474"/>
+            <w:vAlign w:val="center"/>
+            <w:shd w:fill="F2F2F2"/>
+          </w:tcPr>
+          <w:p>
+            <w:r/>
+            <w:r>
+              <w:rPr>
+                <w:rFonts w:ascii="宋体" w:hAnsi="宋体" w:eastAsia="宋体"/>
+                <w:b w:val="0"/>
+                <w:sz w:val="16"/>
+              </w:rPr>
+              <w:t>8.1.4.1 a) 口令复杂度与长度</w:t>
+            </w:r>
+          </w:p>
+        </w:tc>
+        <w:tc>
+          <w:tcPr>
+            <w:tcW w:type="dxa" w:w="1587"/>
+            <w:vAlign w:val="center"/>
+            <w:shd w:fill="F2F2F2"/>
+          </w:tcPr>
+          <w:p>
+            <w:r/>
+            <w:r>
+              <w:rPr>
+                <w:rFonts w:ascii="宋体" w:hAnsi="宋体" w:eastAsia="宋体"/>
+                <w:b w:val="0"/>
+                <w:sz w:val="16"/>
+              </w:rPr>
+              <w:t>secpol.msc → 账户策略 → 密码策略；net accounts</w:t>
+            </w:r>
+          </w:p>
+        </w:tc>
+        <w:tc>
+          <w:tcPr>
+            <w:tcW w:type="dxa" w:w="1587"/>
+            <w:vAlign w:val="center"/>
+            <w:shd w:fill="F2F2F2"/>
+          </w:tcPr>
+          <w:p>
+            <w:r/>
+            <w:r>
+              <w:rPr>
+                <w:rFonts w:ascii="宋体" w:hAnsi="宋体" w:eastAsia="宋体"/>
+                <w:b w:val="0"/>
+                <w:sz w:val="16"/>
+              </w:rPr>
+              <w:t>启用复杂性；最小长度≥8；最长期限≤90天；历史≥5</w:t>
+            </w:r>
+          </w:p>
+        </w:tc>
+        <w:tc>
+          <w:tcPr>
+            <w:tcW w:type="dxa" w:w="1474"/>
+            <w:vAlign w:val="center"/>
+            <w:shd w:fill="F2F2F2"/>
+          </w:tcPr>
+          <w:p>
+            <w:r/>
+            <w:r>
+              <w:rPr>
+                <w:rFonts w:ascii="宋体" w:hAnsi="宋体" w:eastAsia="宋体"/>
+                <w:b w:val="0"/>
+                <w:sz w:val="16"/>
+              </w:rPr>
+              <w:t>复杂性=未启用；最小长度=0；最长期限=0天（永不过期）</w:t>
             </w:r>
           </w:p>
         </w:tc>
         <w:tc>
           <w:tcPr>
             <w:tcW w:type="dxa" w:w="680"/>
-            <w:shd w:val="clear" w:fill="F2F2F2"/>
-          </w:tcPr>
-          <w:p>
-            <w:r/>
-            <w:r>
-              <w:rPr>
-                <w:rFonts w:ascii="宋体" w:hAnsi="宋体" w:eastAsia="宋体"/>
+            <w:vAlign w:val="center"/>
+            <w:shd w:fill="F2F2F2"/>
+          </w:tcPr>
+          <w:p>
+            <w:pPr>
+              <w:jc w:val="center"/>
+            </w:pPr>
+            <w:r/>
+            <w:r>
+              <w:rPr>
+                <w:rFonts w:ascii="宋体" w:hAnsi="宋体" w:eastAsia="宋体"/>
+                <w:b w:val="0"/>
                 <w:sz w:val="16"/>
               </w:rPr>
-              <w:t>身份鉴别</w:t>
-            </w:r>
-          </w:p>
-        </w:tc>
-        <w:tc>
-          <w:tcPr>
-            <w:tcW w:type="dxa" w:w="1757"/>
-            <w:shd w:val="clear" w:fill="F2F2F2"/>
-          </w:tcPr>
-          <w:p>
-            <w:r/>
-            <w:r>
-              <w:rPr>
-                <w:rFonts w:ascii="宋体" w:hAnsi="宋体" w:eastAsia="宋体"/>
+              <w:t>不符合</w:t>
+            </w:r>
+          </w:p>
+        </w:tc>
+        <w:tc>
+          <w:tcPr>
+            <w:tcW w:type="dxa" w:w="1474"/>
+            <w:vAlign w:val="center"/>
+            <w:shd w:fill="F2F2F2"/>
+          </w:tcPr>
+          <w:p>
+            <w:r/>
+            <w:r>
+              <w:rPr>
+                <w:rFonts w:ascii="宋体" w:hAnsi="宋体" w:eastAsia="宋体"/>
+                <w:b w:val="0"/>
                 <w:sz w:val="16"/>
               </w:rPr>
-              <w:t>8.1.4.1 a) 口令复杂度与长度</w:t>
-            </w:r>
-          </w:p>
-        </w:tc>
-        <w:tc>
-          <w:tcPr>
-            <w:tcW w:type="dxa" w:w="2041"/>
-            <w:shd w:val="clear" w:fill="F2F2F2"/>
-          </w:tcPr>
-          <w:p>
-            <w:r/>
-            <w:r>
-              <w:rPr>
-                <w:rFonts w:ascii="宋体" w:hAnsi="宋体" w:eastAsia="宋体"/>
+              <w:t>复杂度未启用、最小长度 0、口令永不过期，三项均不满足三级要求</w:t>
+            </w:r>
+          </w:p>
+        </w:tc>
+        <w:tc>
+          <w:tcPr>
+            <w:tcW w:type="dxa" w:w="1361"/>
+            <w:vAlign w:val="center"/>
+            <w:shd w:fill="F2F2F2"/>
+          </w:tcPr>
+          <w:p>
+            <w:r/>
+            <w:r>
+              <w:rPr>
+                <w:rFonts w:ascii="宋体" w:hAnsi="宋体" w:eastAsia="宋体"/>
+                <w:b w:val="0"/>
                 <w:sz w:val="16"/>
               </w:rPr>
-              <w:t>secpol.msc→账户策略→密码策略</w:t>
-            </w:r>
-          </w:p>
-        </w:tc>
-        <w:tc>
-          <w:tcPr>
-            <w:tcW w:type="dxa" w:w="2041"/>
-            <w:shd w:val="clear" w:fill="F2F2F2"/>
-          </w:tcPr>
-          <w:p>
-            <w:r/>
-            <w:r>
-              <w:rPr>
-                <w:rFonts w:ascii="宋体" w:hAnsi="宋体" w:eastAsia="宋体"/>
-                <w:sz w:val="16"/>
-              </w:rPr>
-              <w:t>启用复杂性；最小长度≥8；最长期限≤90天；历史≥5</w:t>
-            </w:r>
-          </w:p>
-        </w:tc>
-        <w:tc>
-          <w:tcPr>
-            <w:tcW w:type="dxa" w:w="1474"/>
-            <w:shd w:val="clear" w:fill="F2F2F2"/>
-          </w:tcPr>
-          <w:p>
-            <w:r/>
-            <w:r>
-              <w:rPr>
-                <w:rFonts w:ascii="宋体" w:hAnsi="宋体" w:eastAsia="宋体"/>
-                <w:sz w:val="16"/>
-              </w:rPr>
-              <w:t>复杂性=未启用；最小长度=0；最长期限=0天（永不过期）</w:t>
-            </w:r>
-          </w:p>
-        </w:tc>
-        <w:tc>
-          <w:tcPr>
-            <w:tcW w:type="dxa" w:w="737"/>
-            <w:shd w:val="clear" w:fill="F2F2F2"/>
-          </w:tcPr>
-          <w:p>
-            <w:r/>
-            <w:r>
-              <w:rPr>
-                <w:rFonts w:ascii="宋体" w:hAnsi="宋体" w:eastAsia="宋体"/>
-                <w:sz w:val="16"/>
-              </w:rPr>
-              <w:t>不符合</w:t>
-            </w:r>
-          </w:p>
-        </w:tc>
-        <w:tc>
-          <w:tcPr>
-            <w:tcW w:type="dxa" w:w="1701"/>
-            <w:shd w:val="clear" w:fill="F2F2F2"/>
-          </w:tcPr>
-          <w:p>
-            <w:r/>
-            <w:r>
-              <w:rPr>
-                <w:rFonts w:ascii="宋体" w:hAnsi="宋体" w:eastAsia="宋体"/>
-                <w:sz w:val="16"/>
-              </w:rPr>
-              <w:t>复杂度未启用、最小长度 0、口令永不过期，三项均不满足三级要求</w:t>
-            </w:r>
-          </w:p>
-        </w:tc>
-        <w:tc>
-          <w:tcPr>
-            <w:tcW w:type="dxa" w:w="1644"/>
-            <w:shd w:val="clear" w:fill="F2F2F2"/>
-          </w:tcPr>
-          <w:p>
-            <w:r/>
-            <w:r>
-              <w:rPr>
-                <w:rFonts w:ascii="宋体" w:hAnsi="宋体" w:eastAsia="宋体"/>
-                <w:sz w:val="16"/>
-              </w:rPr>
               <w:t>启用复杂性；最小长度改 8；最长期限改 90 天；历史改 5</w:t>
             </w:r>
           </w:p>
         </w:tc>
         <w:tc>
           <w:tcPr>
-            <w:tcW w:type="dxa" w:w="624"/>
-            <w:shd w:val="clear" w:fill="F2F2F2"/>
-          </w:tcPr>
-          <w:p>
-            <w:r/>
-            <w:r>
-              <w:rPr>
-                <w:rFonts w:ascii="宋体" w:hAnsi="宋体" w:eastAsia="宋体"/>
+            <w:tcW w:type="dxa" w:w="680"/>
+            <w:vAlign w:val="center"/>
+            <w:shd w:fill="F2F2F2"/>
+          </w:tcPr>
+          <w:p>
+            <w:pPr>
+              <w:jc w:val="center"/>
+            </w:pPr>
+            <w:r/>
+            <w:r>
+              <w:rPr>
+                <w:rFonts w:ascii="宋体" w:hAnsi="宋体" w:eastAsia="宋体"/>
+                <w:b w:val="0"/>
                 <w:sz w:val="16"/>
               </w:rPr>
               <w:t>W1-01</w:t>
@@ -629,13 +642,18 @@
       <w:tr>
         <w:tc>
           <w:tcPr>
-            <w:tcW w:type="dxa" w:w="510"/>
-          </w:tcPr>
-          <w:p>
-            <w:r/>
-            <w:r>
-              <w:rPr>
-                <w:rFonts w:ascii="宋体" w:hAnsi="宋体" w:eastAsia="宋体"/>
+            <w:tcW w:type="dxa" w:w="567"/>
+            <w:vAlign w:val="center"/>
+          </w:tcPr>
+          <w:p>
+            <w:pPr>
+              <w:jc w:val="center"/>
+            </w:pPr>
+            <w:r/>
+            <w:r>
+              <w:rPr>
+                <w:rFonts w:ascii="宋体" w:hAnsi="宋体" w:eastAsia="宋体"/>
+                <w:b w:val="0"/>
                 <w:sz w:val="16"/>
               </w:rPr>
               <w:t>1</w:t>
@@ -645,12 +663,17 @@
         <w:tc>
           <w:tcPr>
             <w:tcW w:type="dxa" w:w="567"/>
-          </w:tcPr>
-          <w:p>
-            <w:r/>
-            <w:r>
-              <w:rPr>
-                <w:rFonts w:ascii="宋体" w:hAnsi="宋体" w:eastAsia="宋体"/>
+            <w:vAlign w:val="center"/>
+          </w:tcPr>
+          <w:p>
+            <w:pPr>
+              <w:jc w:val="center"/>
+            </w:pPr>
+            <w:r/>
+            <w:r>
+              <w:rPr>
+                <w:rFonts w:ascii="宋体" w:hAnsi="宋体" w:eastAsia="宋体"/>
+                <w:b w:val="0"/>
                 <w:sz w:val="16"/>
               </w:rPr>
               <w:t>W1</w:t>
@@ -659,13 +682,15 @@
         </w:tc>
         <w:tc>
           <w:tcPr>
-            <w:tcW w:type="dxa" w:w="1077"/>
-          </w:tcPr>
-          <w:p>
-            <w:r/>
-            <w:r>
-              <w:rPr>
-                <w:rFonts w:ascii="宋体" w:hAnsi="宋体" w:eastAsia="宋体"/>
+            <w:tcW w:type="dxa" w:w="1134"/>
+            <w:vAlign w:val="center"/>
+          </w:tcPr>
+          <w:p>
+            <w:r/>
+            <w:r>
+              <w:rPr>
+                <w:rFonts w:ascii="宋体" w:hAnsi="宋体" w:eastAsia="宋体"/>
+                <w:b w:val="0"/>
                 <w:sz w:val="16"/>
               </w:rPr>
               <w:t>Windows 虚拟机</w:t>
@@ -674,129 +699,153 @@
         </w:tc>
         <w:tc>
           <w:tcPr>
+            <w:tcW w:type="dxa" w:w="794"/>
+            <w:vAlign w:val="center"/>
+          </w:tcPr>
+          <w:p>
+            <w:r/>
+            <w:r>
+              <w:rPr>
+                <w:rFonts w:ascii="宋体" w:hAnsi="宋体" w:eastAsia="宋体"/>
+                <w:b w:val="0"/>
+                <w:sz w:val="16"/>
+              </w:rPr>
+              <w:t>身份鉴别</w:t>
+            </w:r>
+          </w:p>
+        </w:tc>
+        <w:tc>
+          <w:tcPr>
+            <w:tcW w:type="dxa" w:w="1474"/>
+            <w:vAlign w:val="center"/>
+          </w:tcPr>
+          <w:p>
+            <w:r/>
+            <w:r>
+              <w:rPr>
+                <w:rFonts w:ascii="宋体" w:hAnsi="宋体" w:eastAsia="宋体"/>
+                <w:b w:val="0"/>
+                <w:sz w:val="16"/>
+              </w:rPr>
+              <w:t>8.1.4.1 a) 口令复杂度与长度</w:t>
+            </w:r>
+          </w:p>
+        </w:tc>
+        <w:tc>
+          <w:tcPr>
+            <w:tcW w:type="dxa" w:w="1587"/>
+            <w:vAlign w:val="center"/>
+          </w:tcPr>
+          <w:p>
+            <w:r/>
+            <w:r>
+              <w:rPr>
+                <w:rFonts w:ascii="宋体" w:hAnsi="宋体" w:eastAsia="宋体"/>
+                <w:b w:val="0"/>
+                <w:sz w:val="16"/>
+              </w:rPr>
+              <w:t>secpol.msc → 账户策略 → 密码策略；net accounts</w:t>
+            </w:r>
+          </w:p>
+        </w:tc>
+        <w:tc>
+          <w:tcPr>
+            <w:tcW w:type="dxa" w:w="1587"/>
+            <w:vAlign w:val="center"/>
+          </w:tcPr>
+          <w:p>
+            <w:r/>
+            <w:r>
+              <w:rPr>
+                <w:rFonts w:ascii="宋体" w:hAnsi="宋体" w:eastAsia="宋体"/>
+                <w:b w:val="0"/>
+                <w:sz w:val="16"/>
+              </w:rPr>
+              <w:t>启用复杂性；最小长度≥8；最长期限≤90天；历史≥5</w:t>
+            </w:r>
+          </w:p>
+        </w:tc>
+        <w:tc>
+          <w:tcPr>
+            <w:tcW w:type="dxa" w:w="1474"/>
+            <w:vAlign w:val="center"/>
+          </w:tcPr>
+          <w:p>
+            <w:r/>
+            <w:r>
+              <w:rPr>
+                <w:rFonts w:ascii="宋体" w:hAnsi="宋体" w:eastAsia="宋体"/>
+                <w:b w:val="0"/>
+                <w:sz w:val="16"/>
+              </w:rPr>
+            </w:r>
+          </w:p>
+        </w:tc>
+        <w:tc>
+          <w:tcPr>
             <w:tcW w:type="dxa" w:w="680"/>
-          </w:tcPr>
-          <w:p>
-            <w:r/>
-            <w:r>
-              <w:rPr>
-                <w:rFonts w:ascii="宋体" w:hAnsi="宋体" w:eastAsia="宋体"/>
+            <w:vAlign w:val="center"/>
+          </w:tcPr>
+          <w:p>
+            <w:pPr>
+              <w:jc w:val="center"/>
+            </w:pPr>
+            <w:r/>
+            <w:r>
+              <w:rPr>
+                <w:rFonts w:ascii="宋体" w:hAnsi="宋体" w:eastAsia="宋体"/>
+                <w:b w:val="0"/>
                 <w:sz w:val="16"/>
               </w:rPr>
-              <w:t>身份鉴别</w:t>
-            </w:r>
-          </w:p>
-        </w:tc>
-        <w:tc>
-          <w:tcPr>
-            <w:tcW w:type="dxa" w:w="1757"/>
-          </w:tcPr>
-          <w:p>
-            <w:r/>
-            <w:r>
-              <w:rPr>
-                <w:rFonts w:ascii="宋体" w:hAnsi="宋体" w:eastAsia="宋体"/>
+            </w:r>
+          </w:p>
+        </w:tc>
+        <w:tc>
+          <w:tcPr>
+            <w:tcW w:type="dxa" w:w="1474"/>
+            <w:vAlign w:val="center"/>
+          </w:tcPr>
+          <w:p>
+            <w:r/>
+            <w:r>
+              <w:rPr>
+                <w:rFonts w:ascii="宋体" w:hAnsi="宋体" w:eastAsia="宋体"/>
+                <w:b w:val="0"/>
                 <w:sz w:val="16"/>
               </w:rPr>
-              <w:t>8.1.4.1 a) 口令复杂度与长度</w:t>
-            </w:r>
-          </w:p>
-        </w:tc>
-        <w:tc>
-          <w:tcPr>
-            <w:tcW w:type="dxa" w:w="2041"/>
-          </w:tcPr>
-          <w:p>
-            <w:r/>
-            <w:r>
-              <w:rPr>
-                <w:rFonts w:ascii="宋体" w:hAnsi="宋体" w:eastAsia="宋体"/>
+            </w:r>
+          </w:p>
+        </w:tc>
+        <w:tc>
+          <w:tcPr>
+            <w:tcW w:type="dxa" w:w="1361"/>
+            <w:vAlign w:val="center"/>
+          </w:tcPr>
+          <w:p>
+            <w:r/>
+            <w:r>
+              <w:rPr>
+                <w:rFonts w:ascii="宋体" w:hAnsi="宋体" w:eastAsia="宋体"/>
+                <w:b w:val="0"/>
                 <w:sz w:val="16"/>
               </w:rPr>
-              <w:t>secpol.msc→账户策略→密码策略；net accounts</w:t>
-            </w:r>
-          </w:p>
-        </w:tc>
-        <w:tc>
-          <w:tcPr>
-            <w:tcW w:type="dxa" w:w="2041"/>
-          </w:tcPr>
-          <w:p>
-            <w:r/>
-            <w:r>
-              <w:rPr>
-                <w:rFonts w:ascii="宋体" w:hAnsi="宋体" w:eastAsia="宋体"/>
-                <w:sz w:val="16"/>
-              </w:rPr>
-              <w:t>启用复杂性；最小长度≥8；最长期限≤90天；历史≥5</w:t>
-            </w:r>
-          </w:p>
-        </w:tc>
-        <w:tc>
-          <w:tcPr>
-            <w:tcW w:type="dxa" w:w="1474"/>
-          </w:tcPr>
-          <w:p>
-            <w:r/>
-            <w:r>
-              <w:rPr>
-                <w:rFonts w:ascii="宋体" w:hAnsi="宋体" w:eastAsia="宋体"/>
-                <w:sz w:val="16"/>
-              </w:rPr>
-            </w:r>
-          </w:p>
-        </w:tc>
-        <w:tc>
-          <w:tcPr>
-            <w:tcW w:type="dxa" w:w="737"/>
-          </w:tcPr>
-          <w:p>
-            <w:r/>
-            <w:r>
-              <w:rPr>
-                <w:rFonts w:ascii="宋体" w:hAnsi="宋体" w:eastAsia="宋体"/>
-                <w:sz w:val="16"/>
-              </w:rPr>
-            </w:r>
-          </w:p>
-        </w:tc>
-        <w:tc>
-          <w:tcPr>
-            <w:tcW w:type="dxa" w:w="1701"/>
-          </w:tcPr>
-          <w:p>
-            <w:r/>
-            <w:r>
-              <w:rPr>
-                <w:rFonts w:ascii="宋体" w:hAnsi="宋体" w:eastAsia="宋体"/>
-                <w:sz w:val="16"/>
-              </w:rPr>
-            </w:r>
-          </w:p>
-        </w:tc>
-        <w:tc>
-          <w:tcPr>
-            <w:tcW w:type="dxa" w:w="1644"/>
-          </w:tcPr>
-          <w:p>
-            <w:r/>
-            <w:r>
-              <w:rPr>
-                <w:rFonts w:ascii="宋体" w:hAnsi="宋体" w:eastAsia="宋体"/>
-                <w:sz w:val="16"/>
-              </w:rPr>
-            </w:r>
-          </w:p>
-        </w:tc>
-        <w:tc>
-          <w:tcPr>
-            <w:tcW w:type="dxa" w:w="624"/>
-          </w:tcPr>
-          <w:p>
-            <w:r/>
-            <w:r>
-              <w:rPr>
-                <w:rFonts w:ascii="宋体" w:hAnsi="宋体" w:eastAsia="宋体"/>
+            </w:r>
+          </w:p>
+        </w:tc>
+        <w:tc>
+          <w:tcPr>
+            <w:tcW w:type="dxa" w:w="680"/>
+            <w:vAlign w:val="center"/>
+          </w:tcPr>
+          <w:p>
+            <w:pPr>
+              <w:jc w:val="center"/>
+            </w:pPr>
+            <w:r/>
+            <w:r>
+              <w:rPr>
+                <w:rFonts w:ascii="宋体" w:hAnsi="宋体" w:eastAsia="宋体"/>
+                <w:b w:val="0"/>
                 <w:sz w:val="16"/>
               </w:rPr>
             </w:r>
@@ -806,13 +855,18 @@
       <w:tr>
         <w:tc>
           <w:tcPr>
-            <w:tcW w:type="dxa" w:w="510"/>
-          </w:tcPr>
-          <w:p>
-            <w:r/>
-            <w:r>
-              <w:rPr>
-                <w:rFonts w:ascii="宋体" w:hAnsi="宋体" w:eastAsia="宋体"/>
+            <w:tcW w:type="dxa" w:w="567"/>
+            <w:vAlign w:val="center"/>
+          </w:tcPr>
+          <w:p>
+            <w:pPr>
+              <w:jc w:val="center"/>
+            </w:pPr>
+            <w:r/>
+            <w:r>
+              <w:rPr>
+                <w:rFonts w:ascii="宋体" w:hAnsi="宋体" w:eastAsia="宋体"/>
+                <w:b w:val="0"/>
                 <w:sz w:val="16"/>
               </w:rPr>
               <w:t>2</w:t>
@@ -822,12 +876,17 @@
         <w:tc>
           <w:tcPr>
             <w:tcW w:type="dxa" w:w="567"/>
-          </w:tcPr>
-          <w:p>
-            <w:r/>
-            <w:r>
-              <w:rPr>
-                <w:rFonts w:ascii="宋体" w:hAnsi="宋体" w:eastAsia="宋体"/>
+            <w:vAlign w:val="center"/>
+          </w:tcPr>
+          <w:p>
+            <w:pPr>
+              <w:jc w:val="center"/>
+            </w:pPr>
+            <w:r/>
+            <w:r>
+              <w:rPr>
+                <w:rFonts w:ascii="宋体" w:hAnsi="宋体" w:eastAsia="宋体"/>
+                <w:b w:val="0"/>
                 <w:sz w:val="16"/>
               </w:rPr>
               <w:t>W1</w:t>
@@ -836,13 +895,15 @@
         </w:tc>
         <w:tc>
           <w:tcPr>
-            <w:tcW w:type="dxa" w:w="1077"/>
-          </w:tcPr>
-          <w:p>
-            <w:r/>
-            <w:r>
-              <w:rPr>
-                <w:rFonts w:ascii="宋体" w:hAnsi="宋体" w:eastAsia="宋体"/>
+            <w:tcW w:type="dxa" w:w="1134"/>
+            <w:vAlign w:val="center"/>
+          </w:tcPr>
+          <w:p>
+            <w:r/>
+            <w:r>
+              <w:rPr>
+                <w:rFonts w:ascii="宋体" w:hAnsi="宋体" w:eastAsia="宋体"/>
+                <w:b w:val="0"/>
                 <w:sz w:val="16"/>
               </w:rPr>
               <w:t>Windows 虚拟机</w:t>
@@ -851,129 +912,153 @@
         </w:tc>
         <w:tc>
           <w:tcPr>
+            <w:tcW w:type="dxa" w:w="794"/>
+            <w:vAlign w:val="center"/>
+          </w:tcPr>
+          <w:p>
+            <w:r/>
+            <w:r>
+              <w:rPr>
+                <w:rFonts w:ascii="宋体" w:hAnsi="宋体" w:eastAsia="宋体"/>
+                <w:b w:val="0"/>
+                <w:sz w:val="16"/>
+              </w:rPr>
+              <w:t>身份鉴别</w:t>
+            </w:r>
+          </w:p>
+        </w:tc>
+        <w:tc>
+          <w:tcPr>
+            <w:tcW w:type="dxa" w:w="1474"/>
+            <w:vAlign w:val="center"/>
+          </w:tcPr>
+          <w:p>
+            <w:r/>
+            <w:r>
+              <w:rPr>
+                <w:rFonts w:ascii="宋体" w:hAnsi="宋体" w:eastAsia="宋体"/>
+                <w:b w:val="0"/>
+                <w:sz w:val="16"/>
+              </w:rPr>
+              <w:t>8.1.4.1 b) 登录失败处理</w:t>
+            </w:r>
+          </w:p>
+        </w:tc>
+        <w:tc>
+          <w:tcPr>
+            <w:tcW w:type="dxa" w:w="1587"/>
+            <w:vAlign w:val="center"/>
+          </w:tcPr>
+          <w:p>
+            <w:r/>
+            <w:r>
+              <w:rPr>
+                <w:rFonts w:ascii="宋体" w:hAnsi="宋体" w:eastAsia="宋体"/>
+                <w:b w:val="0"/>
+                <w:sz w:val="16"/>
+              </w:rPr>
+              <w:t>secpol.msc → 账户锁定策略</w:t>
+            </w:r>
+          </w:p>
+        </w:tc>
+        <w:tc>
+          <w:tcPr>
+            <w:tcW w:type="dxa" w:w="1587"/>
+            <w:vAlign w:val="center"/>
+          </w:tcPr>
+          <w:p>
+            <w:r/>
+            <w:r>
+              <w:rPr>
+                <w:rFonts w:ascii="宋体" w:hAnsi="宋体" w:eastAsia="宋体"/>
+                <w:b w:val="0"/>
+                <w:sz w:val="16"/>
+              </w:rPr>
+              <w:t>锁定阈值≤5次；锁定时间≥15分钟</w:t>
+            </w:r>
+          </w:p>
+        </w:tc>
+        <w:tc>
+          <w:tcPr>
+            <w:tcW w:type="dxa" w:w="1474"/>
+            <w:vAlign w:val="center"/>
+          </w:tcPr>
+          <w:p>
+            <w:r/>
+            <w:r>
+              <w:rPr>
+                <w:rFonts w:ascii="宋体" w:hAnsi="宋体" w:eastAsia="宋体"/>
+                <w:b w:val="0"/>
+                <w:sz w:val="16"/>
+              </w:rPr>
+            </w:r>
+          </w:p>
+        </w:tc>
+        <w:tc>
+          <w:tcPr>
             <w:tcW w:type="dxa" w:w="680"/>
-          </w:tcPr>
-          <w:p>
-            <w:r/>
-            <w:r>
-              <w:rPr>
-                <w:rFonts w:ascii="宋体" w:hAnsi="宋体" w:eastAsia="宋体"/>
+            <w:vAlign w:val="center"/>
+          </w:tcPr>
+          <w:p>
+            <w:pPr>
+              <w:jc w:val="center"/>
+            </w:pPr>
+            <w:r/>
+            <w:r>
+              <w:rPr>
+                <w:rFonts w:ascii="宋体" w:hAnsi="宋体" w:eastAsia="宋体"/>
+                <w:b w:val="0"/>
                 <w:sz w:val="16"/>
               </w:rPr>
-              <w:t>身份鉴别</w:t>
-            </w:r>
-          </w:p>
-        </w:tc>
-        <w:tc>
-          <w:tcPr>
-            <w:tcW w:type="dxa" w:w="1757"/>
-          </w:tcPr>
-          <w:p>
-            <w:r/>
-            <w:r>
-              <w:rPr>
-                <w:rFonts w:ascii="宋体" w:hAnsi="宋体" w:eastAsia="宋体"/>
+            </w:r>
+          </w:p>
+        </w:tc>
+        <w:tc>
+          <w:tcPr>
+            <w:tcW w:type="dxa" w:w="1474"/>
+            <w:vAlign w:val="center"/>
+          </w:tcPr>
+          <w:p>
+            <w:r/>
+            <w:r>
+              <w:rPr>
+                <w:rFonts w:ascii="宋体" w:hAnsi="宋体" w:eastAsia="宋体"/>
+                <w:b w:val="0"/>
                 <w:sz w:val="16"/>
               </w:rPr>
-              <w:t>8.1.4.1 b) 登录失败处理</w:t>
-            </w:r>
-          </w:p>
-        </w:tc>
-        <w:tc>
-          <w:tcPr>
-            <w:tcW w:type="dxa" w:w="2041"/>
-          </w:tcPr>
-          <w:p>
-            <w:r/>
-            <w:r>
-              <w:rPr>
-                <w:rFonts w:ascii="宋体" w:hAnsi="宋体" w:eastAsia="宋体"/>
+            </w:r>
+          </w:p>
+        </w:tc>
+        <w:tc>
+          <w:tcPr>
+            <w:tcW w:type="dxa" w:w="1361"/>
+            <w:vAlign w:val="center"/>
+          </w:tcPr>
+          <w:p>
+            <w:r/>
+            <w:r>
+              <w:rPr>
+                <w:rFonts w:ascii="宋体" w:hAnsi="宋体" w:eastAsia="宋体"/>
+                <w:b w:val="0"/>
                 <w:sz w:val="16"/>
               </w:rPr>
-              <w:t>secpol.msc→账户锁定策略</w:t>
-            </w:r>
-          </w:p>
-        </w:tc>
-        <w:tc>
-          <w:tcPr>
-            <w:tcW w:type="dxa" w:w="2041"/>
-          </w:tcPr>
-          <w:p>
-            <w:r/>
-            <w:r>
-              <w:rPr>
-                <w:rFonts w:ascii="宋体" w:hAnsi="宋体" w:eastAsia="宋体"/>
-                <w:sz w:val="16"/>
-              </w:rPr>
-              <w:t>锁定阈值≤5次；锁定时间≥15分钟</w:t>
-            </w:r>
-          </w:p>
-        </w:tc>
-        <w:tc>
-          <w:tcPr>
-            <w:tcW w:type="dxa" w:w="1474"/>
-          </w:tcPr>
-          <w:p>
-            <w:r/>
-            <w:r>
-              <w:rPr>
-                <w:rFonts w:ascii="宋体" w:hAnsi="宋体" w:eastAsia="宋体"/>
-                <w:sz w:val="16"/>
-              </w:rPr>
-            </w:r>
-          </w:p>
-        </w:tc>
-        <w:tc>
-          <w:tcPr>
-            <w:tcW w:type="dxa" w:w="737"/>
-          </w:tcPr>
-          <w:p>
-            <w:r/>
-            <w:r>
-              <w:rPr>
-                <w:rFonts w:ascii="宋体" w:hAnsi="宋体" w:eastAsia="宋体"/>
-                <w:sz w:val="16"/>
-              </w:rPr>
-            </w:r>
-          </w:p>
-        </w:tc>
-        <w:tc>
-          <w:tcPr>
-            <w:tcW w:type="dxa" w:w="1701"/>
-          </w:tcPr>
-          <w:p>
-            <w:r/>
-            <w:r>
-              <w:rPr>
-                <w:rFonts w:ascii="宋体" w:hAnsi="宋体" w:eastAsia="宋体"/>
-                <w:sz w:val="16"/>
-              </w:rPr>
-            </w:r>
-          </w:p>
-        </w:tc>
-        <w:tc>
-          <w:tcPr>
-            <w:tcW w:type="dxa" w:w="1644"/>
-          </w:tcPr>
-          <w:p>
-            <w:r/>
-            <w:r>
-              <w:rPr>
-                <w:rFonts w:ascii="宋体" w:hAnsi="宋体" w:eastAsia="宋体"/>
-                <w:sz w:val="16"/>
-              </w:rPr>
-            </w:r>
-          </w:p>
-        </w:tc>
-        <w:tc>
-          <w:tcPr>
-            <w:tcW w:type="dxa" w:w="624"/>
-          </w:tcPr>
-          <w:p>
-            <w:r/>
-            <w:r>
-              <w:rPr>
-                <w:rFonts w:ascii="宋体" w:hAnsi="宋体" w:eastAsia="宋体"/>
+            </w:r>
+          </w:p>
+        </w:tc>
+        <w:tc>
+          <w:tcPr>
+            <w:tcW w:type="dxa" w:w="680"/>
+            <w:vAlign w:val="center"/>
+          </w:tcPr>
+          <w:p>
+            <w:pPr>
+              <w:jc w:val="center"/>
+            </w:pPr>
+            <w:r/>
+            <w:r>
+              <w:rPr>
+                <w:rFonts w:ascii="宋体" w:hAnsi="宋体" w:eastAsia="宋体"/>
+                <w:b w:val="0"/>
                 <w:sz w:val="16"/>
               </w:rPr>
             </w:r>
@@ -983,13 +1068,18 @@
       <w:tr>
         <w:tc>
           <w:tcPr>
-            <w:tcW w:type="dxa" w:w="510"/>
-          </w:tcPr>
-          <w:p>
-            <w:r/>
-            <w:r>
-              <w:rPr>
-                <w:rFonts w:ascii="宋体" w:hAnsi="宋体" w:eastAsia="宋体"/>
+            <w:tcW w:type="dxa" w:w="567"/>
+            <w:vAlign w:val="center"/>
+          </w:tcPr>
+          <w:p>
+            <w:pPr>
+              <w:jc w:val="center"/>
+            </w:pPr>
+            <w:r/>
+            <w:r>
+              <w:rPr>
+                <w:rFonts w:ascii="宋体" w:hAnsi="宋体" w:eastAsia="宋体"/>
+                <w:b w:val="0"/>
                 <w:sz w:val="16"/>
               </w:rPr>
               <w:t>3</w:t>
@@ -999,12 +1089,17 @@
         <w:tc>
           <w:tcPr>
             <w:tcW w:type="dxa" w:w="567"/>
-          </w:tcPr>
-          <w:p>
-            <w:r/>
-            <w:r>
-              <w:rPr>
-                <w:rFonts w:ascii="宋体" w:hAnsi="宋体" w:eastAsia="宋体"/>
+            <w:vAlign w:val="center"/>
+          </w:tcPr>
+          <w:p>
+            <w:pPr>
+              <w:jc w:val="center"/>
+            </w:pPr>
+            <w:r/>
+            <w:r>
+              <w:rPr>
+                <w:rFonts w:ascii="宋体" w:hAnsi="宋体" w:eastAsia="宋体"/>
+                <w:b w:val="0"/>
                 <w:sz w:val="16"/>
               </w:rPr>
               <w:t>W1</w:t>
@@ -1013,13 +1108,15 @@
         </w:tc>
         <w:tc>
           <w:tcPr>
-            <w:tcW w:type="dxa" w:w="1077"/>
-          </w:tcPr>
-          <w:p>
-            <w:r/>
-            <w:r>
-              <w:rPr>
-                <w:rFonts w:ascii="宋体" w:hAnsi="宋体" w:eastAsia="宋体"/>
+            <w:tcW w:type="dxa" w:w="1134"/>
+            <w:vAlign w:val="center"/>
+          </w:tcPr>
+          <w:p>
+            <w:r/>
+            <w:r>
+              <w:rPr>
+                <w:rFonts w:ascii="宋体" w:hAnsi="宋体" w:eastAsia="宋体"/>
+                <w:b w:val="0"/>
                 <w:sz w:val="16"/>
               </w:rPr>
               <w:t>Windows 虚拟机</w:t>
@@ -1028,129 +1125,153 @@
         </w:tc>
         <w:tc>
           <w:tcPr>
+            <w:tcW w:type="dxa" w:w="794"/>
+            <w:vAlign w:val="center"/>
+          </w:tcPr>
+          <w:p>
+            <w:r/>
+            <w:r>
+              <w:rPr>
+                <w:rFonts w:ascii="宋体" w:hAnsi="宋体" w:eastAsia="宋体"/>
+                <w:b w:val="0"/>
+                <w:sz w:val="16"/>
+              </w:rPr>
+              <w:t>身份鉴别</w:t>
+            </w:r>
+          </w:p>
+        </w:tc>
+        <w:tc>
+          <w:tcPr>
+            <w:tcW w:type="dxa" w:w="1474"/>
+            <w:vAlign w:val="center"/>
+          </w:tcPr>
+          <w:p>
+            <w:r/>
+            <w:r>
+              <w:rPr>
+                <w:rFonts w:ascii="宋体" w:hAnsi="宋体" w:eastAsia="宋体"/>
+                <w:b w:val="0"/>
+                <w:sz w:val="16"/>
+              </w:rPr>
+              <w:t>8.1.4.1 c) 默认/多余账户</w:t>
+            </w:r>
+          </w:p>
+        </w:tc>
+        <w:tc>
+          <w:tcPr>
+            <w:tcW w:type="dxa" w:w="1587"/>
+            <w:vAlign w:val="center"/>
+          </w:tcPr>
+          <w:p>
+            <w:r/>
+            <w:r>
+              <w:rPr>
+                <w:rFonts w:ascii="宋体" w:hAnsi="宋体" w:eastAsia="宋体"/>
+                <w:b w:val="0"/>
+                <w:sz w:val="16"/>
+              </w:rPr>
+              <w:t>计算机管理 → 本地用户和组；net user</w:t>
+            </w:r>
+          </w:p>
+        </w:tc>
+        <w:tc>
+          <w:tcPr>
+            <w:tcW w:type="dxa" w:w="1587"/>
+            <w:vAlign w:val="center"/>
+          </w:tcPr>
+          <w:p>
+            <w:r/>
+            <w:r>
+              <w:rPr>
+                <w:rFonts w:ascii="宋体" w:hAnsi="宋体" w:eastAsia="宋体"/>
+                <w:b w:val="0"/>
+                <w:sz w:val="16"/>
+              </w:rPr>
+              <w:t>Administrator 已重命名或额外保护；Guest 已禁用；无多余/共享账户</w:t>
+            </w:r>
+          </w:p>
+        </w:tc>
+        <w:tc>
+          <w:tcPr>
+            <w:tcW w:type="dxa" w:w="1474"/>
+            <w:vAlign w:val="center"/>
+          </w:tcPr>
+          <w:p>
+            <w:r/>
+            <w:r>
+              <w:rPr>
+                <w:rFonts w:ascii="宋体" w:hAnsi="宋体" w:eastAsia="宋体"/>
+                <w:b w:val="0"/>
+                <w:sz w:val="16"/>
+              </w:rPr>
+            </w:r>
+          </w:p>
+        </w:tc>
+        <w:tc>
+          <w:tcPr>
             <w:tcW w:type="dxa" w:w="680"/>
-          </w:tcPr>
-          <w:p>
-            <w:r/>
-            <w:r>
-              <w:rPr>
-                <w:rFonts w:ascii="宋体" w:hAnsi="宋体" w:eastAsia="宋体"/>
+            <w:vAlign w:val="center"/>
+          </w:tcPr>
+          <w:p>
+            <w:pPr>
+              <w:jc w:val="center"/>
+            </w:pPr>
+            <w:r/>
+            <w:r>
+              <w:rPr>
+                <w:rFonts w:ascii="宋体" w:hAnsi="宋体" w:eastAsia="宋体"/>
+                <w:b w:val="0"/>
                 <w:sz w:val="16"/>
               </w:rPr>
-              <w:t>访问控制</w:t>
-            </w:r>
-          </w:p>
-        </w:tc>
-        <w:tc>
-          <w:tcPr>
-            <w:tcW w:type="dxa" w:w="1757"/>
-          </w:tcPr>
-          <w:p>
-            <w:r/>
-            <w:r>
-              <w:rPr>
-                <w:rFonts w:ascii="宋体" w:hAnsi="宋体" w:eastAsia="宋体"/>
+            </w:r>
+          </w:p>
+        </w:tc>
+        <w:tc>
+          <w:tcPr>
+            <w:tcW w:type="dxa" w:w="1474"/>
+            <w:vAlign w:val="center"/>
+          </w:tcPr>
+          <w:p>
+            <w:r/>
+            <w:r>
+              <w:rPr>
+                <w:rFonts w:ascii="宋体" w:hAnsi="宋体" w:eastAsia="宋体"/>
+                <w:b w:val="0"/>
                 <w:sz w:val="16"/>
               </w:rPr>
-              <w:t>8.1.4.2 b) 默认/多余账户</w:t>
-            </w:r>
-          </w:p>
-        </w:tc>
-        <w:tc>
-          <w:tcPr>
-            <w:tcW w:type="dxa" w:w="2041"/>
-          </w:tcPr>
-          <w:p>
-            <w:r/>
-            <w:r>
-              <w:rPr>
-                <w:rFonts w:ascii="宋体" w:hAnsi="宋体" w:eastAsia="宋体"/>
+            </w:r>
+          </w:p>
+        </w:tc>
+        <w:tc>
+          <w:tcPr>
+            <w:tcW w:type="dxa" w:w="1361"/>
+            <w:vAlign w:val="center"/>
+          </w:tcPr>
+          <w:p>
+            <w:r/>
+            <w:r>
+              <w:rPr>
+                <w:rFonts w:ascii="宋体" w:hAnsi="宋体" w:eastAsia="宋体"/>
+                <w:b w:val="0"/>
                 <w:sz w:val="16"/>
               </w:rPr>
-              <w:t>计算机管理→本地用户和组；net user</w:t>
-            </w:r>
-          </w:p>
-        </w:tc>
-        <w:tc>
-          <w:tcPr>
-            <w:tcW w:type="dxa" w:w="2041"/>
-          </w:tcPr>
-          <w:p>
-            <w:r/>
-            <w:r>
-              <w:rPr>
-                <w:rFonts w:ascii="宋体" w:hAnsi="宋体" w:eastAsia="宋体"/>
-                <w:sz w:val="16"/>
-              </w:rPr>
-              <w:t>Administrator 已重命名；Guest 已禁用；无多余账户</w:t>
-            </w:r>
-          </w:p>
-        </w:tc>
-        <w:tc>
-          <w:tcPr>
-            <w:tcW w:type="dxa" w:w="1474"/>
-          </w:tcPr>
-          <w:p>
-            <w:r/>
-            <w:r>
-              <w:rPr>
-                <w:rFonts w:ascii="宋体" w:hAnsi="宋体" w:eastAsia="宋体"/>
-                <w:sz w:val="16"/>
-              </w:rPr>
-            </w:r>
-          </w:p>
-        </w:tc>
-        <w:tc>
-          <w:tcPr>
-            <w:tcW w:type="dxa" w:w="737"/>
-          </w:tcPr>
-          <w:p>
-            <w:r/>
-            <w:r>
-              <w:rPr>
-                <w:rFonts w:ascii="宋体" w:hAnsi="宋体" w:eastAsia="宋体"/>
-                <w:sz w:val="16"/>
-              </w:rPr>
-            </w:r>
-          </w:p>
-        </w:tc>
-        <w:tc>
-          <w:tcPr>
-            <w:tcW w:type="dxa" w:w="1701"/>
-          </w:tcPr>
-          <w:p>
-            <w:r/>
-            <w:r>
-              <w:rPr>
-                <w:rFonts w:ascii="宋体" w:hAnsi="宋体" w:eastAsia="宋体"/>
-                <w:sz w:val="16"/>
-              </w:rPr>
-            </w:r>
-          </w:p>
-        </w:tc>
-        <w:tc>
-          <w:tcPr>
-            <w:tcW w:type="dxa" w:w="1644"/>
-          </w:tcPr>
-          <w:p>
-            <w:r/>
-            <w:r>
-              <w:rPr>
-                <w:rFonts w:ascii="宋体" w:hAnsi="宋体" w:eastAsia="宋体"/>
-                <w:sz w:val="16"/>
-              </w:rPr>
-            </w:r>
-          </w:p>
-        </w:tc>
-        <w:tc>
-          <w:tcPr>
-            <w:tcW w:type="dxa" w:w="624"/>
-          </w:tcPr>
-          <w:p>
-            <w:r/>
-            <w:r>
-              <w:rPr>
-                <w:rFonts w:ascii="宋体" w:hAnsi="宋体" w:eastAsia="宋体"/>
+            </w:r>
+          </w:p>
+        </w:tc>
+        <w:tc>
+          <w:tcPr>
+            <w:tcW w:type="dxa" w:w="680"/>
+            <w:vAlign w:val="center"/>
+          </w:tcPr>
+          <w:p>
+            <w:pPr>
+              <w:jc w:val="center"/>
+            </w:pPr>
+            <w:r/>
+            <w:r>
+              <w:rPr>
+                <w:rFonts w:ascii="宋体" w:hAnsi="宋体" w:eastAsia="宋体"/>
+                <w:b w:val="0"/>
                 <w:sz w:val="16"/>
               </w:rPr>
             </w:r>
@@ -1160,13 +1281,18 @@
       <w:tr>
         <w:tc>
           <w:tcPr>
-            <w:tcW w:type="dxa" w:w="510"/>
-          </w:tcPr>
-          <w:p>
-            <w:r/>
-            <w:r>
-              <w:rPr>
-                <w:rFonts w:ascii="宋体" w:hAnsi="宋体" w:eastAsia="宋体"/>
+            <w:tcW w:type="dxa" w:w="567"/>
+            <w:vAlign w:val="center"/>
+          </w:tcPr>
+          <w:p>
+            <w:pPr>
+              <w:jc w:val="center"/>
+            </w:pPr>
+            <w:r/>
+            <w:r>
+              <w:rPr>
+                <w:rFonts w:ascii="宋体" w:hAnsi="宋体" w:eastAsia="宋体"/>
+                <w:b w:val="0"/>
                 <w:sz w:val="16"/>
               </w:rPr>
               <w:t>4</w:t>
@@ -1176,12 +1302,17 @@
         <w:tc>
           <w:tcPr>
             <w:tcW w:type="dxa" w:w="567"/>
-          </w:tcPr>
-          <w:p>
-            <w:r/>
-            <w:r>
-              <w:rPr>
-                <w:rFonts w:ascii="宋体" w:hAnsi="宋体" w:eastAsia="宋体"/>
+            <w:vAlign w:val="center"/>
+          </w:tcPr>
+          <w:p>
+            <w:pPr>
+              <w:jc w:val="center"/>
+            </w:pPr>
+            <w:r/>
+            <w:r>
+              <w:rPr>
+                <w:rFonts w:ascii="宋体" w:hAnsi="宋体" w:eastAsia="宋体"/>
+                <w:b w:val="0"/>
                 <w:sz w:val="16"/>
               </w:rPr>
               <w:t>W2</w:t>
@@ -1190,13 +1321,15 @@
         </w:tc>
         <w:tc>
           <w:tcPr>
-            <w:tcW w:type="dxa" w:w="1077"/>
-          </w:tcPr>
-          <w:p>
-            <w:r/>
-            <w:r>
-              <w:rPr>
-                <w:rFonts w:ascii="宋体" w:hAnsi="宋体" w:eastAsia="宋体"/>
+            <w:tcW w:type="dxa" w:w="1134"/>
+            <w:vAlign w:val="center"/>
+          </w:tcPr>
+          <w:p>
+            <w:r/>
+            <w:r>
+              <w:rPr>
+                <w:rFonts w:ascii="宋体" w:hAnsi="宋体" w:eastAsia="宋体"/>
+                <w:b w:val="0"/>
                 <w:sz w:val="16"/>
               </w:rPr>
               <w:t>Windows 虚拟机</w:t>
@@ -1205,129 +1338,153 @@
         </w:tc>
         <w:tc>
           <w:tcPr>
+            <w:tcW w:type="dxa" w:w="794"/>
+            <w:vAlign w:val="center"/>
+          </w:tcPr>
+          <w:p>
+            <w:r/>
+            <w:r>
+              <w:rPr>
+                <w:rFonts w:ascii="宋体" w:hAnsi="宋体" w:eastAsia="宋体"/>
+                <w:b w:val="0"/>
+                <w:sz w:val="16"/>
+              </w:rPr>
+              <w:t>安全审计</w:t>
+            </w:r>
+          </w:p>
+        </w:tc>
+        <w:tc>
+          <w:tcPr>
+            <w:tcW w:type="dxa" w:w="1474"/>
+            <w:vAlign w:val="center"/>
+          </w:tcPr>
+          <w:p>
+            <w:r/>
+            <w:r>
+              <w:rPr>
+                <w:rFonts w:ascii="宋体" w:hAnsi="宋体" w:eastAsia="宋体"/>
+                <w:b w:val="0"/>
+                <w:sz w:val="16"/>
+              </w:rPr>
+              <w:t>8.1.4.3 a) 审计范围</w:t>
+            </w:r>
+          </w:p>
+        </w:tc>
+        <w:tc>
+          <w:tcPr>
+            <w:tcW w:type="dxa" w:w="1587"/>
+            <w:vAlign w:val="center"/>
+          </w:tcPr>
+          <w:p>
+            <w:r/>
+            <w:r>
+              <w:rPr>
+                <w:rFonts w:ascii="宋体" w:hAnsi="宋体" w:eastAsia="宋体"/>
+                <w:b w:val="0"/>
+                <w:sz w:val="16"/>
+              </w:rPr>
+              <w:t>secpol.msc → 本地策略 → 审核策略；auditpol /get /category:*</w:t>
+            </w:r>
+          </w:p>
+        </w:tc>
+        <w:tc>
+          <w:tcPr>
+            <w:tcW w:type="dxa" w:w="1587"/>
+            <w:vAlign w:val="center"/>
+          </w:tcPr>
+          <w:p>
+            <w:r/>
+            <w:r>
+              <w:rPr>
+                <w:rFonts w:ascii="宋体" w:hAnsi="宋体" w:eastAsia="宋体"/>
+                <w:b w:val="0"/>
+                <w:sz w:val="16"/>
+              </w:rPr>
+              <w:t>登录、对象访问、策略变更、账户管理均启用“成功+失败”审计</w:t>
+            </w:r>
+          </w:p>
+        </w:tc>
+        <w:tc>
+          <w:tcPr>
+            <w:tcW w:type="dxa" w:w="1474"/>
+            <w:vAlign w:val="center"/>
+          </w:tcPr>
+          <w:p>
+            <w:r/>
+            <w:r>
+              <w:rPr>
+                <w:rFonts w:ascii="宋体" w:hAnsi="宋体" w:eastAsia="宋体"/>
+                <w:b w:val="0"/>
+                <w:sz w:val="16"/>
+              </w:rPr>
+            </w:r>
+          </w:p>
+        </w:tc>
+        <w:tc>
+          <w:tcPr>
             <w:tcW w:type="dxa" w:w="680"/>
-          </w:tcPr>
-          <w:p>
-            <w:r/>
-            <w:r>
-              <w:rPr>
-                <w:rFonts w:ascii="宋体" w:hAnsi="宋体" w:eastAsia="宋体"/>
+            <w:vAlign w:val="center"/>
+          </w:tcPr>
+          <w:p>
+            <w:pPr>
+              <w:jc w:val="center"/>
+            </w:pPr>
+            <w:r/>
+            <w:r>
+              <w:rPr>
+                <w:rFonts w:ascii="宋体" w:hAnsi="宋体" w:eastAsia="宋体"/>
+                <w:b w:val="0"/>
                 <w:sz w:val="16"/>
               </w:rPr>
-              <w:t>安全审计</w:t>
-            </w:r>
-          </w:p>
-        </w:tc>
-        <w:tc>
-          <w:tcPr>
-            <w:tcW w:type="dxa" w:w="1757"/>
-          </w:tcPr>
-          <w:p>
-            <w:r/>
-            <w:r>
-              <w:rPr>
-                <w:rFonts w:ascii="宋体" w:hAnsi="宋体" w:eastAsia="宋体"/>
+            </w:r>
+          </w:p>
+        </w:tc>
+        <w:tc>
+          <w:tcPr>
+            <w:tcW w:type="dxa" w:w="1474"/>
+            <w:vAlign w:val="center"/>
+          </w:tcPr>
+          <w:p>
+            <w:r/>
+            <w:r>
+              <w:rPr>
+                <w:rFonts w:ascii="宋体" w:hAnsi="宋体" w:eastAsia="宋体"/>
+                <w:b w:val="0"/>
                 <w:sz w:val="16"/>
               </w:rPr>
-              <w:t>8.1.4.3 a) 审计范围</w:t>
-            </w:r>
-          </w:p>
-        </w:tc>
-        <w:tc>
-          <w:tcPr>
-            <w:tcW w:type="dxa" w:w="2041"/>
-          </w:tcPr>
-          <w:p>
-            <w:r/>
-            <w:r>
-              <w:rPr>
-                <w:rFonts w:ascii="宋体" w:hAnsi="宋体" w:eastAsia="宋体"/>
+            </w:r>
+          </w:p>
+        </w:tc>
+        <w:tc>
+          <w:tcPr>
+            <w:tcW w:type="dxa" w:w="1361"/>
+            <w:vAlign w:val="center"/>
+          </w:tcPr>
+          <w:p>
+            <w:r/>
+            <w:r>
+              <w:rPr>
+                <w:rFonts w:ascii="宋体" w:hAnsi="宋体" w:eastAsia="宋体"/>
+                <w:b w:val="0"/>
                 <w:sz w:val="16"/>
               </w:rPr>
-              <w:t>secpol.msc→本地策略→审核策略；auditpol /get /category:*</w:t>
-            </w:r>
-          </w:p>
-        </w:tc>
-        <w:tc>
-          <w:tcPr>
-            <w:tcW w:type="dxa" w:w="2041"/>
-          </w:tcPr>
-          <w:p>
-            <w:r/>
-            <w:r>
-              <w:rPr>
-                <w:rFonts w:ascii="宋体" w:hAnsi="宋体" w:eastAsia="宋体"/>
-                <w:sz w:val="16"/>
-              </w:rPr>
-              <w:t>登录、对象访问、策略变更均启用"成功+失败"审计</w:t>
-            </w:r>
-          </w:p>
-        </w:tc>
-        <w:tc>
-          <w:tcPr>
-            <w:tcW w:type="dxa" w:w="1474"/>
-          </w:tcPr>
-          <w:p>
-            <w:r/>
-            <w:r>
-              <w:rPr>
-                <w:rFonts w:ascii="宋体" w:hAnsi="宋体" w:eastAsia="宋体"/>
-                <w:sz w:val="16"/>
-              </w:rPr>
-            </w:r>
-          </w:p>
-        </w:tc>
-        <w:tc>
-          <w:tcPr>
-            <w:tcW w:type="dxa" w:w="737"/>
-          </w:tcPr>
-          <w:p>
-            <w:r/>
-            <w:r>
-              <w:rPr>
-                <w:rFonts w:ascii="宋体" w:hAnsi="宋体" w:eastAsia="宋体"/>
-                <w:sz w:val="16"/>
-              </w:rPr>
-            </w:r>
-          </w:p>
-        </w:tc>
-        <w:tc>
-          <w:tcPr>
-            <w:tcW w:type="dxa" w:w="1701"/>
-          </w:tcPr>
-          <w:p>
-            <w:r/>
-            <w:r>
-              <w:rPr>
-                <w:rFonts w:ascii="宋体" w:hAnsi="宋体" w:eastAsia="宋体"/>
-                <w:sz w:val="16"/>
-              </w:rPr>
-            </w:r>
-          </w:p>
-        </w:tc>
-        <w:tc>
-          <w:tcPr>
-            <w:tcW w:type="dxa" w:w="1644"/>
-          </w:tcPr>
-          <w:p>
-            <w:r/>
-            <w:r>
-              <w:rPr>
-                <w:rFonts w:ascii="宋体" w:hAnsi="宋体" w:eastAsia="宋体"/>
-                <w:sz w:val="16"/>
-              </w:rPr>
-            </w:r>
-          </w:p>
-        </w:tc>
-        <w:tc>
-          <w:tcPr>
-            <w:tcW w:type="dxa" w:w="624"/>
-          </w:tcPr>
-          <w:p>
-            <w:r/>
-            <w:r>
-              <w:rPr>
-                <w:rFonts w:ascii="宋体" w:hAnsi="宋体" w:eastAsia="宋体"/>
+            </w:r>
+          </w:p>
+        </w:tc>
+        <w:tc>
+          <w:tcPr>
+            <w:tcW w:type="dxa" w:w="680"/>
+            <w:vAlign w:val="center"/>
+          </w:tcPr>
+          <w:p>
+            <w:pPr>
+              <w:jc w:val="center"/>
+            </w:pPr>
+            <w:r/>
+            <w:r>
+              <w:rPr>
+                <w:rFonts w:ascii="宋体" w:hAnsi="宋体" w:eastAsia="宋体"/>
+                <w:b w:val="0"/>
                 <w:sz w:val="16"/>
               </w:rPr>
             </w:r>
@@ -1337,13 +1494,18 @@
       <w:tr>
         <w:tc>
           <w:tcPr>
-            <w:tcW w:type="dxa" w:w="510"/>
-          </w:tcPr>
-          <w:p>
-            <w:r/>
-            <w:r>
-              <w:rPr>
-                <w:rFonts w:ascii="宋体" w:hAnsi="宋体" w:eastAsia="宋体"/>
+            <w:tcW w:type="dxa" w:w="567"/>
+            <w:vAlign w:val="center"/>
+          </w:tcPr>
+          <w:p>
+            <w:pPr>
+              <w:jc w:val="center"/>
+            </w:pPr>
+            <w:r/>
+            <w:r>
+              <w:rPr>
+                <w:rFonts w:ascii="宋体" w:hAnsi="宋体" w:eastAsia="宋体"/>
+                <w:b w:val="0"/>
                 <w:sz w:val="16"/>
               </w:rPr>
               <w:t>5</w:t>
@@ -1353,12 +1515,17 @@
         <w:tc>
           <w:tcPr>
             <w:tcW w:type="dxa" w:w="567"/>
-          </w:tcPr>
-          <w:p>
-            <w:r/>
-            <w:r>
-              <w:rPr>
-                <w:rFonts w:ascii="宋体" w:hAnsi="宋体" w:eastAsia="宋体"/>
+            <w:vAlign w:val="center"/>
+          </w:tcPr>
+          <w:p>
+            <w:pPr>
+              <w:jc w:val="center"/>
+            </w:pPr>
+            <w:r/>
+            <w:r>
+              <w:rPr>
+                <w:rFonts w:ascii="宋体" w:hAnsi="宋体" w:eastAsia="宋体"/>
+                <w:b w:val="0"/>
                 <w:sz w:val="16"/>
               </w:rPr>
               <w:t>W2</w:t>
@@ -1367,13 +1534,15 @@
         </w:tc>
         <w:tc>
           <w:tcPr>
-            <w:tcW w:type="dxa" w:w="1077"/>
-          </w:tcPr>
-          <w:p>
-            <w:r/>
-            <w:r>
-              <w:rPr>
-                <w:rFonts w:ascii="宋体" w:hAnsi="宋体" w:eastAsia="宋体"/>
+            <w:tcW w:type="dxa" w:w="1134"/>
+            <w:vAlign w:val="center"/>
+          </w:tcPr>
+          <w:p>
+            <w:r/>
+            <w:r>
+              <w:rPr>
+                <w:rFonts w:ascii="宋体" w:hAnsi="宋体" w:eastAsia="宋体"/>
+                <w:b w:val="0"/>
                 <w:sz w:val="16"/>
               </w:rPr>
               <w:t>Windows 虚拟机</w:t>
@@ -1382,129 +1551,153 @@
         </w:tc>
         <w:tc>
           <w:tcPr>
+            <w:tcW w:type="dxa" w:w="794"/>
+            <w:vAlign w:val="center"/>
+          </w:tcPr>
+          <w:p>
+            <w:r/>
+            <w:r>
+              <w:rPr>
+                <w:rFonts w:ascii="宋体" w:hAnsi="宋体" w:eastAsia="宋体"/>
+                <w:b w:val="0"/>
+                <w:sz w:val="16"/>
+              </w:rPr>
+              <w:t>安全审计</w:t>
+            </w:r>
+          </w:p>
+        </w:tc>
+        <w:tc>
+          <w:tcPr>
+            <w:tcW w:type="dxa" w:w="1474"/>
+            <w:vAlign w:val="center"/>
+          </w:tcPr>
+          <w:p>
+            <w:r/>
+            <w:r>
+              <w:rPr>
+                <w:rFonts w:ascii="宋体" w:hAnsi="宋体" w:eastAsia="宋体"/>
+                <w:b w:val="0"/>
+                <w:sz w:val="16"/>
+              </w:rPr>
+              <w:t>8.1.4.3 b) 日志留存</w:t>
+            </w:r>
+          </w:p>
+        </w:tc>
+        <w:tc>
+          <w:tcPr>
+            <w:tcW w:type="dxa" w:w="1587"/>
+            <w:vAlign w:val="center"/>
+          </w:tcPr>
+          <w:p>
+            <w:r/>
+            <w:r>
+              <w:rPr>
+                <w:rFonts w:ascii="宋体" w:hAnsi="宋体" w:eastAsia="宋体"/>
+                <w:b w:val="0"/>
+                <w:sz w:val="16"/>
+              </w:rPr>
+              <w:t>事件查看器 → Windows 日志 → 安全性 → 属性</w:t>
+            </w:r>
+          </w:p>
+        </w:tc>
+        <w:tc>
+          <w:tcPr>
+            <w:tcW w:type="dxa" w:w="1587"/>
+            <w:vAlign w:val="center"/>
+          </w:tcPr>
+          <w:p>
+            <w:r/>
+            <w:r>
+              <w:rPr>
+                <w:rFonts w:ascii="宋体" w:hAnsi="宋体" w:eastAsia="宋体"/>
+                <w:b w:val="0"/>
+                <w:sz w:val="16"/>
+              </w:rPr>
+              <w:t>日志文件≥1GB 或留存≥6个月</w:t>
+            </w:r>
+          </w:p>
+        </w:tc>
+        <w:tc>
+          <w:tcPr>
+            <w:tcW w:type="dxa" w:w="1474"/>
+            <w:vAlign w:val="center"/>
+          </w:tcPr>
+          <w:p>
+            <w:r/>
+            <w:r>
+              <w:rPr>
+                <w:rFonts w:ascii="宋体" w:hAnsi="宋体" w:eastAsia="宋体"/>
+                <w:b w:val="0"/>
+                <w:sz w:val="16"/>
+              </w:rPr>
+            </w:r>
+          </w:p>
+        </w:tc>
+        <w:tc>
+          <w:tcPr>
             <w:tcW w:type="dxa" w:w="680"/>
-          </w:tcPr>
-          <w:p>
-            <w:r/>
-            <w:r>
-              <w:rPr>
-                <w:rFonts w:ascii="宋体" w:hAnsi="宋体" w:eastAsia="宋体"/>
+            <w:vAlign w:val="center"/>
+          </w:tcPr>
+          <w:p>
+            <w:pPr>
+              <w:jc w:val="center"/>
+            </w:pPr>
+            <w:r/>
+            <w:r>
+              <w:rPr>
+                <w:rFonts w:ascii="宋体" w:hAnsi="宋体" w:eastAsia="宋体"/>
+                <w:b w:val="0"/>
                 <w:sz w:val="16"/>
               </w:rPr>
-              <w:t>安全审计</w:t>
-            </w:r>
-          </w:p>
-        </w:tc>
-        <w:tc>
-          <w:tcPr>
-            <w:tcW w:type="dxa" w:w="1757"/>
-          </w:tcPr>
-          <w:p>
-            <w:r/>
-            <w:r>
-              <w:rPr>
-                <w:rFonts w:ascii="宋体" w:hAnsi="宋体" w:eastAsia="宋体"/>
+            </w:r>
+          </w:p>
+        </w:tc>
+        <w:tc>
+          <w:tcPr>
+            <w:tcW w:type="dxa" w:w="1474"/>
+            <w:vAlign w:val="center"/>
+          </w:tcPr>
+          <w:p>
+            <w:r/>
+            <w:r>
+              <w:rPr>
+                <w:rFonts w:ascii="宋体" w:hAnsi="宋体" w:eastAsia="宋体"/>
+                <w:b w:val="0"/>
                 <w:sz w:val="16"/>
               </w:rPr>
-              <w:t>8.1.4.3 b) 日志留存</w:t>
-            </w:r>
-          </w:p>
-        </w:tc>
-        <w:tc>
-          <w:tcPr>
-            <w:tcW w:type="dxa" w:w="2041"/>
-          </w:tcPr>
-          <w:p>
-            <w:r/>
-            <w:r>
-              <w:rPr>
-                <w:rFonts w:ascii="宋体" w:hAnsi="宋体" w:eastAsia="宋体"/>
+            </w:r>
+          </w:p>
+        </w:tc>
+        <w:tc>
+          <w:tcPr>
+            <w:tcW w:type="dxa" w:w="1361"/>
+            <w:vAlign w:val="center"/>
+          </w:tcPr>
+          <w:p>
+            <w:r/>
+            <w:r>
+              <w:rPr>
+                <w:rFonts w:ascii="宋体" w:hAnsi="宋体" w:eastAsia="宋体"/>
+                <w:b w:val="0"/>
                 <w:sz w:val="16"/>
               </w:rPr>
-              <w:t>事件查看器→Windows 日志→安全性→属性</w:t>
-            </w:r>
-          </w:p>
-        </w:tc>
-        <w:tc>
-          <w:tcPr>
-            <w:tcW w:type="dxa" w:w="2041"/>
-          </w:tcPr>
-          <w:p>
-            <w:r/>
-            <w:r>
-              <w:rPr>
-                <w:rFonts w:ascii="宋体" w:hAnsi="宋体" w:eastAsia="宋体"/>
-                <w:sz w:val="16"/>
-              </w:rPr>
-              <w:t>日志文件≥1GB 或留存≥6个月</w:t>
-            </w:r>
-          </w:p>
-        </w:tc>
-        <w:tc>
-          <w:tcPr>
-            <w:tcW w:type="dxa" w:w="1474"/>
-          </w:tcPr>
-          <w:p>
-            <w:r/>
-            <w:r>
-              <w:rPr>
-                <w:rFonts w:ascii="宋体" w:hAnsi="宋体" w:eastAsia="宋体"/>
-                <w:sz w:val="16"/>
-              </w:rPr>
-            </w:r>
-          </w:p>
-        </w:tc>
-        <w:tc>
-          <w:tcPr>
-            <w:tcW w:type="dxa" w:w="737"/>
-          </w:tcPr>
-          <w:p>
-            <w:r/>
-            <w:r>
-              <w:rPr>
-                <w:rFonts w:ascii="宋体" w:hAnsi="宋体" w:eastAsia="宋体"/>
-                <w:sz w:val="16"/>
-              </w:rPr>
-            </w:r>
-          </w:p>
-        </w:tc>
-        <w:tc>
-          <w:tcPr>
-            <w:tcW w:type="dxa" w:w="1701"/>
-          </w:tcPr>
-          <w:p>
-            <w:r/>
-            <w:r>
-              <w:rPr>
-                <w:rFonts w:ascii="宋体" w:hAnsi="宋体" w:eastAsia="宋体"/>
-                <w:sz w:val="16"/>
-              </w:rPr>
-            </w:r>
-          </w:p>
-        </w:tc>
-        <w:tc>
-          <w:tcPr>
-            <w:tcW w:type="dxa" w:w="1644"/>
-          </w:tcPr>
-          <w:p>
-            <w:r/>
-            <w:r>
-              <w:rPr>
-                <w:rFonts w:ascii="宋体" w:hAnsi="宋体" w:eastAsia="宋体"/>
-                <w:sz w:val="16"/>
-              </w:rPr>
-            </w:r>
-          </w:p>
-        </w:tc>
-        <w:tc>
-          <w:tcPr>
-            <w:tcW w:type="dxa" w:w="624"/>
-          </w:tcPr>
-          <w:p>
-            <w:r/>
-            <w:r>
-              <w:rPr>
-                <w:rFonts w:ascii="宋体" w:hAnsi="宋体" w:eastAsia="宋体"/>
+            </w:r>
+          </w:p>
+        </w:tc>
+        <w:tc>
+          <w:tcPr>
+            <w:tcW w:type="dxa" w:w="680"/>
+            <w:vAlign w:val="center"/>
+          </w:tcPr>
+          <w:p>
+            <w:pPr>
+              <w:jc w:val="center"/>
+            </w:pPr>
+            <w:r/>
+            <w:r>
+              <w:rPr>
+                <w:rFonts w:ascii="宋体" w:hAnsi="宋体" w:eastAsia="宋体"/>
+                <w:b w:val="0"/>
                 <w:sz w:val="16"/>
               </w:rPr>
             </w:r>
@@ -1514,13 +1707,18 @@
       <w:tr>
         <w:tc>
           <w:tcPr>
-            <w:tcW w:type="dxa" w:w="510"/>
-          </w:tcPr>
-          <w:p>
-            <w:r/>
-            <w:r>
-              <w:rPr>
-                <w:rFonts w:ascii="宋体" w:hAnsi="宋体" w:eastAsia="宋体"/>
+            <w:tcW w:type="dxa" w:w="567"/>
+            <w:vAlign w:val="center"/>
+          </w:tcPr>
+          <w:p>
+            <w:pPr>
+              <w:jc w:val="center"/>
+            </w:pPr>
+            <w:r/>
+            <w:r>
+              <w:rPr>
+                <w:rFonts w:ascii="宋体" w:hAnsi="宋体" w:eastAsia="宋体"/>
+                <w:b w:val="0"/>
                 <w:sz w:val="16"/>
               </w:rPr>
               <w:t>6</w:t>
@@ -1530,12 +1728,17 @@
         <w:tc>
           <w:tcPr>
             <w:tcW w:type="dxa" w:w="567"/>
-          </w:tcPr>
-          <w:p>
-            <w:r/>
-            <w:r>
-              <w:rPr>
-                <w:rFonts w:ascii="宋体" w:hAnsi="宋体" w:eastAsia="宋体"/>
+            <w:vAlign w:val="center"/>
+          </w:tcPr>
+          <w:p>
+            <w:pPr>
+              <w:jc w:val="center"/>
+            </w:pPr>
+            <w:r/>
+            <w:r>
+              <w:rPr>
+                <w:rFonts w:ascii="宋体" w:hAnsi="宋体" w:eastAsia="宋体"/>
+                <w:b w:val="0"/>
                 <w:sz w:val="16"/>
               </w:rPr>
               <w:t>W2</w:t>
@@ -1544,13 +1747,15 @@
         </w:tc>
         <w:tc>
           <w:tcPr>
-            <w:tcW w:type="dxa" w:w="1077"/>
-          </w:tcPr>
-          <w:p>
-            <w:r/>
-            <w:r>
-              <w:rPr>
-                <w:rFonts w:ascii="宋体" w:hAnsi="宋体" w:eastAsia="宋体"/>
+            <w:tcW w:type="dxa" w:w="1134"/>
+            <w:vAlign w:val="center"/>
+          </w:tcPr>
+          <w:p>
+            <w:r/>
+            <w:r>
+              <w:rPr>
+                <w:rFonts w:ascii="宋体" w:hAnsi="宋体" w:eastAsia="宋体"/>
+                <w:b w:val="0"/>
                 <w:sz w:val="16"/>
               </w:rPr>
               <w:t>Windows 虚拟机</w:t>
@@ -1559,129 +1764,153 @@
         </w:tc>
         <w:tc>
           <w:tcPr>
+            <w:tcW w:type="dxa" w:w="794"/>
+            <w:vAlign w:val="center"/>
+          </w:tcPr>
+          <w:p>
+            <w:r/>
+            <w:r>
+              <w:rPr>
+                <w:rFonts w:ascii="宋体" w:hAnsi="宋体" w:eastAsia="宋体"/>
+                <w:b w:val="0"/>
+                <w:sz w:val="16"/>
+              </w:rPr>
+              <w:t>安全审计</w:t>
+            </w:r>
+          </w:p>
+        </w:tc>
+        <w:tc>
+          <w:tcPr>
+            <w:tcW w:type="dxa" w:w="1474"/>
+            <w:vAlign w:val="center"/>
+          </w:tcPr>
+          <w:p>
+            <w:r/>
+            <w:r>
+              <w:rPr>
+                <w:rFonts w:ascii="宋体" w:hAnsi="宋体" w:eastAsia="宋体"/>
+                <w:b w:val="0"/>
+                <w:sz w:val="16"/>
+              </w:rPr>
+              <w:t>8.1.4.3 c) 审计记录保护</w:t>
+            </w:r>
+          </w:p>
+        </w:tc>
+        <w:tc>
+          <w:tcPr>
+            <w:tcW w:type="dxa" w:w="1587"/>
+            <w:vAlign w:val="center"/>
+          </w:tcPr>
+          <w:p>
+            <w:r/>
+            <w:r>
+              <w:rPr>
+                <w:rFonts w:ascii="宋体" w:hAnsi="宋体" w:eastAsia="宋体"/>
+                <w:b w:val="0"/>
+                <w:sz w:val="16"/>
+              </w:rPr>
+              <w:t>事件查看器 → 安全日志 → 属性；查看日志文件访问权限</w:t>
+            </w:r>
+          </w:p>
+        </w:tc>
+        <w:tc>
+          <w:tcPr>
+            <w:tcW w:type="dxa" w:w="1587"/>
+            <w:vAlign w:val="center"/>
+          </w:tcPr>
+          <w:p>
+            <w:r/>
+            <w:r>
+              <w:rPr>
+                <w:rFonts w:ascii="宋体" w:hAnsi="宋体" w:eastAsia="宋体"/>
+                <w:b w:val="0"/>
+                <w:sz w:val="16"/>
+              </w:rPr>
+              <w:t>日志不可随意删除/覆盖，访问权限受控</w:t>
+            </w:r>
+          </w:p>
+        </w:tc>
+        <w:tc>
+          <w:tcPr>
+            <w:tcW w:type="dxa" w:w="1474"/>
+            <w:vAlign w:val="center"/>
+          </w:tcPr>
+          <w:p>
+            <w:r/>
+            <w:r>
+              <w:rPr>
+                <w:rFonts w:ascii="宋体" w:hAnsi="宋体" w:eastAsia="宋体"/>
+                <w:b w:val="0"/>
+                <w:sz w:val="16"/>
+              </w:rPr>
+            </w:r>
+          </w:p>
+        </w:tc>
+        <w:tc>
+          <w:tcPr>
             <w:tcW w:type="dxa" w:w="680"/>
-          </w:tcPr>
-          <w:p>
-            <w:r/>
-            <w:r>
-              <w:rPr>
-                <w:rFonts w:ascii="宋体" w:hAnsi="宋体" w:eastAsia="宋体"/>
+            <w:vAlign w:val="center"/>
+          </w:tcPr>
+          <w:p>
+            <w:pPr>
+              <w:jc w:val="center"/>
+            </w:pPr>
+            <w:r/>
+            <w:r>
+              <w:rPr>
+                <w:rFonts w:ascii="宋体" w:hAnsi="宋体" w:eastAsia="宋体"/>
+                <w:b w:val="0"/>
                 <w:sz w:val="16"/>
               </w:rPr>
-              <w:t>安全审计</w:t>
-            </w:r>
-          </w:p>
-        </w:tc>
-        <w:tc>
-          <w:tcPr>
-            <w:tcW w:type="dxa" w:w="1757"/>
-          </w:tcPr>
-          <w:p>
-            <w:r/>
-            <w:r>
-              <w:rPr>
-                <w:rFonts w:ascii="宋体" w:hAnsi="宋体" w:eastAsia="宋体"/>
+            </w:r>
+          </w:p>
+        </w:tc>
+        <w:tc>
+          <w:tcPr>
+            <w:tcW w:type="dxa" w:w="1474"/>
+            <w:vAlign w:val="center"/>
+          </w:tcPr>
+          <w:p>
+            <w:r/>
+            <w:r>
+              <w:rPr>
+                <w:rFonts w:ascii="宋体" w:hAnsi="宋体" w:eastAsia="宋体"/>
+                <w:b w:val="0"/>
                 <w:sz w:val="16"/>
               </w:rPr>
-              <w:t>8.1.4.3 c) 审计记录保护</w:t>
-            </w:r>
-          </w:p>
-        </w:tc>
-        <w:tc>
-          <w:tcPr>
-            <w:tcW w:type="dxa" w:w="2041"/>
-          </w:tcPr>
-          <w:p>
-            <w:r/>
-            <w:r>
-              <w:rPr>
-                <w:rFonts w:ascii="宋体" w:hAnsi="宋体" w:eastAsia="宋体"/>
+            </w:r>
+          </w:p>
+        </w:tc>
+        <w:tc>
+          <w:tcPr>
+            <w:tcW w:type="dxa" w:w="1361"/>
+            <w:vAlign w:val="center"/>
+          </w:tcPr>
+          <w:p>
+            <w:r/>
+            <w:r>
+              <w:rPr>
+                <w:rFonts w:ascii="宋体" w:hAnsi="宋体" w:eastAsia="宋体"/>
+                <w:b w:val="0"/>
                 <w:sz w:val="16"/>
               </w:rPr>
-              <w:t>事件查看器→安全日志→属性；查看日志文件访问权限</w:t>
-            </w:r>
-          </w:p>
-        </w:tc>
-        <w:tc>
-          <w:tcPr>
-            <w:tcW w:type="dxa" w:w="2041"/>
-          </w:tcPr>
-          <w:p>
-            <w:r/>
-            <w:r>
-              <w:rPr>
-                <w:rFonts w:ascii="宋体" w:hAnsi="宋体" w:eastAsia="宋体"/>
-                <w:sz w:val="16"/>
-              </w:rPr>
-              <w:t>日志不可随意删除/覆盖，访问权限受控</w:t>
-            </w:r>
-          </w:p>
-        </w:tc>
-        <w:tc>
-          <w:tcPr>
-            <w:tcW w:type="dxa" w:w="1474"/>
-          </w:tcPr>
-          <w:p>
-            <w:r/>
-            <w:r>
-              <w:rPr>
-                <w:rFonts w:ascii="宋体" w:hAnsi="宋体" w:eastAsia="宋体"/>
-                <w:sz w:val="16"/>
-              </w:rPr>
-            </w:r>
-          </w:p>
-        </w:tc>
-        <w:tc>
-          <w:tcPr>
-            <w:tcW w:type="dxa" w:w="737"/>
-          </w:tcPr>
-          <w:p>
-            <w:r/>
-            <w:r>
-              <w:rPr>
-                <w:rFonts w:ascii="宋体" w:hAnsi="宋体" w:eastAsia="宋体"/>
-                <w:sz w:val="16"/>
-              </w:rPr>
-            </w:r>
-          </w:p>
-        </w:tc>
-        <w:tc>
-          <w:tcPr>
-            <w:tcW w:type="dxa" w:w="1701"/>
-          </w:tcPr>
-          <w:p>
-            <w:r/>
-            <w:r>
-              <w:rPr>
-                <w:rFonts w:ascii="宋体" w:hAnsi="宋体" w:eastAsia="宋体"/>
-                <w:sz w:val="16"/>
-              </w:rPr>
-            </w:r>
-          </w:p>
-        </w:tc>
-        <w:tc>
-          <w:tcPr>
-            <w:tcW w:type="dxa" w:w="1644"/>
-          </w:tcPr>
-          <w:p>
-            <w:r/>
-            <w:r>
-              <w:rPr>
-                <w:rFonts w:ascii="宋体" w:hAnsi="宋体" w:eastAsia="宋体"/>
-                <w:sz w:val="16"/>
-              </w:rPr>
-            </w:r>
-          </w:p>
-        </w:tc>
-        <w:tc>
-          <w:tcPr>
-            <w:tcW w:type="dxa" w:w="624"/>
-          </w:tcPr>
-          <w:p>
-            <w:r/>
-            <w:r>
-              <w:rPr>
-                <w:rFonts w:ascii="宋体" w:hAnsi="宋体" w:eastAsia="宋体"/>
+            </w:r>
+          </w:p>
+        </w:tc>
+        <w:tc>
+          <w:tcPr>
+            <w:tcW w:type="dxa" w:w="680"/>
+            <w:vAlign w:val="center"/>
+          </w:tcPr>
+          <w:p>
+            <w:pPr>
+              <w:jc w:val="center"/>
+            </w:pPr>
+            <w:r/>
+            <w:r>
+              <w:rPr>
+                <w:rFonts w:ascii="宋体" w:hAnsi="宋体" w:eastAsia="宋体"/>
+                <w:b w:val="0"/>
                 <w:sz w:val="16"/>
               </w:rPr>
             </w:r>
@@ -1691,13 +1920,18 @@
       <w:tr>
         <w:tc>
           <w:tcPr>
-            <w:tcW w:type="dxa" w:w="510"/>
-          </w:tcPr>
-          <w:p>
-            <w:r/>
-            <w:r>
-              <w:rPr>
-                <w:rFonts w:ascii="宋体" w:hAnsi="宋体" w:eastAsia="宋体"/>
+            <w:tcW w:type="dxa" w:w="567"/>
+            <w:vAlign w:val="center"/>
+          </w:tcPr>
+          <w:p>
+            <w:pPr>
+              <w:jc w:val="center"/>
+            </w:pPr>
+            <w:r/>
+            <w:r>
+              <w:rPr>
+                <w:rFonts w:ascii="宋体" w:hAnsi="宋体" w:eastAsia="宋体"/>
+                <w:b w:val="0"/>
                 <w:sz w:val="16"/>
               </w:rPr>
               <w:t>7</w:t>
@@ -1707,12 +1941,17 @@
         <w:tc>
           <w:tcPr>
             <w:tcW w:type="dxa" w:w="567"/>
-          </w:tcPr>
-          <w:p>
-            <w:r/>
-            <w:r>
-              <w:rPr>
-                <w:rFonts w:ascii="宋体" w:hAnsi="宋体" w:eastAsia="宋体"/>
+            <w:vAlign w:val="center"/>
+          </w:tcPr>
+          <w:p>
+            <w:pPr>
+              <w:jc w:val="center"/>
+            </w:pPr>
+            <w:r/>
+            <w:r>
+              <w:rPr>
+                <w:rFonts w:ascii="宋体" w:hAnsi="宋体" w:eastAsia="宋体"/>
+                <w:b w:val="0"/>
                 <w:sz w:val="16"/>
               </w:rPr>
               <w:t>W3</w:t>
@@ -1721,13 +1960,15 @@
         </w:tc>
         <w:tc>
           <w:tcPr>
-            <w:tcW w:type="dxa" w:w="1077"/>
-          </w:tcPr>
-          <w:p>
-            <w:r/>
-            <w:r>
-              <w:rPr>
-                <w:rFonts w:ascii="宋体" w:hAnsi="宋体" w:eastAsia="宋体"/>
+            <w:tcW w:type="dxa" w:w="1134"/>
+            <w:vAlign w:val="center"/>
+          </w:tcPr>
+          <w:p>
+            <w:r/>
+            <w:r>
+              <w:rPr>
+                <w:rFonts w:ascii="宋体" w:hAnsi="宋体" w:eastAsia="宋体"/>
+                <w:b w:val="0"/>
                 <w:sz w:val="16"/>
               </w:rPr>
               <w:t>Windows 虚拟机</w:t>
@@ -1736,129 +1977,153 @@
         </w:tc>
         <w:tc>
           <w:tcPr>
+            <w:tcW w:type="dxa" w:w="794"/>
+            <w:vAlign w:val="center"/>
+          </w:tcPr>
+          <w:p>
+            <w:r/>
+            <w:r>
+              <w:rPr>
+                <w:rFonts w:ascii="宋体" w:hAnsi="宋体" w:eastAsia="宋体"/>
+                <w:b w:val="0"/>
+                <w:sz w:val="16"/>
+              </w:rPr>
+              <w:t>入侵防范</w:t>
+            </w:r>
+          </w:p>
+        </w:tc>
+        <w:tc>
+          <w:tcPr>
+            <w:tcW w:type="dxa" w:w="1474"/>
+            <w:vAlign w:val="center"/>
+          </w:tcPr>
+          <w:p>
+            <w:r/>
+            <w:r>
+              <w:rPr>
+                <w:rFonts w:ascii="宋体" w:hAnsi="宋体" w:eastAsia="宋体"/>
+                <w:b w:val="0"/>
+                <w:sz w:val="16"/>
+              </w:rPr>
+              <w:t>8.1.4.4 b) 默认共享与非必要服务</w:t>
+            </w:r>
+          </w:p>
+        </w:tc>
+        <w:tc>
+          <w:tcPr>
+            <w:tcW w:type="dxa" w:w="1587"/>
+            <w:vAlign w:val="center"/>
+          </w:tcPr>
+          <w:p>
+            <w:r/>
+            <w:r>
+              <w:rPr>
+                <w:rFonts w:ascii="宋体" w:hAnsi="宋体" w:eastAsia="宋体"/>
+                <w:b w:val="0"/>
+                <w:sz w:val="16"/>
+              </w:rPr>
+              <w:t>net share；services.msc；net user</w:t>
+            </w:r>
+          </w:p>
+        </w:tc>
+        <w:tc>
+          <w:tcPr>
+            <w:tcW w:type="dxa" w:w="1587"/>
+            <w:vAlign w:val="center"/>
+          </w:tcPr>
+          <w:p>
+            <w:r/>
+            <w:r>
+              <w:rPr>
+                <w:rFonts w:ascii="宋体" w:hAnsi="宋体" w:eastAsia="宋体"/>
+                <w:b w:val="0"/>
+                <w:sz w:val="16"/>
+              </w:rPr>
+              <w:t>无 C$/D$/ADMIN$ 等默认共享；Guest 禁用；非必要服务已停止</w:t>
+            </w:r>
+          </w:p>
+        </w:tc>
+        <w:tc>
+          <w:tcPr>
+            <w:tcW w:type="dxa" w:w="1474"/>
+            <w:vAlign w:val="center"/>
+          </w:tcPr>
+          <w:p>
+            <w:r/>
+            <w:r>
+              <w:rPr>
+                <w:rFonts w:ascii="宋体" w:hAnsi="宋体" w:eastAsia="宋体"/>
+                <w:b w:val="0"/>
+                <w:sz w:val="16"/>
+              </w:rPr>
+            </w:r>
+          </w:p>
+        </w:tc>
+        <w:tc>
+          <w:tcPr>
             <w:tcW w:type="dxa" w:w="680"/>
-          </w:tcPr>
-          <w:p>
-            <w:r/>
-            <w:r>
-              <w:rPr>
-                <w:rFonts w:ascii="宋体" w:hAnsi="宋体" w:eastAsia="宋体"/>
+            <w:vAlign w:val="center"/>
+          </w:tcPr>
+          <w:p>
+            <w:pPr>
+              <w:jc w:val="center"/>
+            </w:pPr>
+            <w:r/>
+            <w:r>
+              <w:rPr>
+                <w:rFonts w:ascii="宋体" w:hAnsi="宋体" w:eastAsia="宋体"/>
+                <w:b w:val="0"/>
                 <w:sz w:val="16"/>
               </w:rPr>
-              <w:t>入侵防范</w:t>
-            </w:r>
-          </w:p>
-        </w:tc>
-        <w:tc>
-          <w:tcPr>
-            <w:tcW w:type="dxa" w:w="1757"/>
-          </w:tcPr>
-          <w:p>
-            <w:r/>
-            <w:r>
-              <w:rPr>
-                <w:rFonts w:ascii="宋体" w:hAnsi="宋体" w:eastAsia="宋体"/>
+            </w:r>
+          </w:p>
+        </w:tc>
+        <w:tc>
+          <w:tcPr>
+            <w:tcW w:type="dxa" w:w="1474"/>
+            <w:vAlign w:val="center"/>
+          </w:tcPr>
+          <w:p>
+            <w:r/>
+            <w:r>
+              <w:rPr>
+                <w:rFonts w:ascii="宋体" w:hAnsi="宋体" w:eastAsia="宋体"/>
+                <w:b w:val="0"/>
                 <w:sz w:val="16"/>
               </w:rPr>
-              <w:t>8.1.4.4 b) 默认共享与非必要服务</w:t>
-            </w:r>
-          </w:p>
-        </w:tc>
-        <w:tc>
-          <w:tcPr>
-            <w:tcW w:type="dxa" w:w="2041"/>
-          </w:tcPr>
-          <w:p>
-            <w:r/>
-            <w:r>
-              <w:rPr>
-                <w:rFonts w:ascii="宋体" w:hAnsi="宋体" w:eastAsia="宋体"/>
+            </w:r>
+          </w:p>
+        </w:tc>
+        <w:tc>
+          <w:tcPr>
+            <w:tcW w:type="dxa" w:w="1361"/>
+            <w:vAlign w:val="center"/>
+          </w:tcPr>
+          <w:p>
+            <w:r/>
+            <w:r>
+              <w:rPr>
+                <w:rFonts w:ascii="宋体" w:hAnsi="宋体" w:eastAsia="宋体"/>
+                <w:b w:val="0"/>
                 <w:sz w:val="16"/>
               </w:rPr>
-              <w:t>net share；services.msc；net user</w:t>
-            </w:r>
-          </w:p>
-        </w:tc>
-        <w:tc>
-          <w:tcPr>
-            <w:tcW w:type="dxa" w:w="2041"/>
-          </w:tcPr>
-          <w:p>
-            <w:r/>
-            <w:r>
-              <w:rPr>
-                <w:rFonts w:ascii="宋体" w:hAnsi="宋体" w:eastAsia="宋体"/>
-                <w:sz w:val="16"/>
-              </w:rPr>
-              <w:t>无 C$/D$/ADMIN$ 等默认共享；Guest 禁用；非必要服务已停止</w:t>
-            </w:r>
-          </w:p>
-        </w:tc>
-        <w:tc>
-          <w:tcPr>
-            <w:tcW w:type="dxa" w:w="1474"/>
-          </w:tcPr>
-          <w:p>
-            <w:r/>
-            <w:r>
-              <w:rPr>
-                <w:rFonts w:ascii="宋体" w:hAnsi="宋体" w:eastAsia="宋体"/>
-                <w:sz w:val="16"/>
-              </w:rPr>
-            </w:r>
-          </w:p>
-        </w:tc>
-        <w:tc>
-          <w:tcPr>
-            <w:tcW w:type="dxa" w:w="737"/>
-          </w:tcPr>
-          <w:p>
-            <w:r/>
-            <w:r>
-              <w:rPr>
-                <w:rFonts w:ascii="宋体" w:hAnsi="宋体" w:eastAsia="宋体"/>
-                <w:sz w:val="16"/>
-              </w:rPr>
-            </w:r>
-          </w:p>
-        </w:tc>
-        <w:tc>
-          <w:tcPr>
-            <w:tcW w:type="dxa" w:w="1701"/>
-          </w:tcPr>
-          <w:p>
-            <w:r/>
-            <w:r>
-              <w:rPr>
-                <w:rFonts w:ascii="宋体" w:hAnsi="宋体" w:eastAsia="宋体"/>
-                <w:sz w:val="16"/>
-              </w:rPr>
-            </w:r>
-          </w:p>
-        </w:tc>
-        <w:tc>
-          <w:tcPr>
-            <w:tcW w:type="dxa" w:w="1644"/>
-          </w:tcPr>
-          <w:p>
-            <w:r/>
-            <w:r>
-              <w:rPr>
-                <w:rFonts w:ascii="宋体" w:hAnsi="宋体" w:eastAsia="宋体"/>
-                <w:sz w:val="16"/>
-              </w:rPr>
-            </w:r>
-          </w:p>
-        </w:tc>
-        <w:tc>
-          <w:tcPr>
-            <w:tcW w:type="dxa" w:w="624"/>
-          </w:tcPr>
-          <w:p>
-            <w:r/>
-            <w:r>
-              <w:rPr>
-                <w:rFonts w:ascii="宋体" w:hAnsi="宋体" w:eastAsia="宋体"/>
+            </w:r>
+          </w:p>
+        </w:tc>
+        <w:tc>
+          <w:tcPr>
+            <w:tcW w:type="dxa" w:w="680"/>
+            <w:vAlign w:val="center"/>
+          </w:tcPr>
+          <w:p>
+            <w:pPr>
+              <w:jc w:val="center"/>
+            </w:pPr>
+            <w:r/>
+            <w:r>
+              <w:rPr>
+                <w:rFonts w:ascii="宋体" w:hAnsi="宋体" w:eastAsia="宋体"/>
+                <w:b w:val="0"/>
                 <w:sz w:val="16"/>
               </w:rPr>
             </w:r>
@@ -1868,13 +2133,18 @@
       <w:tr>
         <w:tc>
           <w:tcPr>
-            <w:tcW w:type="dxa" w:w="510"/>
-          </w:tcPr>
-          <w:p>
-            <w:r/>
-            <w:r>
-              <w:rPr>
-                <w:rFonts w:ascii="宋体" w:hAnsi="宋体" w:eastAsia="宋体"/>
+            <w:tcW w:type="dxa" w:w="567"/>
+            <w:vAlign w:val="center"/>
+          </w:tcPr>
+          <w:p>
+            <w:pPr>
+              <w:jc w:val="center"/>
+            </w:pPr>
+            <w:r/>
+            <w:r>
+              <w:rPr>
+                <w:rFonts w:ascii="宋体" w:hAnsi="宋体" w:eastAsia="宋体"/>
+                <w:b w:val="0"/>
                 <w:sz w:val="16"/>
               </w:rPr>
               <w:t>8</w:t>
@@ -1884,12 +2154,17 @@
         <w:tc>
           <w:tcPr>
             <w:tcW w:type="dxa" w:w="567"/>
-          </w:tcPr>
-          <w:p>
-            <w:r/>
-            <w:r>
-              <w:rPr>
-                <w:rFonts w:ascii="宋体" w:hAnsi="宋体" w:eastAsia="宋体"/>
+            <w:vAlign w:val="center"/>
+          </w:tcPr>
+          <w:p>
+            <w:pPr>
+              <w:jc w:val="center"/>
+            </w:pPr>
+            <w:r/>
+            <w:r>
+              <w:rPr>
+                <w:rFonts w:ascii="宋体" w:hAnsi="宋体" w:eastAsia="宋体"/>
+                <w:b w:val="0"/>
                 <w:sz w:val="16"/>
               </w:rPr>
               <w:t>W3</w:t>
@@ -1898,13 +2173,15 @@
         </w:tc>
         <w:tc>
           <w:tcPr>
-            <w:tcW w:type="dxa" w:w="1077"/>
-          </w:tcPr>
-          <w:p>
-            <w:r/>
-            <w:r>
-              <w:rPr>
-                <w:rFonts w:ascii="宋体" w:hAnsi="宋体" w:eastAsia="宋体"/>
+            <w:tcW w:type="dxa" w:w="1134"/>
+            <w:vAlign w:val="center"/>
+          </w:tcPr>
+          <w:p>
+            <w:r/>
+            <w:r>
+              <w:rPr>
+                <w:rFonts w:ascii="宋体" w:hAnsi="宋体" w:eastAsia="宋体"/>
+                <w:b w:val="0"/>
                 <w:sz w:val="16"/>
               </w:rPr>
               <w:t>Windows 虚拟机</w:t>
@@ -1913,129 +2190,153 @@
         </w:tc>
         <w:tc>
           <w:tcPr>
+            <w:tcW w:type="dxa" w:w="794"/>
+            <w:vAlign w:val="center"/>
+          </w:tcPr>
+          <w:p>
+            <w:r/>
+            <w:r>
+              <w:rPr>
+                <w:rFonts w:ascii="宋体" w:hAnsi="宋体" w:eastAsia="宋体"/>
+                <w:b w:val="0"/>
+                <w:sz w:val="16"/>
+              </w:rPr>
+              <w:t>入侵防范</w:t>
+            </w:r>
+          </w:p>
+        </w:tc>
+        <w:tc>
+          <w:tcPr>
+            <w:tcW w:type="dxa" w:w="1474"/>
+            <w:vAlign w:val="center"/>
+          </w:tcPr>
+          <w:p>
+            <w:r/>
+            <w:r>
+              <w:rPr>
+                <w:rFonts w:ascii="宋体" w:hAnsi="宋体" w:eastAsia="宋体"/>
+                <w:b w:val="0"/>
+                <w:sz w:val="16"/>
+              </w:rPr>
+              <w:t>8.1.4.4 b) 高危端口暴露</w:t>
+            </w:r>
+          </w:p>
+        </w:tc>
+        <w:tc>
+          <w:tcPr>
+            <w:tcW w:type="dxa" w:w="1587"/>
+            <w:vAlign w:val="center"/>
+          </w:tcPr>
+          <w:p>
+            <w:r/>
+            <w:r>
+              <w:rPr>
+                <w:rFonts w:ascii="宋体" w:hAnsi="宋体" w:eastAsia="宋体"/>
+                <w:b w:val="0"/>
+                <w:sz w:val="16"/>
+              </w:rPr>
+              <w:t>netstat -ano | findstr LISTENING；Get-NetTCPConnection</w:t>
+            </w:r>
+          </w:p>
+        </w:tc>
+        <w:tc>
+          <w:tcPr>
+            <w:tcW w:type="dxa" w:w="1587"/>
+            <w:vAlign w:val="center"/>
+          </w:tcPr>
+          <w:p>
+            <w:r/>
+            <w:r>
+              <w:rPr>
+                <w:rFonts w:ascii="宋体" w:hAnsi="宋体" w:eastAsia="宋体"/>
+                <w:b w:val="0"/>
+                <w:sz w:val="16"/>
+              </w:rPr>
+              <w:t>445/135/139/23 等高危端口关闭，或仅对受控地址开放</w:t>
+            </w:r>
+          </w:p>
+        </w:tc>
+        <w:tc>
+          <w:tcPr>
+            <w:tcW w:type="dxa" w:w="1474"/>
+            <w:vAlign w:val="center"/>
+          </w:tcPr>
+          <w:p>
+            <w:r/>
+            <w:r>
+              <w:rPr>
+                <w:rFonts w:ascii="宋体" w:hAnsi="宋体" w:eastAsia="宋体"/>
+                <w:b w:val="0"/>
+                <w:sz w:val="16"/>
+              </w:rPr>
+            </w:r>
+          </w:p>
+        </w:tc>
+        <w:tc>
+          <w:tcPr>
             <w:tcW w:type="dxa" w:w="680"/>
-          </w:tcPr>
-          <w:p>
-            <w:r/>
-            <w:r>
-              <w:rPr>
-                <w:rFonts w:ascii="宋体" w:hAnsi="宋体" w:eastAsia="宋体"/>
+            <w:vAlign w:val="center"/>
+          </w:tcPr>
+          <w:p>
+            <w:pPr>
+              <w:jc w:val="center"/>
+            </w:pPr>
+            <w:r/>
+            <w:r>
+              <w:rPr>
+                <w:rFonts w:ascii="宋体" w:hAnsi="宋体" w:eastAsia="宋体"/>
+                <w:b w:val="0"/>
                 <w:sz w:val="16"/>
               </w:rPr>
-              <w:t>入侵防范</w:t>
-            </w:r>
-          </w:p>
-        </w:tc>
-        <w:tc>
-          <w:tcPr>
-            <w:tcW w:type="dxa" w:w="1757"/>
-          </w:tcPr>
-          <w:p>
-            <w:r/>
-            <w:r>
-              <w:rPr>
-                <w:rFonts w:ascii="宋体" w:hAnsi="宋体" w:eastAsia="宋体"/>
+            </w:r>
+          </w:p>
+        </w:tc>
+        <w:tc>
+          <w:tcPr>
+            <w:tcW w:type="dxa" w:w="1474"/>
+            <w:vAlign w:val="center"/>
+          </w:tcPr>
+          <w:p>
+            <w:r/>
+            <w:r>
+              <w:rPr>
+                <w:rFonts w:ascii="宋体" w:hAnsi="宋体" w:eastAsia="宋体"/>
+                <w:b w:val="0"/>
                 <w:sz w:val="16"/>
               </w:rPr>
-              <w:t>8.1.4.4 b) 高危端口暴露</w:t>
-            </w:r>
-          </w:p>
-        </w:tc>
-        <w:tc>
-          <w:tcPr>
-            <w:tcW w:type="dxa" w:w="2041"/>
-          </w:tcPr>
-          <w:p>
-            <w:r/>
-            <w:r>
-              <w:rPr>
-                <w:rFonts w:ascii="宋体" w:hAnsi="宋体" w:eastAsia="宋体"/>
+            </w:r>
+          </w:p>
+        </w:tc>
+        <w:tc>
+          <w:tcPr>
+            <w:tcW w:type="dxa" w:w="1361"/>
+            <w:vAlign w:val="center"/>
+          </w:tcPr>
+          <w:p>
+            <w:r/>
+            <w:r>
+              <w:rPr>
+                <w:rFonts w:ascii="宋体" w:hAnsi="宋体" w:eastAsia="宋体"/>
+                <w:b w:val="0"/>
                 <w:sz w:val="16"/>
               </w:rPr>
-              <w:t>netstat -ano | findstr LISTENING；Get-NetTCPConnection</w:t>
-            </w:r>
-          </w:p>
-        </w:tc>
-        <w:tc>
-          <w:tcPr>
-            <w:tcW w:type="dxa" w:w="2041"/>
-          </w:tcPr>
-          <w:p>
-            <w:r/>
-            <w:r>
-              <w:rPr>
-                <w:rFonts w:ascii="宋体" w:hAnsi="宋体" w:eastAsia="宋体"/>
-                <w:sz w:val="16"/>
-              </w:rPr>
-              <w:t>445/135/139/23 等高危端口关闭，或仅对受控地址开放</w:t>
-            </w:r>
-          </w:p>
-        </w:tc>
-        <w:tc>
-          <w:tcPr>
-            <w:tcW w:type="dxa" w:w="1474"/>
-          </w:tcPr>
-          <w:p>
-            <w:r/>
-            <w:r>
-              <w:rPr>
-                <w:rFonts w:ascii="宋体" w:hAnsi="宋体" w:eastAsia="宋体"/>
-                <w:sz w:val="16"/>
-              </w:rPr>
-            </w:r>
-          </w:p>
-        </w:tc>
-        <w:tc>
-          <w:tcPr>
-            <w:tcW w:type="dxa" w:w="737"/>
-          </w:tcPr>
-          <w:p>
-            <w:r/>
-            <w:r>
-              <w:rPr>
-                <w:rFonts w:ascii="宋体" w:hAnsi="宋体" w:eastAsia="宋体"/>
-                <w:sz w:val="16"/>
-              </w:rPr>
-            </w:r>
-          </w:p>
-        </w:tc>
-        <w:tc>
-          <w:tcPr>
-            <w:tcW w:type="dxa" w:w="1701"/>
-          </w:tcPr>
-          <w:p>
-            <w:r/>
-            <w:r>
-              <w:rPr>
-                <w:rFonts w:ascii="宋体" w:hAnsi="宋体" w:eastAsia="宋体"/>
-                <w:sz w:val="16"/>
-              </w:rPr>
-            </w:r>
-          </w:p>
-        </w:tc>
-        <w:tc>
-          <w:tcPr>
-            <w:tcW w:type="dxa" w:w="1644"/>
-          </w:tcPr>
-          <w:p>
-            <w:r/>
-            <w:r>
-              <w:rPr>
-                <w:rFonts w:ascii="宋体" w:hAnsi="宋体" w:eastAsia="宋体"/>
-                <w:sz w:val="16"/>
-              </w:rPr>
-            </w:r>
-          </w:p>
-        </w:tc>
-        <w:tc>
-          <w:tcPr>
-            <w:tcW w:type="dxa" w:w="624"/>
-          </w:tcPr>
-          <w:p>
-            <w:r/>
-            <w:r>
-              <w:rPr>
-                <w:rFonts w:ascii="宋体" w:hAnsi="宋体" w:eastAsia="宋体"/>
+            </w:r>
+          </w:p>
+        </w:tc>
+        <w:tc>
+          <w:tcPr>
+            <w:tcW w:type="dxa" w:w="680"/>
+            <w:vAlign w:val="center"/>
+          </w:tcPr>
+          <w:p>
+            <w:pPr>
+              <w:jc w:val="center"/>
+            </w:pPr>
+            <w:r/>
+            <w:r>
+              <w:rPr>
+                <w:rFonts w:ascii="宋体" w:hAnsi="宋体" w:eastAsia="宋体"/>
+                <w:b w:val="0"/>
                 <w:sz w:val="16"/>
               </w:rPr>
             </w:r>
@@ -2045,13 +2346,18 @@
       <w:tr>
         <w:tc>
           <w:tcPr>
-            <w:tcW w:type="dxa" w:w="510"/>
-          </w:tcPr>
-          <w:p>
-            <w:r/>
-            <w:r>
-              <w:rPr>
-                <w:rFonts w:ascii="宋体" w:hAnsi="宋体" w:eastAsia="宋体"/>
+            <w:tcW w:type="dxa" w:w="567"/>
+            <w:vAlign w:val="center"/>
+          </w:tcPr>
+          <w:p>
+            <w:pPr>
+              <w:jc w:val="center"/>
+            </w:pPr>
+            <w:r/>
+            <w:r>
+              <w:rPr>
+                <w:rFonts w:ascii="宋体" w:hAnsi="宋体" w:eastAsia="宋体"/>
+                <w:b w:val="0"/>
                 <w:sz w:val="16"/>
               </w:rPr>
               <w:t>9</w:t>
@@ -2061,12 +2367,17 @@
         <w:tc>
           <w:tcPr>
             <w:tcW w:type="dxa" w:w="567"/>
-          </w:tcPr>
-          <w:p>
-            <w:r/>
-            <w:r>
-              <w:rPr>
-                <w:rFonts w:ascii="宋体" w:hAnsi="宋体" w:eastAsia="宋体"/>
+            <w:vAlign w:val="center"/>
+          </w:tcPr>
+          <w:p>
+            <w:pPr>
+              <w:jc w:val="center"/>
+            </w:pPr>
+            <w:r/>
+            <w:r>
+              <w:rPr>
+                <w:rFonts w:ascii="宋体" w:hAnsi="宋体" w:eastAsia="宋体"/>
+                <w:b w:val="0"/>
                 <w:sz w:val="16"/>
               </w:rPr>
               <w:t>W3</w:t>
@@ -2075,13 +2386,15 @@
         </w:tc>
         <w:tc>
           <w:tcPr>
-            <w:tcW w:type="dxa" w:w="1077"/>
-          </w:tcPr>
-          <w:p>
-            <w:r/>
-            <w:r>
-              <w:rPr>
-                <w:rFonts w:ascii="宋体" w:hAnsi="宋体" w:eastAsia="宋体"/>
+            <w:tcW w:type="dxa" w:w="1134"/>
+            <w:vAlign w:val="center"/>
+          </w:tcPr>
+          <w:p>
+            <w:r/>
+            <w:r>
+              <w:rPr>
+                <w:rFonts w:ascii="宋体" w:hAnsi="宋体" w:eastAsia="宋体"/>
+                <w:b w:val="0"/>
                 <w:sz w:val="16"/>
               </w:rPr>
               <w:t>Windows 虚拟机</w:t>
@@ -2090,129 +2403,153 @@
         </w:tc>
         <w:tc>
           <w:tcPr>
+            <w:tcW w:type="dxa" w:w="794"/>
+            <w:vAlign w:val="center"/>
+          </w:tcPr>
+          <w:p>
+            <w:r/>
+            <w:r>
+              <w:rPr>
+                <w:rFonts w:ascii="宋体" w:hAnsi="宋体" w:eastAsia="宋体"/>
+                <w:b w:val="0"/>
+                <w:sz w:val="16"/>
+              </w:rPr>
+              <w:t>入侵防范</w:t>
+            </w:r>
+          </w:p>
+        </w:tc>
+        <w:tc>
+          <w:tcPr>
+            <w:tcW w:type="dxa" w:w="1474"/>
+            <w:vAlign w:val="center"/>
+          </w:tcPr>
+          <w:p>
+            <w:r/>
+            <w:r>
+              <w:rPr>
+                <w:rFonts w:ascii="宋体" w:hAnsi="宋体" w:eastAsia="宋体"/>
+                <w:b w:val="0"/>
+                <w:sz w:val="16"/>
+              </w:rPr>
+              <w:t>8.1.4.4 c) 管理终端接入限制</w:t>
+            </w:r>
+          </w:p>
+        </w:tc>
+        <w:tc>
+          <w:tcPr>
+            <w:tcW w:type="dxa" w:w="1587"/>
+            <w:vAlign w:val="center"/>
+          </w:tcPr>
+          <w:p>
+            <w:r/>
+            <w:r>
+              <w:rPr>
+                <w:rFonts w:ascii="宋体" w:hAnsi="宋体" w:eastAsia="宋体"/>
+                <w:b w:val="0"/>
+                <w:sz w:val="16"/>
+              </w:rPr>
+              <w:t>高级安全 Windows 防火墙 → 入站规则；远程桌面会话设置</w:t>
+            </w:r>
+          </w:p>
+        </w:tc>
+        <w:tc>
+          <w:tcPr>
+            <w:tcW w:type="dxa" w:w="1587"/>
+            <w:vAlign w:val="center"/>
+          </w:tcPr>
+          <w:p>
+            <w:r/>
+            <w:r>
+              <w:rPr>
+                <w:rFonts w:ascii="宋体" w:hAnsi="宋体" w:eastAsia="宋体"/>
+                <w:b w:val="0"/>
+                <w:sz w:val="16"/>
+              </w:rPr>
+              <w:t>远程管理（RDP 等）限定来源地址或已做加固</w:t>
+            </w:r>
+          </w:p>
+        </w:tc>
+        <w:tc>
+          <w:tcPr>
+            <w:tcW w:type="dxa" w:w="1474"/>
+            <w:vAlign w:val="center"/>
+          </w:tcPr>
+          <w:p>
+            <w:r/>
+            <w:r>
+              <w:rPr>
+                <w:rFonts w:ascii="宋体" w:hAnsi="宋体" w:eastAsia="宋体"/>
+                <w:b w:val="0"/>
+                <w:sz w:val="16"/>
+              </w:rPr>
+            </w:r>
+          </w:p>
+        </w:tc>
+        <w:tc>
+          <w:tcPr>
             <w:tcW w:type="dxa" w:w="680"/>
-          </w:tcPr>
-          <w:p>
-            <w:r/>
-            <w:r>
-              <w:rPr>
-                <w:rFonts w:ascii="宋体" w:hAnsi="宋体" w:eastAsia="宋体"/>
+            <w:vAlign w:val="center"/>
+          </w:tcPr>
+          <w:p>
+            <w:pPr>
+              <w:jc w:val="center"/>
+            </w:pPr>
+            <w:r/>
+            <w:r>
+              <w:rPr>
+                <w:rFonts w:ascii="宋体" w:hAnsi="宋体" w:eastAsia="宋体"/>
+                <w:b w:val="0"/>
                 <w:sz w:val="16"/>
               </w:rPr>
-              <w:t>入侵防范</w:t>
-            </w:r>
-          </w:p>
-        </w:tc>
-        <w:tc>
-          <w:tcPr>
-            <w:tcW w:type="dxa" w:w="1757"/>
-          </w:tcPr>
-          <w:p>
-            <w:r/>
-            <w:r>
-              <w:rPr>
-                <w:rFonts w:ascii="宋体" w:hAnsi="宋体" w:eastAsia="宋体"/>
+            </w:r>
+          </w:p>
+        </w:tc>
+        <w:tc>
+          <w:tcPr>
+            <w:tcW w:type="dxa" w:w="1474"/>
+            <w:vAlign w:val="center"/>
+          </w:tcPr>
+          <w:p>
+            <w:r/>
+            <w:r>
+              <w:rPr>
+                <w:rFonts w:ascii="宋体" w:hAnsi="宋体" w:eastAsia="宋体"/>
+                <w:b w:val="0"/>
                 <w:sz w:val="16"/>
               </w:rPr>
-              <w:t>8.1.4.4 c) 管理终端接入限制</w:t>
-            </w:r>
-          </w:p>
-        </w:tc>
-        <w:tc>
-          <w:tcPr>
-            <w:tcW w:type="dxa" w:w="2041"/>
-          </w:tcPr>
-          <w:p>
-            <w:r/>
-            <w:r>
-              <w:rPr>
-                <w:rFonts w:ascii="宋体" w:hAnsi="宋体" w:eastAsia="宋体"/>
+            </w:r>
+          </w:p>
+        </w:tc>
+        <w:tc>
+          <w:tcPr>
+            <w:tcW w:type="dxa" w:w="1361"/>
+            <w:vAlign w:val="center"/>
+          </w:tcPr>
+          <w:p>
+            <w:r/>
+            <w:r>
+              <w:rPr>
+                <w:rFonts w:ascii="宋体" w:hAnsi="宋体" w:eastAsia="宋体"/>
+                <w:b w:val="0"/>
                 <w:sz w:val="16"/>
               </w:rPr>
-              <w:t>高级安全 Windows 防火墙→入站规则；远程桌面会话设置</w:t>
-            </w:r>
-          </w:p>
-        </w:tc>
-        <w:tc>
-          <w:tcPr>
-            <w:tcW w:type="dxa" w:w="2041"/>
-          </w:tcPr>
-          <w:p>
-            <w:r/>
-            <w:r>
-              <w:rPr>
-                <w:rFonts w:ascii="宋体" w:hAnsi="宋体" w:eastAsia="宋体"/>
-                <w:sz w:val="16"/>
-              </w:rPr>
-              <w:t>远程管理（RDP 等）限定来源地址或已做加固</w:t>
-            </w:r>
-          </w:p>
-        </w:tc>
-        <w:tc>
-          <w:tcPr>
-            <w:tcW w:type="dxa" w:w="1474"/>
-          </w:tcPr>
-          <w:p>
-            <w:r/>
-            <w:r>
-              <w:rPr>
-                <w:rFonts w:ascii="宋体" w:hAnsi="宋体" w:eastAsia="宋体"/>
-                <w:sz w:val="16"/>
-              </w:rPr>
-            </w:r>
-          </w:p>
-        </w:tc>
-        <w:tc>
-          <w:tcPr>
-            <w:tcW w:type="dxa" w:w="737"/>
-          </w:tcPr>
-          <w:p>
-            <w:r/>
-            <w:r>
-              <w:rPr>
-                <w:rFonts w:ascii="宋体" w:hAnsi="宋体" w:eastAsia="宋体"/>
-                <w:sz w:val="16"/>
-              </w:rPr>
-            </w:r>
-          </w:p>
-        </w:tc>
-        <w:tc>
-          <w:tcPr>
-            <w:tcW w:type="dxa" w:w="1701"/>
-          </w:tcPr>
-          <w:p>
-            <w:r/>
-            <w:r>
-              <w:rPr>
-                <w:rFonts w:ascii="宋体" w:hAnsi="宋体" w:eastAsia="宋体"/>
-                <w:sz w:val="16"/>
-              </w:rPr>
-            </w:r>
-          </w:p>
-        </w:tc>
-        <w:tc>
-          <w:tcPr>
-            <w:tcW w:type="dxa" w:w="1644"/>
-          </w:tcPr>
-          <w:p>
-            <w:r/>
-            <w:r>
-              <w:rPr>
-                <w:rFonts w:ascii="宋体" w:hAnsi="宋体" w:eastAsia="宋体"/>
-                <w:sz w:val="16"/>
-              </w:rPr>
-            </w:r>
-          </w:p>
-        </w:tc>
-        <w:tc>
-          <w:tcPr>
-            <w:tcW w:type="dxa" w:w="624"/>
-          </w:tcPr>
-          <w:p>
-            <w:r/>
-            <w:r>
-              <w:rPr>
-                <w:rFonts w:ascii="宋体" w:hAnsi="宋体" w:eastAsia="宋体"/>
+            </w:r>
+          </w:p>
+        </w:tc>
+        <w:tc>
+          <w:tcPr>
+            <w:tcW w:type="dxa" w:w="680"/>
+            <w:vAlign w:val="center"/>
+          </w:tcPr>
+          <w:p>
+            <w:pPr>
+              <w:jc w:val="center"/>
+            </w:pPr>
+            <w:r/>
+            <w:r>
+              <w:rPr>
+                <w:rFonts w:ascii="宋体" w:hAnsi="宋体" w:eastAsia="宋体"/>
+                <w:b w:val="0"/>
                 <w:sz w:val="16"/>
               </w:rPr>
             </w:r>
@@ -2222,13 +2559,18 @@
       <w:tr>
         <w:tc>
           <w:tcPr>
-            <w:tcW w:type="dxa" w:w="510"/>
-          </w:tcPr>
-          <w:p>
-            <w:r/>
-            <w:r>
-              <w:rPr>
-                <w:rFonts w:ascii="宋体" w:hAnsi="宋体" w:eastAsia="宋体"/>
+            <w:tcW w:type="dxa" w:w="567"/>
+            <w:vAlign w:val="center"/>
+          </w:tcPr>
+          <w:p>
+            <w:pPr>
+              <w:jc w:val="center"/>
+            </w:pPr>
+            <w:r/>
+            <w:r>
+              <w:rPr>
+                <w:rFonts w:ascii="宋体" w:hAnsi="宋体" w:eastAsia="宋体"/>
+                <w:b w:val="0"/>
                 <w:sz w:val="16"/>
               </w:rPr>
               <w:t>10</w:t>
@@ -2238,12 +2580,17 @@
         <w:tc>
           <w:tcPr>
             <w:tcW w:type="dxa" w:w="567"/>
-          </w:tcPr>
-          <w:p>
-            <w:r/>
-            <w:r>
-              <w:rPr>
-                <w:rFonts w:ascii="宋体" w:hAnsi="宋体" w:eastAsia="宋体"/>
+            <w:vAlign w:val="center"/>
+          </w:tcPr>
+          <w:p>
+            <w:pPr>
+              <w:jc w:val="center"/>
+            </w:pPr>
+            <w:r/>
+            <w:r>
+              <w:rPr>
+                <w:rFonts w:ascii="宋体" w:hAnsi="宋体" w:eastAsia="宋体"/>
+                <w:b w:val="0"/>
                 <w:sz w:val="16"/>
               </w:rPr>
               <w:t>W4</w:t>
@@ -2252,13 +2599,15 @@
         </w:tc>
         <w:tc>
           <w:tcPr>
-            <w:tcW w:type="dxa" w:w="1077"/>
-          </w:tcPr>
-          <w:p>
-            <w:r/>
-            <w:r>
-              <w:rPr>
-                <w:rFonts w:ascii="宋体" w:hAnsi="宋体" w:eastAsia="宋体"/>
+            <w:tcW w:type="dxa" w:w="1134"/>
+            <w:vAlign w:val="center"/>
+          </w:tcPr>
+          <w:p>
+            <w:r/>
+            <w:r>
+              <w:rPr>
+                <w:rFonts w:ascii="宋体" w:hAnsi="宋体" w:eastAsia="宋体"/>
+                <w:b w:val="0"/>
                 <w:sz w:val="16"/>
               </w:rPr>
               <w:t>Windows 虚拟机</w:t>
@@ -2267,129 +2616,153 @@
         </w:tc>
         <w:tc>
           <w:tcPr>
+            <w:tcW w:type="dxa" w:w="794"/>
+            <w:vAlign w:val="center"/>
+          </w:tcPr>
+          <w:p>
+            <w:r/>
+            <w:r>
+              <w:rPr>
+                <w:rFonts w:ascii="宋体" w:hAnsi="宋体" w:eastAsia="宋体"/>
+                <w:b w:val="0"/>
+                <w:sz w:val="16"/>
+              </w:rPr>
+              <w:t>访问控制</w:t>
+            </w:r>
+          </w:p>
+        </w:tc>
+        <w:tc>
+          <w:tcPr>
+            <w:tcW w:type="dxa" w:w="1474"/>
+            <w:vAlign w:val="center"/>
+          </w:tcPr>
+          <w:p>
+            <w:r/>
+            <w:r>
+              <w:rPr>
+                <w:rFonts w:ascii="宋体" w:hAnsi="宋体" w:eastAsia="宋体"/>
+                <w:b w:val="0"/>
+                <w:sz w:val="16"/>
+              </w:rPr>
+              <w:t>8.1.4.2 a) 用户权限分配</w:t>
+            </w:r>
+          </w:p>
+        </w:tc>
+        <w:tc>
+          <w:tcPr>
+            <w:tcW w:type="dxa" w:w="1587"/>
+            <w:vAlign w:val="center"/>
+          </w:tcPr>
+          <w:p>
+            <w:r/>
+            <w:r>
+              <w:rPr>
+                <w:rFonts w:ascii="宋体" w:hAnsi="宋体" w:eastAsia="宋体"/>
+                <w:b w:val="0"/>
+                <w:sz w:val="16"/>
+              </w:rPr>
+              <w:t>secpol.msc → 本地策略 → 用户权限分配</w:t>
+            </w:r>
+          </w:p>
+        </w:tc>
+        <w:tc>
+          <w:tcPr>
+            <w:tcW w:type="dxa" w:w="1587"/>
+            <w:vAlign w:val="center"/>
+          </w:tcPr>
+          <w:p>
+            <w:r/>
+            <w:r>
+              <w:rPr>
+                <w:rFonts w:ascii="宋体" w:hAnsi="宋体" w:eastAsia="宋体"/>
+                <w:b w:val="0"/>
+                <w:sz w:val="16"/>
+              </w:rPr>
+              <w:t>关键权限仅授予必要账户，无 Everyone/Users 过度授权</w:t>
+            </w:r>
+          </w:p>
+        </w:tc>
+        <w:tc>
+          <w:tcPr>
+            <w:tcW w:type="dxa" w:w="1474"/>
+            <w:vAlign w:val="center"/>
+          </w:tcPr>
+          <w:p>
+            <w:r/>
+            <w:r>
+              <w:rPr>
+                <w:rFonts w:ascii="宋体" w:hAnsi="宋体" w:eastAsia="宋体"/>
+                <w:b w:val="0"/>
+                <w:sz w:val="16"/>
+              </w:rPr>
+            </w:r>
+          </w:p>
+        </w:tc>
+        <w:tc>
+          <w:tcPr>
             <w:tcW w:type="dxa" w:w="680"/>
-          </w:tcPr>
-          <w:p>
-            <w:r/>
-            <w:r>
-              <w:rPr>
-                <w:rFonts w:ascii="宋体" w:hAnsi="宋体" w:eastAsia="宋体"/>
+            <w:vAlign w:val="center"/>
+          </w:tcPr>
+          <w:p>
+            <w:pPr>
+              <w:jc w:val="center"/>
+            </w:pPr>
+            <w:r/>
+            <w:r>
+              <w:rPr>
+                <w:rFonts w:ascii="宋体" w:hAnsi="宋体" w:eastAsia="宋体"/>
+                <w:b w:val="0"/>
                 <w:sz w:val="16"/>
               </w:rPr>
-              <w:t>访问控制</w:t>
-            </w:r>
-          </w:p>
-        </w:tc>
-        <w:tc>
-          <w:tcPr>
-            <w:tcW w:type="dxa" w:w="1757"/>
-          </w:tcPr>
-          <w:p>
-            <w:r/>
-            <w:r>
-              <w:rPr>
-                <w:rFonts w:ascii="宋体" w:hAnsi="宋体" w:eastAsia="宋体"/>
+            </w:r>
+          </w:p>
+        </w:tc>
+        <w:tc>
+          <w:tcPr>
+            <w:tcW w:type="dxa" w:w="1474"/>
+            <w:vAlign w:val="center"/>
+          </w:tcPr>
+          <w:p>
+            <w:r/>
+            <w:r>
+              <w:rPr>
+                <w:rFonts w:ascii="宋体" w:hAnsi="宋体" w:eastAsia="宋体"/>
+                <w:b w:val="0"/>
                 <w:sz w:val="16"/>
               </w:rPr>
-              <w:t>8.1.4.2 a) 关键目录权限</w:t>
-            </w:r>
-          </w:p>
-        </w:tc>
-        <w:tc>
-          <w:tcPr>
-            <w:tcW w:type="dxa" w:w="2041"/>
-          </w:tcPr>
-          <w:p>
-            <w:r/>
-            <w:r>
-              <w:rPr>
-                <w:rFonts w:ascii="宋体" w:hAnsi="宋体" w:eastAsia="宋体"/>
+            </w:r>
+          </w:p>
+        </w:tc>
+        <w:tc>
+          <w:tcPr>
+            <w:tcW w:type="dxa" w:w="1361"/>
+            <w:vAlign w:val="center"/>
+          </w:tcPr>
+          <w:p>
+            <w:r/>
+            <w:r>
+              <w:rPr>
+                <w:rFonts w:ascii="宋体" w:hAnsi="宋体" w:eastAsia="宋体"/>
+                <w:b w:val="0"/>
                 <w:sz w:val="16"/>
               </w:rPr>
-              <w:t>文件属性→安全→高级；icacls C:\</w:t>
-            </w:r>
-          </w:p>
-        </w:tc>
-        <w:tc>
-          <w:tcPr>
-            <w:tcW w:type="dxa" w:w="2041"/>
-          </w:tcPr>
-          <w:p>
-            <w:r/>
-            <w:r>
-              <w:rPr>
-                <w:rFonts w:ascii="宋体" w:hAnsi="宋体" w:eastAsia="宋体"/>
-                <w:sz w:val="16"/>
-              </w:rPr>
-              <w:t>系统目录仅授权必要账户，无 Everyone/Users 完全控制</w:t>
-            </w:r>
-          </w:p>
-        </w:tc>
-        <w:tc>
-          <w:tcPr>
-            <w:tcW w:type="dxa" w:w="1474"/>
-          </w:tcPr>
-          <w:p>
-            <w:r/>
-            <w:r>
-              <w:rPr>
-                <w:rFonts w:ascii="宋体" w:hAnsi="宋体" w:eastAsia="宋体"/>
-                <w:sz w:val="16"/>
-              </w:rPr>
-            </w:r>
-          </w:p>
-        </w:tc>
-        <w:tc>
-          <w:tcPr>
-            <w:tcW w:type="dxa" w:w="737"/>
-          </w:tcPr>
-          <w:p>
-            <w:r/>
-            <w:r>
-              <w:rPr>
-                <w:rFonts w:ascii="宋体" w:hAnsi="宋体" w:eastAsia="宋体"/>
-                <w:sz w:val="16"/>
-              </w:rPr>
-            </w:r>
-          </w:p>
-        </w:tc>
-        <w:tc>
-          <w:tcPr>
-            <w:tcW w:type="dxa" w:w="1701"/>
-          </w:tcPr>
-          <w:p>
-            <w:r/>
-            <w:r>
-              <w:rPr>
-                <w:rFonts w:ascii="宋体" w:hAnsi="宋体" w:eastAsia="宋体"/>
-                <w:sz w:val="16"/>
-              </w:rPr>
-            </w:r>
-          </w:p>
-        </w:tc>
-        <w:tc>
-          <w:tcPr>
-            <w:tcW w:type="dxa" w:w="1644"/>
-          </w:tcPr>
-          <w:p>
-            <w:r/>
-            <w:r>
-              <w:rPr>
-                <w:rFonts w:ascii="宋体" w:hAnsi="宋体" w:eastAsia="宋体"/>
-                <w:sz w:val="16"/>
-              </w:rPr>
-            </w:r>
-          </w:p>
-        </w:tc>
-        <w:tc>
-          <w:tcPr>
-            <w:tcW w:type="dxa" w:w="624"/>
-          </w:tcPr>
-          <w:p>
-            <w:r/>
-            <w:r>
-              <w:rPr>
-                <w:rFonts w:ascii="宋体" w:hAnsi="宋体" w:eastAsia="宋体"/>
+            </w:r>
+          </w:p>
+        </w:tc>
+        <w:tc>
+          <w:tcPr>
+            <w:tcW w:type="dxa" w:w="680"/>
+            <w:vAlign w:val="center"/>
+          </w:tcPr>
+          <w:p>
+            <w:pPr>
+              <w:jc w:val="center"/>
+            </w:pPr>
+            <w:r/>
+            <w:r>
+              <w:rPr>
+                <w:rFonts w:ascii="宋体" w:hAnsi="宋体" w:eastAsia="宋体"/>
+                <w:b w:val="0"/>
                 <w:sz w:val="16"/>
               </w:rPr>
             </w:r>
@@ -2399,13 +2772,18 @@
       <w:tr>
         <w:tc>
           <w:tcPr>
-            <w:tcW w:type="dxa" w:w="510"/>
-          </w:tcPr>
-          <w:p>
-            <w:r/>
-            <w:r>
-              <w:rPr>
-                <w:rFonts w:ascii="宋体" w:hAnsi="宋体" w:eastAsia="宋体"/>
+            <w:tcW w:type="dxa" w:w="567"/>
+            <w:vAlign w:val="center"/>
+          </w:tcPr>
+          <w:p>
+            <w:pPr>
+              <w:jc w:val="center"/>
+            </w:pPr>
+            <w:r/>
+            <w:r>
+              <w:rPr>
+                <w:rFonts w:ascii="宋体" w:hAnsi="宋体" w:eastAsia="宋体"/>
+                <w:b w:val="0"/>
                 <w:sz w:val="16"/>
               </w:rPr>
               <w:t>11</w:t>
@@ -2415,12 +2793,17 @@
         <w:tc>
           <w:tcPr>
             <w:tcW w:type="dxa" w:w="567"/>
-          </w:tcPr>
-          <w:p>
-            <w:r/>
-            <w:r>
-              <w:rPr>
-                <w:rFonts w:ascii="宋体" w:hAnsi="宋体" w:eastAsia="宋体"/>
+            <w:vAlign w:val="center"/>
+          </w:tcPr>
+          <w:p>
+            <w:pPr>
+              <w:jc w:val="center"/>
+            </w:pPr>
+            <w:r/>
+            <w:r>
+              <w:rPr>
+                <w:rFonts w:ascii="宋体" w:hAnsi="宋体" w:eastAsia="宋体"/>
+                <w:b w:val="0"/>
                 <w:sz w:val="16"/>
               </w:rPr>
               <w:t>W4</w:t>
@@ -2429,13 +2812,15 @@
         </w:tc>
         <w:tc>
           <w:tcPr>
-            <w:tcW w:type="dxa" w:w="1077"/>
-          </w:tcPr>
-          <w:p>
-            <w:r/>
-            <w:r>
-              <w:rPr>
-                <w:rFonts w:ascii="宋体" w:hAnsi="宋体" w:eastAsia="宋体"/>
+            <w:tcW w:type="dxa" w:w="1134"/>
+            <w:vAlign w:val="center"/>
+          </w:tcPr>
+          <w:p>
+            <w:r/>
+            <w:r>
+              <w:rPr>
+                <w:rFonts w:ascii="宋体" w:hAnsi="宋体" w:eastAsia="宋体"/>
+                <w:b w:val="0"/>
                 <w:sz w:val="16"/>
               </w:rPr>
               <w:t>Windows 虚拟机</w:t>
@@ -2444,129 +2829,153 @@
         </w:tc>
         <w:tc>
           <w:tcPr>
+            <w:tcW w:type="dxa" w:w="794"/>
+            <w:vAlign w:val="center"/>
+          </w:tcPr>
+          <w:p>
+            <w:r/>
+            <w:r>
+              <w:rPr>
+                <w:rFonts w:ascii="宋体" w:hAnsi="宋体" w:eastAsia="宋体"/>
+                <w:b w:val="0"/>
+                <w:sz w:val="16"/>
+              </w:rPr>
+              <w:t>访问控制</w:t>
+            </w:r>
+          </w:p>
+        </w:tc>
+        <w:tc>
+          <w:tcPr>
+            <w:tcW w:type="dxa" w:w="1474"/>
+            <w:vAlign w:val="center"/>
+          </w:tcPr>
+          <w:p>
+            <w:r/>
+            <w:r>
+              <w:rPr>
+                <w:rFonts w:ascii="宋体" w:hAnsi="宋体" w:eastAsia="宋体"/>
+                <w:b w:val="0"/>
+                <w:sz w:val="16"/>
+              </w:rPr>
+              <w:t>8.1.4.2 a) 关键目录权限</w:t>
+            </w:r>
+          </w:p>
+        </w:tc>
+        <w:tc>
+          <w:tcPr>
+            <w:tcW w:type="dxa" w:w="1587"/>
+            <w:vAlign w:val="center"/>
+          </w:tcPr>
+          <w:p>
+            <w:r/>
+            <w:r>
+              <w:rPr>
+                <w:rFonts w:ascii="宋体" w:hAnsi="宋体" w:eastAsia="宋体"/>
+                <w:b w:val="0"/>
+                <w:sz w:val="16"/>
+              </w:rPr>
+              <w:t>文件属性 → 安全 → 高级；icacls C:\</w:t>
+            </w:r>
+          </w:p>
+        </w:tc>
+        <w:tc>
+          <w:tcPr>
+            <w:tcW w:type="dxa" w:w="1587"/>
+            <w:vAlign w:val="center"/>
+          </w:tcPr>
+          <w:p>
+            <w:r/>
+            <w:r>
+              <w:rPr>
+                <w:rFonts w:ascii="宋体" w:hAnsi="宋体" w:eastAsia="宋体"/>
+                <w:b w:val="0"/>
+                <w:sz w:val="16"/>
+              </w:rPr>
+              <w:t>系统目录仅授权必要账户，无 Everyone/Users 完全控制</w:t>
+            </w:r>
+          </w:p>
+        </w:tc>
+        <w:tc>
+          <w:tcPr>
+            <w:tcW w:type="dxa" w:w="1474"/>
+            <w:vAlign w:val="center"/>
+          </w:tcPr>
+          <w:p>
+            <w:r/>
+            <w:r>
+              <w:rPr>
+                <w:rFonts w:ascii="宋体" w:hAnsi="宋体" w:eastAsia="宋体"/>
+                <w:b w:val="0"/>
+                <w:sz w:val="16"/>
+              </w:rPr>
+            </w:r>
+          </w:p>
+        </w:tc>
+        <w:tc>
+          <w:tcPr>
             <w:tcW w:type="dxa" w:w="680"/>
-          </w:tcPr>
-          <w:p>
-            <w:r/>
-            <w:r>
-              <w:rPr>
-                <w:rFonts w:ascii="宋体" w:hAnsi="宋体" w:eastAsia="宋体"/>
+            <w:vAlign w:val="center"/>
+          </w:tcPr>
+          <w:p>
+            <w:pPr>
+              <w:jc w:val="center"/>
+            </w:pPr>
+            <w:r/>
+            <w:r>
+              <w:rPr>
+                <w:rFonts w:ascii="宋体" w:hAnsi="宋体" w:eastAsia="宋体"/>
+                <w:b w:val="0"/>
                 <w:sz w:val="16"/>
               </w:rPr>
-              <w:t>访问控制</w:t>
-            </w:r>
-          </w:p>
-        </w:tc>
-        <w:tc>
-          <w:tcPr>
-            <w:tcW w:type="dxa" w:w="1757"/>
-          </w:tcPr>
-          <w:p>
-            <w:r/>
-            <w:r>
-              <w:rPr>
-                <w:rFonts w:ascii="宋体" w:hAnsi="宋体" w:eastAsia="宋体"/>
+            </w:r>
+          </w:p>
+        </w:tc>
+        <w:tc>
+          <w:tcPr>
+            <w:tcW w:type="dxa" w:w="1474"/>
+            <w:vAlign w:val="center"/>
+          </w:tcPr>
+          <w:p>
+            <w:r/>
+            <w:r>
+              <w:rPr>
+                <w:rFonts w:ascii="宋体" w:hAnsi="宋体" w:eastAsia="宋体"/>
+                <w:b w:val="0"/>
                 <w:sz w:val="16"/>
               </w:rPr>
-              <w:t>8.1.4.2 a) 敏感文件权限</w:t>
-            </w:r>
-          </w:p>
-        </w:tc>
-        <w:tc>
-          <w:tcPr>
-            <w:tcW w:type="dxa" w:w="2041"/>
-          </w:tcPr>
-          <w:p>
-            <w:r/>
-            <w:r>
-              <w:rPr>
-                <w:rFonts w:ascii="宋体" w:hAnsi="宋体" w:eastAsia="宋体"/>
+            </w:r>
+          </w:p>
+        </w:tc>
+        <w:tc>
+          <w:tcPr>
+            <w:tcW w:type="dxa" w:w="1361"/>
+            <w:vAlign w:val="center"/>
+          </w:tcPr>
+          <w:p>
+            <w:r/>
+            <w:r>
+              <w:rPr>
+                <w:rFonts w:ascii="宋体" w:hAnsi="宋体" w:eastAsia="宋体"/>
+                <w:b w:val="0"/>
                 <w:sz w:val="16"/>
               </w:rPr>
-              <w:t>icacls；Get-Acl；查看 hosts、SAM 等文件权限</w:t>
-            </w:r>
-          </w:p>
-        </w:tc>
-        <w:tc>
-          <w:tcPr>
-            <w:tcW w:type="dxa" w:w="2041"/>
-          </w:tcPr>
-          <w:p>
-            <w:r/>
-            <w:r>
-              <w:rPr>
-                <w:rFonts w:ascii="宋体" w:hAnsi="宋体" w:eastAsia="宋体"/>
-                <w:sz w:val="16"/>
-              </w:rPr>
-              <w:t>敏感文件仅管理员可读写，普通用户无写权限</w:t>
-            </w:r>
-          </w:p>
-        </w:tc>
-        <w:tc>
-          <w:tcPr>
-            <w:tcW w:type="dxa" w:w="1474"/>
-          </w:tcPr>
-          <w:p>
-            <w:r/>
-            <w:r>
-              <w:rPr>
-                <w:rFonts w:ascii="宋体" w:hAnsi="宋体" w:eastAsia="宋体"/>
-                <w:sz w:val="16"/>
-              </w:rPr>
-            </w:r>
-          </w:p>
-        </w:tc>
-        <w:tc>
-          <w:tcPr>
-            <w:tcW w:type="dxa" w:w="737"/>
-          </w:tcPr>
-          <w:p>
-            <w:r/>
-            <w:r>
-              <w:rPr>
-                <w:rFonts w:ascii="宋体" w:hAnsi="宋体" w:eastAsia="宋体"/>
-                <w:sz w:val="16"/>
-              </w:rPr>
-            </w:r>
-          </w:p>
-        </w:tc>
-        <w:tc>
-          <w:tcPr>
-            <w:tcW w:type="dxa" w:w="1701"/>
-          </w:tcPr>
-          <w:p>
-            <w:r/>
-            <w:r>
-              <w:rPr>
-                <w:rFonts w:ascii="宋体" w:hAnsi="宋体" w:eastAsia="宋体"/>
-                <w:sz w:val="16"/>
-              </w:rPr>
-            </w:r>
-          </w:p>
-        </w:tc>
-        <w:tc>
-          <w:tcPr>
-            <w:tcW w:type="dxa" w:w="1644"/>
-          </w:tcPr>
-          <w:p>
-            <w:r/>
-            <w:r>
-              <w:rPr>
-                <w:rFonts w:ascii="宋体" w:hAnsi="宋体" w:eastAsia="宋体"/>
-                <w:sz w:val="16"/>
-              </w:rPr>
-            </w:r>
-          </w:p>
-        </w:tc>
-        <w:tc>
-          <w:tcPr>
-            <w:tcW w:type="dxa" w:w="624"/>
-          </w:tcPr>
-          <w:p>
-            <w:r/>
-            <w:r>
-              <w:rPr>
-                <w:rFonts w:ascii="宋体" w:hAnsi="宋体" w:eastAsia="宋体"/>
+            </w:r>
+          </w:p>
+        </w:tc>
+        <w:tc>
+          <w:tcPr>
+            <w:tcW w:type="dxa" w:w="680"/>
+            <w:vAlign w:val="center"/>
+          </w:tcPr>
+          <w:p>
+            <w:pPr>
+              <w:jc w:val="center"/>
+            </w:pPr>
+            <w:r/>
+            <w:r>
+              <w:rPr>
+                <w:rFonts w:ascii="宋体" w:hAnsi="宋体" w:eastAsia="宋体"/>
+                <w:b w:val="0"/>
                 <w:sz w:val="16"/>
               </w:rPr>
             </w:r>
@@ -2576,13 +2985,18 @@
       <w:tr>
         <w:tc>
           <w:tcPr>
-            <w:tcW w:type="dxa" w:w="510"/>
-          </w:tcPr>
-          <w:p>
-            <w:r/>
-            <w:r>
-              <w:rPr>
-                <w:rFonts w:ascii="宋体" w:hAnsi="宋体" w:eastAsia="宋体"/>
+            <w:tcW w:type="dxa" w:w="567"/>
+            <w:vAlign w:val="center"/>
+          </w:tcPr>
+          <w:p>
+            <w:pPr>
+              <w:jc w:val="center"/>
+            </w:pPr>
+            <w:r/>
+            <w:r>
+              <w:rPr>
+                <w:rFonts w:ascii="宋体" w:hAnsi="宋体" w:eastAsia="宋体"/>
+                <w:b w:val="0"/>
                 <w:sz w:val="16"/>
               </w:rPr>
               <w:t>12</w:t>
@@ -2592,12 +3006,17 @@
         <w:tc>
           <w:tcPr>
             <w:tcW w:type="dxa" w:w="567"/>
-          </w:tcPr>
-          <w:p>
-            <w:r/>
-            <w:r>
-              <w:rPr>
-                <w:rFonts w:ascii="宋体" w:hAnsi="宋体" w:eastAsia="宋体"/>
+            <w:vAlign w:val="center"/>
+          </w:tcPr>
+          <w:p>
+            <w:pPr>
+              <w:jc w:val="center"/>
+            </w:pPr>
+            <w:r/>
+            <w:r>
+              <w:rPr>
+                <w:rFonts w:ascii="宋体" w:hAnsi="宋体" w:eastAsia="宋体"/>
+                <w:b w:val="0"/>
                 <w:sz w:val="16"/>
               </w:rPr>
               <w:t>W4</w:t>
@@ -2606,13 +3025,15 @@
         </w:tc>
         <w:tc>
           <w:tcPr>
-            <w:tcW w:type="dxa" w:w="1077"/>
-          </w:tcPr>
-          <w:p>
-            <w:r/>
-            <w:r>
-              <w:rPr>
-                <w:rFonts w:ascii="宋体" w:hAnsi="宋体" w:eastAsia="宋体"/>
+            <w:tcW w:type="dxa" w:w="1134"/>
+            <w:vAlign w:val="center"/>
+          </w:tcPr>
+          <w:p>
+            <w:r/>
+            <w:r>
+              <w:rPr>
+                <w:rFonts w:ascii="宋体" w:hAnsi="宋体" w:eastAsia="宋体"/>
+                <w:b w:val="0"/>
                 <w:sz w:val="16"/>
               </w:rPr>
               <w:t>Windows 虚拟机</w:t>
@@ -2621,129 +3042,153 @@
         </w:tc>
         <w:tc>
           <w:tcPr>
+            <w:tcW w:type="dxa" w:w="794"/>
+            <w:vAlign w:val="center"/>
+          </w:tcPr>
+          <w:p>
+            <w:r/>
+            <w:r>
+              <w:rPr>
+                <w:rFonts w:ascii="宋体" w:hAnsi="宋体" w:eastAsia="宋体"/>
+                <w:b w:val="0"/>
+                <w:sz w:val="16"/>
+              </w:rPr>
+              <w:t>访问控制</w:t>
+            </w:r>
+          </w:p>
+        </w:tc>
+        <w:tc>
+          <w:tcPr>
+            <w:tcW w:type="dxa" w:w="1474"/>
+            <w:vAlign w:val="center"/>
+          </w:tcPr>
+          <w:p>
+            <w:r/>
+            <w:r>
+              <w:rPr>
+                <w:rFonts w:ascii="宋体" w:hAnsi="宋体" w:eastAsia="宋体"/>
+                <w:b w:val="0"/>
+                <w:sz w:val="16"/>
+              </w:rPr>
+              <w:t>8.1.4.2 b) 共享权限最小化</w:t>
+            </w:r>
+          </w:p>
+        </w:tc>
+        <w:tc>
+          <w:tcPr>
+            <w:tcW w:type="dxa" w:w="1587"/>
+            <w:vAlign w:val="center"/>
+          </w:tcPr>
+          <w:p>
+            <w:r/>
+            <w:r>
+              <w:rPr>
+                <w:rFonts w:ascii="宋体" w:hAnsi="宋体" w:eastAsia="宋体"/>
+                <w:b w:val="0"/>
+                <w:sz w:val="16"/>
+              </w:rPr>
+              <w:t>net share；共享 → 属性 → 共享权限</w:t>
+            </w:r>
+          </w:p>
+        </w:tc>
+        <w:tc>
+          <w:tcPr>
+            <w:tcW w:type="dxa" w:w="1587"/>
+            <w:vAlign w:val="center"/>
+          </w:tcPr>
+          <w:p>
+            <w:r/>
+            <w:r>
+              <w:rPr>
+                <w:rFonts w:ascii="宋体" w:hAnsi="宋体" w:eastAsia="宋体"/>
+                <w:b w:val="0"/>
+                <w:sz w:val="16"/>
+              </w:rPr>
+              <w:t>共享权限遵循最小必要，无 Everyone 可写</w:t>
+            </w:r>
+          </w:p>
+        </w:tc>
+        <w:tc>
+          <w:tcPr>
+            <w:tcW w:type="dxa" w:w="1474"/>
+            <w:vAlign w:val="center"/>
+          </w:tcPr>
+          <w:p>
+            <w:r/>
+            <w:r>
+              <w:rPr>
+                <w:rFonts w:ascii="宋体" w:hAnsi="宋体" w:eastAsia="宋体"/>
+                <w:b w:val="0"/>
+                <w:sz w:val="16"/>
+              </w:rPr>
+            </w:r>
+          </w:p>
+        </w:tc>
+        <w:tc>
+          <w:tcPr>
             <w:tcW w:type="dxa" w:w="680"/>
-          </w:tcPr>
-          <w:p>
-            <w:r/>
-            <w:r>
-              <w:rPr>
-                <w:rFonts w:ascii="宋体" w:hAnsi="宋体" w:eastAsia="宋体"/>
+            <w:vAlign w:val="center"/>
+          </w:tcPr>
+          <w:p>
+            <w:pPr>
+              <w:jc w:val="center"/>
+            </w:pPr>
+            <w:r/>
+            <w:r>
+              <w:rPr>
+                <w:rFonts w:ascii="宋体" w:hAnsi="宋体" w:eastAsia="宋体"/>
+                <w:b w:val="0"/>
                 <w:sz w:val="16"/>
               </w:rPr>
-              <w:t>访问控制</w:t>
-            </w:r>
-          </w:p>
-        </w:tc>
-        <w:tc>
-          <w:tcPr>
-            <w:tcW w:type="dxa" w:w="1757"/>
-          </w:tcPr>
-          <w:p>
-            <w:r/>
-            <w:r>
-              <w:rPr>
-                <w:rFonts w:ascii="宋体" w:hAnsi="宋体" w:eastAsia="宋体"/>
+            </w:r>
+          </w:p>
+        </w:tc>
+        <w:tc>
+          <w:tcPr>
+            <w:tcW w:type="dxa" w:w="1474"/>
+            <w:vAlign w:val="center"/>
+          </w:tcPr>
+          <w:p>
+            <w:r/>
+            <w:r>
+              <w:rPr>
+                <w:rFonts w:ascii="宋体" w:hAnsi="宋体" w:eastAsia="宋体"/>
+                <w:b w:val="0"/>
                 <w:sz w:val="16"/>
               </w:rPr>
-              <w:t>8.1.4.2 b) 共享权限最小化</w:t>
-            </w:r>
-          </w:p>
-        </w:tc>
-        <w:tc>
-          <w:tcPr>
-            <w:tcW w:type="dxa" w:w="2041"/>
-          </w:tcPr>
-          <w:p>
-            <w:r/>
-            <w:r>
-              <w:rPr>
-                <w:rFonts w:ascii="宋体" w:hAnsi="宋体" w:eastAsia="宋体"/>
+            </w:r>
+          </w:p>
+        </w:tc>
+        <w:tc>
+          <w:tcPr>
+            <w:tcW w:type="dxa" w:w="1361"/>
+            <w:vAlign w:val="center"/>
+          </w:tcPr>
+          <w:p>
+            <w:r/>
+            <w:r>
+              <w:rPr>
+                <w:rFonts w:ascii="宋体" w:hAnsi="宋体" w:eastAsia="宋体"/>
+                <w:b w:val="0"/>
                 <w:sz w:val="16"/>
               </w:rPr>
-              <w:t>net share；共享→属性→安全</w:t>
-            </w:r>
-          </w:p>
-        </w:tc>
-        <w:tc>
-          <w:tcPr>
-            <w:tcW w:type="dxa" w:w="2041"/>
-          </w:tcPr>
-          <w:p>
-            <w:r/>
-            <w:r>
-              <w:rPr>
-                <w:rFonts w:ascii="宋体" w:hAnsi="宋体" w:eastAsia="宋体"/>
-                <w:sz w:val="16"/>
-              </w:rPr>
-              <w:t>共享权限遵循最小必要，无 Everyone 可写</w:t>
-            </w:r>
-          </w:p>
-        </w:tc>
-        <w:tc>
-          <w:tcPr>
-            <w:tcW w:type="dxa" w:w="1474"/>
-          </w:tcPr>
-          <w:p>
-            <w:r/>
-            <w:r>
-              <w:rPr>
-                <w:rFonts w:ascii="宋体" w:hAnsi="宋体" w:eastAsia="宋体"/>
-                <w:sz w:val="16"/>
-              </w:rPr>
-            </w:r>
-          </w:p>
-        </w:tc>
-        <w:tc>
-          <w:tcPr>
-            <w:tcW w:type="dxa" w:w="737"/>
-          </w:tcPr>
-          <w:p>
-            <w:r/>
-            <w:r>
-              <w:rPr>
-                <w:rFonts w:ascii="宋体" w:hAnsi="宋体" w:eastAsia="宋体"/>
-                <w:sz w:val="16"/>
-              </w:rPr>
-            </w:r>
-          </w:p>
-        </w:tc>
-        <w:tc>
-          <w:tcPr>
-            <w:tcW w:type="dxa" w:w="1701"/>
-          </w:tcPr>
-          <w:p>
-            <w:r/>
-            <w:r>
-              <w:rPr>
-                <w:rFonts w:ascii="宋体" w:hAnsi="宋体" w:eastAsia="宋体"/>
-                <w:sz w:val="16"/>
-              </w:rPr>
-            </w:r>
-          </w:p>
-        </w:tc>
-        <w:tc>
-          <w:tcPr>
-            <w:tcW w:type="dxa" w:w="1644"/>
-          </w:tcPr>
-          <w:p>
-            <w:r/>
-            <w:r>
-              <w:rPr>
-                <w:rFonts w:ascii="宋体" w:hAnsi="宋体" w:eastAsia="宋体"/>
-                <w:sz w:val="16"/>
-              </w:rPr>
-            </w:r>
-          </w:p>
-        </w:tc>
-        <w:tc>
-          <w:tcPr>
-            <w:tcW w:type="dxa" w:w="624"/>
-          </w:tcPr>
-          <w:p>
-            <w:r/>
-            <w:r>
-              <w:rPr>
-                <w:rFonts w:ascii="宋体" w:hAnsi="宋体" w:eastAsia="宋体"/>
+            </w:r>
+          </w:p>
+        </w:tc>
+        <w:tc>
+          <w:tcPr>
+            <w:tcW w:type="dxa" w:w="680"/>
+            <w:vAlign w:val="center"/>
+          </w:tcPr>
+          <w:p>
+            <w:pPr>
+              <w:jc w:val="center"/>
+            </w:pPr>
+            <w:r/>
+            <w:r>
+              <w:rPr>
+                <w:rFonts w:ascii="宋体" w:hAnsi="宋体" w:eastAsia="宋体"/>
+                <w:b w:val="0"/>
                 <w:sz w:val="16"/>
               </w:rPr>
             </w:r>
@@ -2753,13 +3198,18 @@
       <w:tr>
         <w:tc>
           <w:tcPr>
-            <w:tcW w:type="dxa" w:w="510"/>
-          </w:tcPr>
-          <w:p>
-            <w:r/>
-            <w:r>
-              <w:rPr>
-                <w:rFonts w:ascii="宋体" w:hAnsi="宋体" w:eastAsia="宋体"/>
+            <w:tcW w:type="dxa" w:w="567"/>
+            <w:vAlign w:val="center"/>
+          </w:tcPr>
+          <w:p>
+            <w:pPr>
+              <w:jc w:val="center"/>
+            </w:pPr>
+            <w:r/>
+            <w:r>
+              <w:rPr>
+                <w:rFonts w:ascii="宋体" w:hAnsi="宋体" w:eastAsia="宋体"/>
+                <w:b w:val="0"/>
                 <w:sz w:val="16"/>
               </w:rPr>
               <w:t>13</w:t>
@@ -2769,12 +3219,17 @@
         <w:tc>
           <w:tcPr>
             <w:tcW w:type="dxa" w:w="567"/>
-          </w:tcPr>
-          <w:p>
-            <w:r/>
-            <w:r>
-              <w:rPr>
-                <w:rFonts w:ascii="宋体" w:hAnsi="宋体" w:eastAsia="宋体"/>
+            <w:vAlign w:val="center"/>
+          </w:tcPr>
+          <w:p>
+            <w:pPr>
+              <w:jc w:val="center"/>
+            </w:pPr>
+            <w:r/>
+            <w:r>
+              <w:rPr>
+                <w:rFonts w:ascii="宋体" w:hAnsi="宋体" w:eastAsia="宋体"/>
+                <w:b w:val="0"/>
                 <w:sz w:val="16"/>
               </w:rPr>
               <w:t>L1</w:t>
@@ -2783,13 +3238,15 @@
         </w:tc>
         <w:tc>
           <w:tcPr>
-            <w:tcW w:type="dxa" w:w="1077"/>
-          </w:tcPr>
-          <w:p>
-            <w:r/>
-            <w:r>
-              <w:rPr>
-                <w:rFonts w:ascii="宋体" w:hAnsi="宋体" w:eastAsia="宋体"/>
+            <w:tcW w:type="dxa" w:w="1134"/>
+            <w:vAlign w:val="center"/>
+          </w:tcPr>
+          <w:p>
+            <w:r/>
+            <w:r>
+              <w:rPr>
+                <w:rFonts w:ascii="宋体" w:hAnsi="宋体" w:eastAsia="宋体"/>
+                <w:b w:val="0"/>
                 <w:sz w:val="16"/>
               </w:rPr>
               <w:t>CentOS/Linux 虚拟机</w:t>
@@ -2798,129 +3255,153 @@
         </w:tc>
         <w:tc>
           <w:tcPr>
+            <w:tcW w:type="dxa" w:w="794"/>
+            <w:vAlign w:val="center"/>
+          </w:tcPr>
+          <w:p>
+            <w:r/>
+            <w:r>
+              <w:rPr>
+                <w:rFonts w:ascii="宋体" w:hAnsi="宋体" w:eastAsia="宋体"/>
+                <w:b w:val="0"/>
+                <w:sz w:val="16"/>
+              </w:rPr>
+              <w:t>身份鉴别</w:t>
+            </w:r>
+          </w:p>
+        </w:tc>
+        <w:tc>
+          <w:tcPr>
+            <w:tcW w:type="dxa" w:w="1474"/>
+            <w:vAlign w:val="center"/>
+          </w:tcPr>
+          <w:p>
+            <w:r/>
+            <w:r>
+              <w:rPr>
+                <w:rFonts w:ascii="宋体" w:hAnsi="宋体" w:eastAsia="宋体"/>
+                <w:b w:val="0"/>
+                <w:sz w:val="16"/>
+              </w:rPr>
+              <w:t>8.1.4.1 a) 口令策略</w:t>
+            </w:r>
+          </w:p>
+        </w:tc>
+        <w:tc>
+          <w:tcPr>
+            <w:tcW w:type="dxa" w:w="1587"/>
+            <w:vAlign w:val="center"/>
+          </w:tcPr>
+          <w:p>
+            <w:r/>
+            <w:r>
+              <w:rPr>
+                <w:rFonts w:ascii="宋体" w:hAnsi="宋体" w:eastAsia="宋体"/>
+                <w:b w:val="0"/>
+                <w:sz w:val="16"/>
+              </w:rPr>
+              <w:t>cat /etc/login.defs；cat /etc/security/pwquality.conf</w:t>
+            </w:r>
+          </w:p>
+        </w:tc>
+        <w:tc>
+          <w:tcPr>
+            <w:tcW w:type="dxa" w:w="1587"/>
+            <w:vAlign w:val="center"/>
+          </w:tcPr>
+          <w:p>
+            <w:r/>
+            <w:r>
+              <w:rPr>
+                <w:rFonts w:ascii="宋体" w:hAnsi="宋体" w:eastAsia="宋体"/>
+                <w:b w:val="0"/>
+                <w:sz w:val="16"/>
+              </w:rPr>
+              <w:t>PASS_MAX_DAYS≤90；PASS_MIN_LEN≥8；PASS_MIN_DAYS≥1；PASS_WARN_AGE≥7</w:t>
+            </w:r>
+          </w:p>
+        </w:tc>
+        <w:tc>
+          <w:tcPr>
+            <w:tcW w:type="dxa" w:w="1474"/>
+            <w:vAlign w:val="center"/>
+          </w:tcPr>
+          <w:p>
+            <w:r/>
+            <w:r>
+              <w:rPr>
+                <w:rFonts w:ascii="宋体" w:hAnsi="宋体" w:eastAsia="宋体"/>
+                <w:b w:val="0"/>
+                <w:sz w:val="16"/>
+              </w:rPr>
+            </w:r>
+          </w:p>
+        </w:tc>
+        <w:tc>
+          <w:tcPr>
             <w:tcW w:type="dxa" w:w="680"/>
-          </w:tcPr>
-          <w:p>
-            <w:r/>
-            <w:r>
-              <w:rPr>
-                <w:rFonts w:ascii="宋体" w:hAnsi="宋体" w:eastAsia="宋体"/>
+            <w:vAlign w:val="center"/>
+          </w:tcPr>
+          <w:p>
+            <w:pPr>
+              <w:jc w:val="center"/>
+            </w:pPr>
+            <w:r/>
+            <w:r>
+              <w:rPr>
+                <w:rFonts w:ascii="宋体" w:hAnsi="宋体" w:eastAsia="宋体"/>
+                <w:b w:val="0"/>
                 <w:sz w:val="16"/>
               </w:rPr>
-              <w:t>身份鉴别</w:t>
-            </w:r>
-          </w:p>
-        </w:tc>
-        <w:tc>
-          <w:tcPr>
-            <w:tcW w:type="dxa" w:w="1757"/>
-          </w:tcPr>
-          <w:p>
-            <w:r/>
-            <w:r>
-              <w:rPr>
-                <w:rFonts w:ascii="宋体" w:hAnsi="宋体" w:eastAsia="宋体"/>
+            </w:r>
+          </w:p>
+        </w:tc>
+        <w:tc>
+          <w:tcPr>
+            <w:tcW w:type="dxa" w:w="1474"/>
+            <w:vAlign w:val="center"/>
+          </w:tcPr>
+          <w:p>
+            <w:r/>
+            <w:r>
+              <w:rPr>
+                <w:rFonts w:ascii="宋体" w:hAnsi="宋体" w:eastAsia="宋体"/>
+                <w:b w:val="0"/>
                 <w:sz w:val="16"/>
               </w:rPr>
-              <w:t>8.1.4.1 a) 口令策略</w:t>
-            </w:r>
-          </w:p>
-        </w:tc>
-        <w:tc>
-          <w:tcPr>
-            <w:tcW w:type="dxa" w:w="2041"/>
-          </w:tcPr>
-          <w:p>
-            <w:r/>
-            <w:r>
-              <w:rPr>
-                <w:rFonts w:ascii="宋体" w:hAnsi="宋体" w:eastAsia="宋体"/>
+            </w:r>
+          </w:p>
+        </w:tc>
+        <w:tc>
+          <w:tcPr>
+            <w:tcW w:type="dxa" w:w="1361"/>
+            <w:vAlign w:val="center"/>
+          </w:tcPr>
+          <w:p>
+            <w:r/>
+            <w:r>
+              <w:rPr>
+                <w:rFonts w:ascii="宋体" w:hAnsi="宋体" w:eastAsia="宋体"/>
+                <w:b w:val="0"/>
                 <w:sz w:val="16"/>
               </w:rPr>
-              <w:t>cat /etc/login.defs；cat /etc/security/pwquality.conf</w:t>
-            </w:r>
-          </w:p>
-        </w:tc>
-        <w:tc>
-          <w:tcPr>
-            <w:tcW w:type="dxa" w:w="2041"/>
-          </w:tcPr>
-          <w:p>
-            <w:r/>
-            <w:r>
-              <w:rPr>
-                <w:rFonts w:ascii="宋体" w:hAnsi="宋体" w:eastAsia="宋体"/>
-                <w:sz w:val="16"/>
-              </w:rPr>
-              <w:t>PASS_MAX_DAYS≤90；PASS_MIN_LEN≥8；PASS_MIN_DAYS≥1；PASS_WARN_AGE≥7</w:t>
-            </w:r>
-          </w:p>
-        </w:tc>
-        <w:tc>
-          <w:tcPr>
-            <w:tcW w:type="dxa" w:w="1474"/>
-          </w:tcPr>
-          <w:p>
-            <w:r/>
-            <w:r>
-              <w:rPr>
-                <w:rFonts w:ascii="宋体" w:hAnsi="宋体" w:eastAsia="宋体"/>
-                <w:sz w:val="16"/>
-              </w:rPr>
-            </w:r>
-          </w:p>
-        </w:tc>
-        <w:tc>
-          <w:tcPr>
-            <w:tcW w:type="dxa" w:w="737"/>
-          </w:tcPr>
-          <w:p>
-            <w:r/>
-            <w:r>
-              <w:rPr>
-                <w:rFonts w:ascii="宋体" w:hAnsi="宋体" w:eastAsia="宋体"/>
-                <w:sz w:val="16"/>
-              </w:rPr>
-            </w:r>
-          </w:p>
-        </w:tc>
-        <w:tc>
-          <w:tcPr>
-            <w:tcW w:type="dxa" w:w="1701"/>
-          </w:tcPr>
-          <w:p>
-            <w:r/>
-            <w:r>
-              <w:rPr>
-                <w:rFonts w:ascii="宋体" w:hAnsi="宋体" w:eastAsia="宋体"/>
-                <w:sz w:val="16"/>
-              </w:rPr>
-            </w:r>
-          </w:p>
-        </w:tc>
-        <w:tc>
-          <w:tcPr>
-            <w:tcW w:type="dxa" w:w="1644"/>
-          </w:tcPr>
-          <w:p>
-            <w:r/>
-            <w:r>
-              <w:rPr>
-                <w:rFonts w:ascii="宋体" w:hAnsi="宋体" w:eastAsia="宋体"/>
-                <w:sz w:val="16"/>
-              </w:rPr>
-            </w:r>
-          </w:p>
-        </w:tc>
-        <w:tc>
-          <w:tcPr>
-            <w:tcW w:type="dxa" w:w="624"/>
-          </w:tcPr>
-          <w:p>
-            <w:r/>
-            <w:r>
-              <w:rPr>
-                <w:rFonts w:ascii="宋体" w:hAnsi="宋体" w:eastAsia="宋体"/>
+            </w:r>
+          </w:p>
+        </w:tc>
+        <w:tc>
+          <w:tcPr>
+            <w:tcW w:type="dxa" w:w="680"/>
+            <w:vAlign w:val="center"/>
+          </w:tcPr>
+          <w:p>
+            <w:pPr>
+              <w:jc w:val="center"/>
+            </w:pPr>
+            <w:r/>
+            <w:r>
+              <w:rPr>
+                <w:rFonts w:ascii="宋体" w:hAnsi="宋体" w:eastAsia="宋体"/>
+                <w:b w:val="0"/>
                 <w:sz w:val="16"/>
               </w:rPr>
             </w:r>
@@ -2930,13 +3411,18 @@
       <w:tr>
         <w:tc>
           <w:tcPr>
-            <w:tcW w:type="dxa" w:w="510"/>
-          </w:tcPr>
-          <w:p>
-            <w:r/>
-            <w:r>
-              <w:rPr>
-                <w:rFonts w:ascii="宋体" w:hAnsi="宋体" w:eastAsia="宋体"/>
+            <w:tcW w:type="dxa" w:w="567"/>
+            <w:vAlign w:val="center"/>
+          </w:tcPr>
+          <w:p>
+            <w:pPr>
+              <w:jc w:val="center"/>
+            </w:pPr>
+            <w:r/>
+            <w:r>
+              <w:rPr>
+                <w:rFonts w:ascii="宋体" w:hAnsi="宋体" w:eastAsia="宋体"/>
+                <w:b w:val="0"/>
                 <w:sz w:val="16"/>
               </w:rPr>
               <w:t>14</w:t>
@@ -2946,12 +3432,17 @@
         <w:tc>
           <w:tcPr>
             <w:tcW w:type="dxa" w:w="567"/>
-          </w:tcPr>
-          <w:p>
-            <w:r/>
-            <w:r>
-              <w:rPr>
-                <w:rFonts w:ascii="宋体" w:hAnsi="宋体" w:eastAsia="宋体"/>
+            <w:vAlign w:val="center"/>
+          </w:tcPr>
+          <w:p>
+            <w:pPr>
+              <w:jc w:val="center"/>
+            </w:pPr>
+            <w:r/>
+            <w:r>
+              <w:rPr>
+                <w:rFonts w:ascii="宋体" w:hAnsi="宋体" w:eastAsia="宋体"/>
+                <w:b w:val="0"/>
                 <w:sz w:val="16"/>
               </w:rPr>
               <w:t>L1</w:t>
@@ -2960,13 +3451,15 @@
         </w:tc>
         <w:tc>
           <w:tcPr>
-            <w:tcW w:type="dxa" w:w="1077"/>
-          </w:tcPr>
-          <w:p>
-            <w:r/>
-            <w:r>
-              <w:rPr>
-                <w:rFonts w:ascii="宋体" w:hAnsi="宋体" w:eastAsia="宋体"/>
+            <w:tcW w:type="dxa" w:w="1134"/>
+            <w:vAlign w:val="center"/>
+          </w:tcPr>
+          <w:p>
+            <w:r/>
+            <w:r>
+              <w:rPr>
+                <w:rFonts w:ascii="宋体" w:hAnsi="宋体" w:eastAsia="宋体"/>
+                <w:b w:val="0"/>
                 <w:sz w:val="16"/>
               </w:rPr>
               <w:t>CentOS/Linux 虚拟机</w:t>
@@ -2975,129 +3468,153 @@
         </w:tc>
         <w:tc>
           <w:tcPr>
+            <w:tcW w:type="dxa" w:w="794"/>
+            <w:vAlign w:val="center"/>
+          </w:tcPr>
+          <w:p>
+            <w:r/>
+            <w:r>
+              <w:rPr>
+                <w:rFonts w:ascii="宋体" w:hAnsi="宋体" w:eastAsia="宋体"/>
+                <w:b w:val="0"/>
+                <w:sz w:val="16"/>
+              </w:rPr>
+              <w:t>身份鉴别</w:t>
+            </w:r>
+          </w:p>
+        </w:tc>
+        <w:tc>
+          <w:tcPr>
+            <w:tcW w:type="dxa" w:w="1474"/>
+            <w:vAlign w:val="center"/>
+          </w:tcPr>
+          <w:p>
+            <w:r/>
+            <w:r>
+              <w:rPr>
+                <w:rFonts w:ascii="宋体" w:hAnsi="宋体" w:eastAsia="宋体"/>
+                <w:b w:val="0"/>
+                <w:sz w:val="16"/>
+              </w:rPr>
+              <w:t>8.1.4.1 b) 登录失败处理</w:t>
+            </w:r>
+          </w:p>
+        </w:tc>
+        <w:tc>
+          <w:tcPr>
+            <w:tcW w:type="dxa" w:w="1587"/>
+            <w:vAlign w:val="center"/>
+          </w:tcPr>
+          <w:p>
+            <w:r/>
+            <w:r>
+              <w:rPr>
+                <w:rFonts w:ascii="宋体" w:hAnsi="宋体" w:eastAsia="宋体"/>
+                <w:b w:val="0"/>
+                <w:sz w:val="16"/>
+              </w:rPr>
+              <w:t>cat /etc/pam.d/system-auth（或 password-auth）</w:t>
+            </w:r>
+          </w:p>
+        </w:tc>
+        <w:tc>
+          <w:tcPr>
+            <w:tcW w:type="dxa" w:w="1587"/>
+            <w:vAlign w:val="center"/>
+          </w:tcPr>
+          <w:p>
+            <w:r/>
+            <w:r>
+              <w:rPr>
+                <w:rFonts w:ascii="宋体" w:hAnsi="宋体" w:eastAsia="宋体"/>
+                <w:b w:val="0"/>
+                <w:sz w:val="16"/>
+              </w:rPr>
+              <w:t>已配置 pam_faillock/pam_tally2，失败次数受限</w:t>
+            </w:r>
+          </w:p>
+        </w:tc>
+        <w:tc>
+          <w:tcPr>
+            <w:tcW w:type="dxa" w:w="1474"/>
+            <w:vAlign w:val="center"/>
+          </w:tcPr>
+          <w:p>
+            <w:r/>
+            <w:r>
+              <w:rPr>
+                <w:rFonts w:ascii="宋体" w:hAnsi="宋体" w:eastAsia="宋体"/>
+                <w:b w:val="0"/>
+                <w:sz w:val="16"/>
+              </w:rPr>
+            </w:r>
+          </w:p>
+        </w:tc>
+        <w:tc>
+          <w:tcPr>
             <w:tcW w:type="dxa" w:w="680"/>
-          </w:tcPr>
-          <w:p>
-            <w:r/>
-            <w:r>
-              <w:rPr>
-                <w:rFonts w:ascii="宋体" w:hAnsi="宋体" w:eastAsia="宋体"/>
+            <w:vAlign w:val="center"/>
+          </w:tcPr>
+          <w:p>
+            <w:pPr>
+              <w:jc w:val="center"/>
+            </w:pPr>
+            <w:r/>
+            <w:r>
+              <w:rPr>
+                <w:rFonts w:ascii="宋体" w:hAnsi="宋体" w:eastAsia="宋体"/>
+                <w:b w:val="0"/>
                 <w:sz w:val="16"/>
               </w:rPr>
-              <w:t>身份鉴别</w:t>
-            </w:r>
-          </w:p>
-        </w:tc>
-        <w:tc>
-          <w:tcPr>
-            <w:tcW w:type="dxa" w:w="1757"/>
-          </w:tcPr>
-          <w:p>
-            <w:r/>
-            <w:r>
-              <w:rPr>
-                <w:rFonts w:ascii="宋体" w:hAnsi="宋体" w:eastAsia="宋体"/>
+            </w:r>
+          </w:p>
+        </w:tc>
+        <w:tc>
+          <w:tcPr>
+            <w:tcW w:type="dxa" w:w="1474"/>
+            <w:vAlign w:val="center"/>
+          </w:tcPr>
+          <w:p>
+            <w:r/>
+            <w:r>
+              <w:rPr>
+                <w:rFonts w:ascii="宋体" w:hAnsi="宋体" w:eastAsia="宋体"/>
+                <w:b w:val="0"/>
                 <w:sz w:val="16"/>
               </w:rPr>
-              <w:t>8.1.4.1 b) 登录失败处理</w:t>
-            </w:r>
-          </w:p>
-        </w:tc>
-        <w:tc>
-          <w:tcPr>
-            <w:tcW w:type="dxa" w:w="2041"/>
-          </w:tcPr>
-          <w:p>
-            <w:r/>
-            <w:r>
-              <w:rPr>
-                <w:rFonts w:ascii="宋体" w:hAnsi="宋体" w:eastAsia="宋体"/>
+            </w:r>
+          </w:p>
+        </w:tc>
+        <w:tc>
+          <w:tcPr>
+            <w:tcW w:type="dxa" w:w="1361"/>
+            <w:vAlign w:val="center"/>
+          </w:tcPr>
+          <w:p>
+            <w:r/>
+            <w:r>
+              <w:rPr>
+                <w:rFonts w:ascii="宋体" w:hAnsi="宋体" w:eastAsia="宋体"/>
+                <w:b w:val="0"/>
                 <w:sz w:val="16"/>
               </w:rPr>
-              <w:t>cat /etc/pam.d/system-auth（或 password-auth）</w:t>
-            </w:r>
-          </w:p>
-        </w:tc>
-        <w:tc>
-          <w:tcPr>
-            <w:tcW w:type="dxa" w:w="2041"/>
-          </w:tcPr>
-          <w:p>
-            <w:r/>
-            <w:r>
-              <w:rPr>
-                <w:rFonts w:ascii="宋体" w:hAnsi="宋体" w:eastAsia="宋体"/>
-                <w:sz w:val="16"/>
-              </w:rPr>
-              <w:t>已配置 pam_faillock/pam_tally2，失败次数受限</w:t>
-            </w:r>
-          </w:p>
-        </w:tc>
-        <w:tc>
-          <w:tcPr>
-            <w:tcW w:type="dxa" w:w="1474"/>
-          </w:tcPr>
-          <w:p>
-            <w:r/>
-            <w:r>
-              <w:rPr>
-                <w:rFonts w:ascii="宋体" w:hAnsi="宋体" w:eastAsia="宋体"/>
-                <w:sz w:val="16"/>
-              </w:rPr>
-            </w:r>
-          </w:p>
-        </w:tc>
-        <w:tc>
-          <w:tcPr>
-            <w:tcW w:type="dxa" w:w="737"/>
-          </w:tcPr>
-          <w:p>
-            <w:r/>
-            <w:r>
-              <w:rPr>
-                <w:rFonts w:ascii="宋体" w:hAnsi="宋体" w:eastAsia="宋体"/>
-                <w:sz w:val="16"/>
-              </w:rPr>
-            </w:r>
-          </w:p>
-        </w:tc>
-        <w:tc>
-          <w:tcPr>
-            <w:tcW w:type="dxa" w:w="1701"/>
-          </w:tcPr>
-          <w:p>
-            <w:r/>
-            <w:r>
-              <w:rPr>
-                <w:rFonts w:ascii="宋体" w:hAnsi="宋体" w:eastAsia="宋体"/>
-                <w:sz w:val="16"/>
-              </w:rPr>
-            </w:r>
-          </w:p>
-        </w:tc>
-        <w:tc>
-          <w:tcPr>
-            <w:tcW w:type="dxa" w:w="1644"/>
-          </w:tcPr>
-          <w:p>
-            <w:r/>
-            <w:r>
-              <w:rPr>
-                <w:rFonts w:ascii="宋体" w:hAnsi="宋体" w:eastAsia="宋体"/>
-                <w:sz w:val="16"/>
-              </w:rPr>
-            </w:r>
-          </w:p>
-        </w:tc>
-        <w:tc>
-          <w:tcPr>
-            <w:tcW w:type="dxa" w:w="624"/>
-          </w:tcPr>
-          <w:p>
-            <w:r/>
-            <w:r>
-              <w:rPr>
-                <w:rFonts w:ascii="宋体" w:hAnsi="宋体" w:eastAsia="宋体"/>
+            </w:r>
+          </w:p>
+        </w:tc>
+        <w:tc>
+          <w:tcPr>
+            <w:tcW w:type="dxa" w:w="680"/>
+            <w:vAlign w:val="center"/>
+          </w:tcPr>
+          <w:p>
+            <w:pPr>
+              <w:jc w:val="center"/>
+            </w:pPr>
+            <w:r/>
+            <w:r>
+              <w:rPr>
+                <w:rFonts w:ascii="宋体" w:hAnsi="宋体" w:eastAsia="宋体"/>
+                <w:b w:val="0"/>
                 <w:sz w:val="16"/>
               </w:rPr>
             </w:r>
@@ -3107,13 +3624,18 @@
       <w:tr>
         <w:tc>
           <w:tcPr>
-            <w:tcW w:type="dxa" w:w="510"/>
-          </w:tcPr>
-          <w:p>
-            <w:r/>
-            <w:r>
-              <w:rPr>
-                <w:rFonts w:ascii="宋体" w:hAnsi="宋体" w:eastAsia="宋体"/>
+            <w:tcW w:type="dxa" w:w="567"/>
+            <w:vAlign w:val="center"/>
+          </w:tcPr>
+          <w:p>
+            <w:pPr>
+              <w:jc w:val="center"/>
+            </w:pPr>
+            <w:r/>
+            <w:r>
+              <w:rPr>
+                <w:rFonts w:ascii="宋体" w:hAnsi="宋体" w:eastAsia="宋体"/>
+                <w:b w:val="0"/>
                 <w:sz w:val="16"/>
               </w:rPr>
               <w:t>15</w:t>
@@ -3123,12 +3645,17 @@
         <w:tc>
           <w:tcPr>
             <w:tcW w:type="dxa" w:w="567"/>
-          </w:tcPr>
-          <w:p>
-            <w:r/>
-            <w:r>
-              <w:rPr>
-                <w:rFonts w:ascii="宋体" w:hAnsi="宋体" w:eastAsia="宋体"/>
+            <w:vAlign w:val="center"/>
+          </w:tcPr>
+          <w:p>
+            <w:pPr>
+              <w:jc w:val="center"/>
+            </w:pPr>
+            <w:r/>
+            <w:r>
+              <w:rPr>
+                <w:rFonts w:ascii="宋体" w:hAnsi="宋体" w:eastAsia="宋体"/>
+                <w:b w:val="0"/>
                 <w:sz w:val="16"/>
               </w:rPr>
               <w:t>L1</w:t>
@@ -3137,13 +3664,15 @@
         </w:tc>
         <w:tc>
           <w:tcPr>
-            <w:tcW w:type="dxa" w:w="1077"/>
-          </w:tcPr>
-          <w:p>
-            <w:r/>
-            <w:r>
-              <w:rPr>
-                <w:rFonts w:ascii="宋体" w:hAnsi="宋体" w:eastAsia="宋体"/>
+            <w:tcW w:type="dxa" w:w="1134"/>
+            <w:vAlign w:val="center"/>
+          </w:tcPr>
+          <w:p>
+            <w:r/>
+            <w:r>
+              <w:rPr>
+                <w:rFonts w:ascii="宋体" w:hAnsi="宋体" w:eastAsia="宋体"/>
+                <w:b w:val="0"/>
                 <w:sz w:val="16"/>
               </w:rPr>
               <w:t>CentOS/Linux 虚拟机</w:t>
@@ -3152,129 +3681,153 @@
         </w:tc>
         <w:tc>
           <w:tcPr>
+            <w:tcW w:type="dxa" w:w="794"/>
+            <w:vAlign w:val="center"/>
+          </w:tcPr>
+          <w:p>
+            <w:r/>
+            <w:r>
+              <w:rPr>
+                <w:rFonts w:ascii="宋体" w:hAnsi="宋体" w:eastAsia="宋体"/>
+                <w:b w:val="0"/>
+                <w:sz w:val="16"/>
+              </w:rPr>
+              <w:t>身份鉴别</w:t>
+            </w:r>
+          </w:p>
+        </w:tc>
+        <w:tc>
+          <w:tcPr>
+            <w:tcW w:type="dxa" w:w="1474"/>
+            <w:vAlign w:val="center"/>
+          </w:tcPr>
+          <w:p>
+            <w:r/>
+            <w:r>
+              <w:rPr>
+                <w:rFonts w:ascii="宋体" w:hAnsi="宋体" w:eastAsia="宋体"/>
+                <w:b w:val="0"/>
+                <w:sz w:val="16"/>
+              </w:rPr>
+              <w:t>8.1.4.1 c) 空口令/弱口令账户</w:t>
+            </w:r>
+          </w:p>
+        </w:tc>
+        <w:tc>
+          <w:tcPr>
+            <w:tcW w:type="dxa" w:w="1587"/>
+            <w:vAlign w:val="center"/>
+          </w:tcPr>
+          <w:p>
+            <w:r/>
+            <w:r>
+              <w:rPr>
+                <w:rFonts w:ascii="宋体" w:hAnsi="宋体" w:eastAsia="宋体"/>
+                <w:b w:val="0"/>
+                <w:sz w:val="16"/>
+              </w:rPr>
+              <w:t>awk -F: '($2=="")' /etc/shadow；cat /etc/passwd</w:t>
+            </w:r>
+          </w:p>
+        </w:tc>
+        <w:tc>
+          <w:tcPr>
+            <w:tcW w:type="dxa" w:w="1587"/>
+            <w:vAlign w:val="center"/>
+          </w:tcPr>
+          <w:p>
+            <w:r/>
+            <w:r>
+              <w:rPr>
+                <w:rFonts w:ascii="宋体" w:hAnsi="宋体" w:eastAsia="宋体"/>
+                <w:b w:val="0"/>
+                <w:sz w:val="16"/>
+              </w:rPr>
+              <w:t>无空口令账户；无多余/默认账户</w:t>
+            </w:r>
+          </w:p>
+        </w:tc>
+        <w:tc>
+          <w:tcPr>
+            <w:tcW w:type="dxa" w:w="1474"/>
+            <w:vAlign w:val="center"/>
+          </w:tcPr>
+          <w:p>
+            <w:r/>
+            <w:r>
+              <w:rPr>
+                <w:rFonts w:ascii="宋体" w:hAnsi="宋体" w:eastAsia="宋体"/>
+                <w:b w:val="0"/>
+                <w:sz w:val="16"/>
+              </w:rPr>
+            </w:r>
+          </w:p>
+        </w:tc>
+        <w:tc>
+          <w:tcPr>
             <w:tcW w:type="dxa" w:w="680"/>
-          </w:tcPr>
-          <w:p>
-            <w:r/>
-            <w:r>
-              <w:rPr>
-                <w:rFonts w:ascii="宋体" w:hAnsi="宋体" w:eastAsia="宋体"/>
+            <w:vAlign w:val="center"/>
+          </w:tcPr>
+          <w:p>
+            <w:pPr>
+              <w:jc w:val="center"/>
+            </w:pPr>
+            <w:r/>
+            <w:r>
+              <w:rPr>
+                <w:rFonts w:ascii="宋体" w:hAnsi="宋体" w:eastAsia="宋体"/>
+                <w:b w:val="0"/>
                 <w:sz w:val="16"/>
               </w:rPr>
-              <w:t>访问控制</w:t>
-            </w:r>
-          </w:p>
-        </w:tc>
-        <w:tc>
-          <w:tcPr>
-            <w:tcW w:type="dxa" w:w="1757"/>
-          </w:tcPr>
-          <w:p>
-            <w:r/>
-            <w:r>
-              <w:rPr>
-                <w:rFonts w:ascii="宋体" w:hAnsi="宋体" w:eastAsia="宋体"/>
+            </w:r>
+          </w:p>
+        </w:tc>
+        <w:tc>
+          <w:tcPr>
+            <w:tcW w:type="dxa" w:w="1474"/>
+            <w:vAlign w:val="center"/>
+          </w:tcPr>
+          <w:p>
+            <w:r/>
+            <w:r>
+              <w:rPr>
+                <w:rFonts w:ascii="宋体" w:hAnsi="宋体" w:eastAsia="宋体"/>
+                <w:b w:val="0"/>
                 <w:sz w:val="16"/>
               </w:rPr>
-              <w:t>8.1.4.2 b) 默认账户与空口令</w:t>
-            </w:r>
-          </w:p>
-        </w:tc>
-        <w:tc>
-          <w:tcPr>
-            <w:tcW w:type="dxa" w:w="2041"/>
-          </w:tcPr>
-          <w:p>
-            <w:r/>
-            <w:r>
-              <w:rPr>
-                <w:rFonts w:ascii="宋体" w:hAnsi="宋体" w:eastAsia="宋体"/>
+            </w:r>
+          </w:p>
+        </w:tc>
+        <w:tc>
+          <w:tcPr>
+            <w:tcW w:type="dxa" w:w="1361"/>
+            <w:vAlign w:val="center"/>
+          </w:tcPr>
+          <w:p>
+            <w:r/>
+            <w:r>
+              <w:rPr>
+                <w:rFonts w:ascii="宋体" w:hAnsi="宋体" w:eastAsia="宋体"/>
+                <w:b w:val="0"/>
                 <w:sz w:val="16"/>
               </w:rPr>
-              <w:t>awk -F: '($2=="")' /etc/shadow；cat /etc/passwd</w:t>
-            </w:r>
-          </w:p>
-        </w:tc>
-        <w:tc>
-          <w:tcPr>
-            <w:tcW w:type="dxa" w:w="2041"/>
-          </w:tcPr>
-          <w:p>
-            <w:r/>
-            <w:r>
-              <w:rPr>
-                <w:rFonts w:ascii="宋体" w:hAnsi="宋体" w:eastAsia="宋体"/>
-                <w:sz w:val="16"/>
-              </w:rPr>
-              <w:t>无空口令账户；无多余/默认账户</w:t>
-            </w:r>
-          </w:p>
-        </w:tc>
-        <w:tc>
-          <w:tcPr>
-            <w:tcW w:type="dxa" w:w="1474"/>
-          </w:tcPr>
-          <w:p>
-            <w:r/>
-            <w:r>
-              <w:rPr>
-                <w:rFonts w:ascii="宋体" w:hAnsi="宋体" w:eastAsia="宋体"/>
-                <w:sz w:val="16"/>
-              </w:rPr>
-            </w:r>
-          </w:p>
-        </w:tc>
-        <w:tc>
-          <w:tcPr>
-            <w:tcW w:type="dxa" w:w="737"/>
-          </w:tcPr>
-          <w:p>
-            <w:r/>
-            <w:r>
-              <w:rPr>
-                <w:rFonts w:ascii="宋体" w:hAnsi="宋体" w:eastAsia="宋体"/>
-                <w:sz w:val="16"/>
-              </w:rPr>
-            </w:r>
-          </w:p>
-        </w:tc>
-        <w:tc>
-          <w:tcPr>
-            <w:tcW w:type="dxa" w:w="1701"/>
-          </w:tcPr>
-          <w:p>
-            <w:r/>
-            <w:r>
-              <w:rPr>
-                <w:rFonts w:ascii="宋体" w:hAnsi="宋体" w:eastAsia="宋体"/>
-                <w:sz w:val="16"/>
-              </w:rPr>
-            </w:r>
-          </w:p>
-        </w:tc>
-        <w:tc>
-          <w:tcPr>
-            <w:tcW w:type="dxa" w:w="1644"/>
-          </w:tcPr>
-          <w:p>
-            <w:r/>
-            <w:r>
-              <w:rPr>
-                <w:rFonts w:ascii="宋体" w:hAnsi="宋体" w:eastAsia="宋体"/>
-                <w:sz w:val="16"/>
-              </w:rPr>
-            </w:r>
-          </w:p>
-        </w:tc>
-        <w:tc>
-          <w:tcPr>
-            <w:tcW w:type="dxa" w:w="624"/>
-          </w:tcPr>
-          <w:p>
-            <w:r/>
-            <w:r>
-              <w:rPr>
-                <w:rFonts w:ascii="宋体" w:hAnsi="宋体" w:eastAsia="宋体"/>
+            </w:r>
+          </w:p>
+        </w:tc>
+        <w:tc>
+          <w:tcPr>
+            <w:tcW w:type="dxa" w:w="680"/>
+            <w:vAlign w:val="center"/>
+          </w:tcPr>
+          <w:p>
+            <w:pPr>
+              <w:jc w:val="center"/>
+            </w:pPr>
+            <w:r/>
+            <w:r>
+              <w:rPr>
+                <w:rFonts w:ascii="宋体" w:hAnsi="宋体" w:eastAsia="宋体"/>
+                <w:b w:val="0"/>
                 <w:sz w:val="16"/>
               </w:rPr>
             </w:r>
@@ -3284,13 +3837,18 @@
       <w:tr>
         <w:tc>
           <w:tcPr>
-            <w:tcW w:type="dxa" w:w="510"/>
-          </w:tcPr>
-          <w:p>
-            <w:r/>
-            <w:r>
-              <w:rPr>
-                <w:rFonts w:ascii="宋体" w:hAnsi="宋体" w:eastAsia="宋体"/>
+            <w:tcW w:type="dxa" w:w="567"/>
+            <w:vAlign w:val="center"/>
+          </w:tcPr>
+          <w:p>
+            <w:pPr>
+              <w:jc w:val="center"/>
+            </w:pPr>
+            <w:r/>
+            <w:r>
+              <w:rPr>
+                <w:rFonts w:ascii="宋体" w:hAnsi="宋体" w:eastAsia="宋体"/>
+                <w:b w:val="0"/>
                 <w:sz w:val="16"/>
               </w:rPr>
               <w:t>16</w:t>
@@ -3300,12 +3858,17 @@
         <w:tc>
           <w:tcPr>
             <w:tcW w:type="dxa" w:w="567"/>
-          </w:tcPr>
-          <w:p>
-            <w:r/>
-            <w:r>
-              <w:rPr>
-                <w:rFonts w:ascii="宋体" w:hAnsi="宋体" w:eastAsia="宋体"/>
+            <w:vAlign w:val="center"/>
+          </w:tcPr>
+          <w:p>
+            <w:pPr>
+              <w:jc w:val="center"/>
+            </w:pPr>
+            <w:r/>
+            <w:r>
+              <w:rPr>
+                <w:rFonts w:ascii="宋体" w:hAnsi="宋体" w:eastAsia="宋体"/>
+                <w:b w:val="0"/>
                 <w:sz w:val="16"/>
               </w:rPr>
               <w:t>L2</w:t>
@@ -3314,13 +3877,15 @@
         </w:tc>
         <w:tc>
           <w:tcPr>
-            <w:tcW w:type="dxa" w:w="1077"/>
-          </w:tcPr>
-          <w:p>
-            <w:r/>
-            <w:r>
-              <w:rPr>
-                <w:rFonts w:ascii="宋体" w:hAnsi="宋体" w:eastAsia="宋体"/>
+            <w:tcW w:type="dxa" w:w="1134"/>
+            <w:vAlign w:val="center"/>
+          </w:tcPr>
+          <w:p>
+            <w:r/>
+            <w:r>
+              <w:rPr>
+                <w:rFonts w:ascii="宋体" w:hAnsi="宋体" w:eastAsia="宋体"/>
+                <w:b w:val="0"/>
                 <w:sz w:val="16"/>
               </w:rPr>
               <w:t>CentOS/Linux 虚拟机</w:t>
@@ -3329,129 +3894,153 @@
         </w:tc>
         <w:tc>
           <w:tcPr>
+            <w:tcW w:type="dxa" w:w="794"/>
+            <w:vAlign w:val="center"/>
+          </w:tcPr>
+          <w:p>
+            <w:r/>
+            <w:r>
+              <w:rPr>
+                <w:rFonts w:ascii="宋体" w:hAnsi="宋体" w:eastAsia="宋体"/>
+                <w:b w:val="0"/>
+                <w:sz w:val="16"/>
+              </w:rPr>
+              <w:t>安全审计</w:t>
+            </w:r>
+          </w:p>
+        </w:tc>
+        <w:tc>
+          <w:tcPr>
+            <w:tcW w:type="dxa" w:w="1474"/>
+            <w:vAlign w:val="center"/>
+          </w:tcPr>
+          <w:p>
+            <w:r/>
+            <w:r>
+              <w:rPr>
+                <w:rFonts w:ascii="宋体" w:hAnsi="宋体" w:eastAsia="宋体"/>
+                <w:b w:val="0"/>
+                <w:sz w:val="16"/>
+              </w:rPr>
+              <w:t>8.1.4.3 a) 审计服务状态</w:t>
+            </w:r>
+          </w:p>
+        </w:tc>
+        <w:tc>
+          <w:tcPr>
+            <w:tcW w:type="dxa" w:w="1587"/>
+            <w:vAlign w:val="center"/>
+          </w:tcPr>
+          <w:p>
+            <w:r/>
+            <w:r>
+              <w:rPr>
+                <w:rFonts w:ascii="宋体" w:hAnsi="宋体" w:eastAsia="宋体"/>
+                <w:b w:val="0"/>
+                <w:sz w:val="16"/>
+              </w:rPr>
+              <w:t>systemctl status rsyslog；systemctl status auditd</w:t>
+            </w:r>
+          </w:p>
+        </w:tc>
+        <w:tc>
+          <w:tcPr>
+            <w:tcW w:type="dxa" w:w="1587"/>
+            <w:vAlign w:val="center"/>
+          </w:tcPr>
+          <w:p>
+            <w:r/>
+            <w:r>
+              <w:rPr>
+                <w:rFonts w:ascii="宋体" w:hAnsi="宋体" w:eastAsia="宋体"/>
+                <w:b w:val="0"/>
+                <w:sz w:val="16"/>
+              </w:rPr>
+              <w:t>rsyslog、auditd 服务运行中且开机自启</w:t>
+            </w:r>
+          </w:p>
+        </w:tc>
+        <w:tc>
+          <w:tcPr>
+            <w:tcW w:type="dxa" w:w="1474"/>
+            <w:vAlign w:val="center"/>
+          </w:tcPr>
+          <w:p>
+            <w:r/>
+            <w:r>
+              <w:rPr>
+                <w:rFonts w:ascii="宋体" w:hAnsi="宋体" w:eastAsia="宋体"/>
+                <w:b w:val="0"/>
+                <w:sz w:val="16"/>
+              </w:rPr>
+            </w:r>
+          </w:p>
+        </w:tc>
+        <w:tc>
+          <w:tcPr>
             <w:tcW w:type="dxa" w:w="680"/>
-          </w:tcPr>
-          <w:p>
-            <w:r/>
-            <w:r>
-              <w:rPr>
-                <w:rFonts w:ascii="宋体" w:hAnsi="宋体" w:eastAsia="宋体"/>
+            <w:vAlign w:val="center"/>
+          </w:tcPr>
+          <w:p>
+            <w:pPr>
+              <w:jc w:val="center"/>
+            </w:pPr>
+            <w:r/>
+            <w:r>
+              <w:rPr>
+                <w:rFonts w:ascii="宋体" w:hAnsi="宋体" w:eastAsia="宋体"/>
+                <w:b w:val="0"/>
                 <w:sz w:val="16"/>
               </w:rPr>
-              <w:t>安全审计</w:t>
-            </w:r>
-          </w:p>
-        </w:tc>
-        <w:tc>
-          <w:tcPr>
-            <w:tcW w:type="dxa" w:w="1757"/>
-          </w:tcPr>
-          <w:p>
-            <w:r/>
-            <w:r>
-              <w:rPr>
-                <w:rFonts w:ascii="宋体" w:hAnsi="宋体" w:eastAsia="宋体"/>
+            </w:r>
+          </w:p>
+        </w:tc>
+        <w:tc>
+          <w:tcPr>
+            <w:tcW w:type="dxa" w:w="1474"/>
+            <w:vAlign w:val="center"/>
+          </w:tcPr>
+          <w:p>
+            <w:r/>
+            <w:r>
+              <w:rPr>
+                <w:rFonts w:ascii="宋体" w:hAnsi="宋体" w:eastAsia="宋体"/>
+                <w:b w:val="0"/>
                 <w:sz w:val="16"/>
               </w:rPr>
-              <w:t>8.1.4.3 a) 审计服务状态</w:t>
-            </w:r>
-          </w:p>
-        </w:tc>
-        <w:tc>
-          <w:tcPr>
-            <w:tcW w:type="dxa" w:w="2041"/>
-          </w:tcPr>
-          <w:p>
-            <w:r/>
-            <w:r>
-              <w:rPr>
-                <w:rFonts w:ascii="宋体" w:hAnsi="宋体" w:eastAsia="宋体"/>
+            </w:r>
+          </w:p>
+        </w:tc>
+        <w:tc>
+          <w:tcPr>
+            <w:tcW w:type="dxa" w:w="1361"/>
+            <w:vAlign w:val="center"/>
+          </w:tcPr>
+          <w:p>
+            <w:r/>
+            <w:r>
+              <w:rPr>
+                <w:rFonts w:ascii="宋体" w:hAnsi="宋体" w:eastAsia="宋体"/>
+                <w:b w:val="0"/>
                 <w:sz w:val="16"/>
               </w:rPr>
-              <w:t>systemctl status rsyslog；systemctl status auditd</w:t>
-            </w:r>
-          </w:p>
-        </w:tc>
-        <w:tc>
-          <w:tcPr>
-            <w:tcW w:type="dxa" w:w="2041"/>
-          </w:tcPr>
-          <w:p>
-            <w:r/>
-            <w:r>
-              <w:rPr>
-                <w:rFonts w:ascii="宋体" w:hAnsi="宋体" w:eastAsia="宋体"/>
-                <w:sz w:val="16"/>
-              </w:rPr>
-              <w:t>rsyslog、auditd 服务运行中且开机自启</w:t>
-            </w:r>
-          </w:p>
-        </w:tc>
-        <w:tc>
-          <w:tcPr>
-            <w:tcW w:type="dxa" w:w="1474"/>
-          </w:tcPr>
-          <w:p>
-            <w:r/>
-            <w:r>
-              <w:rPr>
-                <w:rFonts w:ascii="宋体" w:hAnsi="宋体" w:eastAsia="宋体"/>
-                <w:sz w:val="16"/>
-              </w:rPr>
-            </w:r>
-          </w:p>
-        </w:tc>
-        <w:tc>
-          <w:tcPr>
-            <w:tcW w:type="dxa" w:w="737"/>
-          </w:tcPr>
-          <w:p>
-            <w:r/>
-            <w:r>
-              <w:rPr>
-                <w:rFonts w:ascii="宋体" w:hAnsi="宋体" w:eastAsia="宋体"/>
-                <w:sz w:val="16"/>
-              </w:rPr>
-            </w:r>
-          </w:p>
-        </w:tc>
-        <w:tc>
-          <w:tcPr>
-            <w:tcW w:type="dxa" w:w="1701"/>
-          </w:tcPr>
-          <w:p>
-            <w:r/>
-            <w:r>
-              <w:rPr>
-                <w:rFonts w:ascii="宋体" w:hAnsi="宋体" w:eastAsia="宋体"/>
-                <w:sz w:val="16"/>
-              </w:rPr>
-            </w:r>
-          </w:p>
-        </w:tc>
-        <w:tc>
-          <w:tcPr>
-            <w:tcW w:type="dxa" w:w="1644"/>
-          </w:tcPr>
-          <w:p>
-            <w:r/>
-            <w:r>
-              <w:rPr>
-                <w:rFonts w:ascii="宋体" w:hAnsi="宋体" w:eastAsia="宋体"/>
-                <w:sz w:val="16"/>
-              </w:rPr>
-            </w:r>
-          </w:p>
-        </w:tc>
-        <w:tc>
-          <w:tcPr>
-            <w:tcW w:type="dxa" w:w="624"/>
-          </w:tcPr>
-          <w:p>
-            <w:r/>
-            <w:r>
-              <w:rPr>
-                <w:rFonts w:ascii="宋体" w:hAnsi="宋体" w:eastAsia="宋体"/>
+            </w:r>
+          </w:p>
+        </w:tc>
+        <w:tc>
+          <w:tcPr>
+            <w:tcW w:type="dxa" w:w="680"/>
+            <w:vAlign w:val="center"/>
+          </w:tcPr>
+          <w:p>
+            <w:pPr>
+              <w:jc w:val="center"/>
+            </w:pPr>
+            <w:r/>
+            <w:r>
+              <w:rPr>
+                <w:rFonts w:ascii="宋体" w:hAnsi="宋体" w:eastAsia="宋体"/>
+                <w:b w:val="0"/>
                 <w:sz w:val="16"/>
               </w:rPr>
             </w:r>
@@ -3461,13 +4050,18 @@
       <w:tr>
         <w:tc>
           <w:tcPr>
-            <w:tcW w:type="dxa" w:w="510"/>
-          </w:tcPr>
-          <w:p>
-            <w:r/>
-            <w:r>
-              <w:rPr>
-                <w:rFonts w:ascii="宋体" w:hAnsi="宋体" w:eastAsia="宋体"/>
+            <w:tcW w:type="dxa" w:w="567"/>
+            <w:vAlign w:val="center"/>
+          </w:tcPr>
+          <w:p>
+            <w:pPr>
+              <w:jc w:val="center"/>
+            </w:pPr>
+            <w:r/>
+            <w:r>
+              <w:rPr>
+                <w:rFonts w:ascii="宋体" w:hAnsi="宋体" w:eastAsia="宋体"/>
+                <w:b w:val="0"/>
                 <w:sz w:val="16"/>
               </w:rPr>
               <w:t>17</w:t>
@@ -3477,12 +4071,17 @@
         <w:tc>
           <w:tcPr>
             <w:tcW w:type="dxa" w:w="567"/>
-          </w:tcPr>
-          <w:p>
-            <w:r/>
-            <w:r>
-              <w:rPr>
-                <w:rFonts w:ascii="宋体" w:hAnsi="宋体" w:eastAsia="宋体"/>
+            <w:vAlign w:val="center"/>
+          </w:tcPr>
+          <w:p>
+            <w:pPr>
+              <w:jc w:val="center"/>
+            </w:pPr>
+            <w:r/>
+            <w:r>
+              <w:rPr>
+                <w:rFonts w:ascii="宋体" w:hAnsi="宋体" w:eastAsia="宋体"/>
+                <w:b w:val="0"/>
                 <w:sz w:val="16"/>
               </w:rPr>
               <w:t>L2</w:t>
@@ -3491,13 +4090,15 @@
         </w:tc>
         <w:tc>
           <w:tcPr>
-            <w:tcW w:type="dxa" w:w="1077"/>
-          </w:tcPr>
-          <w:p>
-            <w:r/>
-            <w:r>
-              <w:rPr>
-                <w:rFonts w:ascii="宋体" w:hAnsi="宋体" w:eastAsia="宋体"/>
+            <w:tcW w:type="dxa" w:w="1134"/>
+            <w:vAlign w:val="center"/>
+          </w:tcPr>
+          <w:p>
+            <w:r/>
+            <w:r>
+              <w:rPr>
+                <w:rFonts w:ascii="宋体" w:hAnsi="宋体" w:eastAsia="宋体"/>
+                <w:b w:val="0"/>
                 <w:sz w:val="16"/>
               </w:rPr>
               <w:t>CentOS/Linux 虚拟机</w:t>
@@ -3506,129 +4107,153 @@
         </w:tc>
         <w:tc>
           <w:tcPr>
+            <w:tcW w:type="dxa" w:w="794"/>
+            <w:vAlign w:val="center"/>
+          </w:tcPr>
+          <w:p>
+            <w:r/>
+            <w:r>
+              <w:rPr>
+                <w:rFonts w:ascii="宋体" w:hAnsi="宋体" w:eastAsia="宋体"/>
+                <w:b w:val="0"/>
+                <w:sz w:val="16"/>
+              </w:rPr>
+              <w:t>安全审计</w:t>
+            </w:r>
+          </w:p>
+        </w:tc>
+        <w:tc>
+          <w:tcPr>
+            <w:tcW w:type="dxa" w:w="1474"/>
+            <w:vAlign w:val="center"/>
+          </w:tcPr>
+          <w:p>
+            <w:r/>
+            <w:r>
+              <w:rPr>
+                <w:rFonts w:ascii="宋体" w:hAnsi="宋体" w:eastAsia="宋体"/>
+                <w:b w:val="0"/>
+                <w:sz w:val="16"/>
+              </w:rPr>
+              <w:t>8.1.4.3 b) 审计记录内容</w:t>
+            </w:r>
+          </w:p>
+        </w:tc>
+        <w:tc>
+          <w:tcPr>
+            <w:tcW w:type="dxa" w:w="1587"/>
+            <w:vAlign w:val="center"/>
+          </w:tcPr>
+          <w:p>
+            <w:r/>
+            <w:r>
+              <w:rPr>
+                <w:rFonts w:ascii="宋体" w:hAnsi="宋体" w:eastAsia="宋体"/>
+                <w:b w:val="0"/>
+                <w:sz w:val="16"/>
+              </w:rPr>
+              <w:t>cat /var/log/secure；last；auditctl -l</w:t>
+            </w:r>
+          </w:p>
+        </w:tc>
+        <w:tc>
+          <w:tcPr>
+            <w:tcW w:type="dxa" w:w="1587"/>
+            <w:vAlign w:val="center"/>
+          </w:tcPr>
+          <w:p>
+            <w:r/>
+            <w:r>
+              <w:rPr>
+                <w:rFonts w:ascii="宋体" w:hAnsi="宋体" w:eastAsia="宋体"/>
+                <w:b w:val="0"/>
+                <w:sz w:val="16"/>
+              </w:rPr>
+              <w:t>登录、用户切换、关键文件访问有记录</w:t>
+            </w:r>
+          </w:p>
+        </w:tc>
+        <w:tc>
+          <w:tcPr>
+            <w:tcW w:type="dxa" w:w="1474"/>
+            <w:vAlign w:val="center"/>
+          </w:tcPr>
+          <w:p>
+            <w:r/>
+            <w:r>
+              <w:rPr>
+                <w:rFonts w:ascii="宋体" w:hAnsi="宋体" w:eastAsia="宋体"/>
+                <w:b w:val="0"/>
+                <w:sz w:val="16"/>
+              </w:rPr>
+            </w:r>
+          </w:p>
+        </w:tc>
+        <w:tc>
+          <w:tcPr>
             <w:tcW w:type="dxa" w:w="680"/>
-          </w:tcPr>
-          <w:p>
-            <w:r/>
-            <w:r>
-              <w:rPr>
-                <w:rFonts w:ascii="宋体" w:hAnsi="宋体" w:eastAsia="宋体"/>
+            <w:vAlign w:val="center"/>
+          </w:tcPr>
+          <w:p>
+            <w:pPr>
+              <w:jc w:val="center"/>
+            </w:pPr>
+            <w:r/>
+            <w:r>
+              <w:rPr>
+                <w:rFonts w:ascii="宋体" w:hAnsi="宋体" w:eastAsia="宋体"/>
+                <w:b w:val="0"/>
                 <w:sz w:val="16"/>
               </w:rPr>
-              <w:t>安全审计</w:t>
-            </w:r>
-          </w:p>
-        </w:tc>
-        <w:tc>
-          <w:tcPr>
-            <w:tcW w:type="dxa" w:w="1757"/>
-          </w:tcPr>
-          <w:p>
-            <w:r/>
-            <w:r>
-              <w:rPr>
-                <w:rFonts w:ascii="宋体" w:hAnsi="宋体" w:eastAsia="宋体"/>
+            </w:r>
+          </w:p>
+        </w:tc>
+        <w:tc>
+          <w:tcPr>
+            <w:tcW w:type="dxa" w:w="1474"/>
+            <w:vAlign w:val="center"/>
+          </w:tcPr>
+          <w:p>
+            <w:r/>
+            <w:r>
+              <w:rPr>
+                <w:rFonts w:ascii="宋体" w:hAnsi="宋体" w:eastAsia="宋体"/>
+                <w:b w:val="0"/>
                 <w:sz w:val="16"/>
               </w:rPr>
-              <w:t>8.1.4.3 b) 审计记录内容</w:t>
-            </w:r>
-          </w:p>
-        </w:tc>
-        <w:tc>
-          <w:tcPr>
-            <w:tcW w:type="dxa" w:w="2041"/>
-          </w:tcPr>
-          <w:p>
-            <w:r/>
-            <w:r>
-              <w:rPr>
-                <w:rFonts w:ascii="宋体" w:hAnsi="宋体" w:eastAsia="宋体"/>
+            </w:r>
+          </w:p>
+        </w:tc>
+        <w:tc>
+          <w:tcPr>
+            <w:tcW w:type="dxa" w:w="1361"/>
+            <w:vAlign w:val="center"/>
+          </w:tcPr>
+          <w:p>
+            <w:r/>
+            <w:r>
+              <w:rPr>
+                <w:rFonts w:ascii="宋体" w:hAnsi="宋体" w:eastAsia="宋体"/>
+                <w:b w:val="0"/>
                 <w:sz w:val="16"/>
               </w:rPr>
-              <w:t>cat /var/log/secure；last；auditctl -l</w:t>
-            </w:r>
-          </w:p>
-        </w:tc>
-        <w:tc>
-          <w:tcPr>
-            <w:tcW w:type="dxa" w:w="2041"/>
-          </w:tcPr>
-          <w:p>
-            <w:r/>
-            <w:r>
-              <w:rPr>
-                <w:rFonts w:ascii="宋体" w:hAnsi="宋体" w:eastAsia="宋体"/>
-                <w:sz w:val="16"/>
-              </w:rPr>
-              <w:t>登录、用户切换、关键文件访问有记录</w:t>
-            </w:r>
-          </w:p>
-        </w:tc>
-        <w:tc>
-          <w:tcPr>
-            <w:tcW w:type="dxa" w:w="1474"/>
-          </w:tcPr>
-          <w:p>
-            <w:r/>
-            <w:r>
-              <w:rPr>
-                <w:rFonts w:ascii="宋体" w:hAnsi="宋体" w:eastAsia="宋体"/>
-                <w:sz w:val="16"/>
-              </w:rPr>
-            </w:r>
-          </w:p>
-        </w:tc>
-        <w:tc>
-          <w:tcPr>
-            <w:tcW w:type="dxa" w:w="737"/>
-          </w:tcPr>
-          <w:p>
-            <w:r/>
-            <w:r>
-              <w:rPr>
-                <w:rFonts w:ascii="宋体" w:hAnsi="宋体" w:eastAsia="宋体"/>
-                <w:sz w:val="16"/>
-              </w:rPr>
-            </w:r>
-          </w:p>
-        </w:tc>
-        <w:tc>
-          <w:tcPr>
-            <w:tcW w:type="dxa" w:w="1701"/>
-          </w:tcPr>
-          <w:p>
-            <w:r/>
-            <w:r>
-              <w:rPr>
-                <w:rFonts w:ascii="宋体" w:hAnsi="宋体" w:eastAsia="宋体"/>
-                <w:sz w:val="16"/>
-              </w:rPr>
-            </w:r>
-          </w:p>
-        </w:tc>
-        <w:tc>
-          <w:tcPr>
-            <w:tcW w:type="dxa" w:w="1644"/>
-          </w:tcPr>
-          <w:p>
-            <w:r/>
-            <w:r>
-              <w:rPr>
-                <w:rFonts w:ascii="宋体" w:hAnsi="宋体" w:eastAsia="宋体"/>
-                <w:sz w:val="16"/>
-              </w:rPr>
-            </w:r>
-          </w:p>
-        </w:tc>
-        <w:tc>
-          <w:tcPr>
-            <w:tcW w:type="dxa" w:w="624"/>
-          </w:tcPr>
-          <w:p>
-            <w:r/>
-            <w:r>
-              <w:rPr>
-                <w:rFonts w:ascii="宋体" w:hAnsi="宋体" w:eastAsia="宋体"/>
+            </w:r>
+          </w:p>
+        </w:tc>
+        <w:tc>
+          <w:tcPr>
+            <w:tcW w:type="dxa" w:w="680"/>
+            <w:vAlign w:val="center"/>
+          </w:tcPr>
+          <w:p>
+            <w:pPr>
+              <w:jc w:val="center"/>
+            </w:pPr>
+            <w:r/>
+            <w:r>
+              <w:rPr>
+                <w:rFonts w:ascii="宋体" w:hAnsi="宋体" w:eastAsia="宋体"/>
+                <w:b w:val="0"/>
                 <w:sz w:val="16"/>
               </w:rPr>
             </w:r>
@@ -3638,13 +4263,18 @@
       <w:tr>
         <w:tc>
           <w:tcPr>
-            <w:tcW w:type="dxa" w:w="510"/>
-          </w:tcPr>
-          <w:p>
-            <w:r/>
-            <w:r>
-              <w:rPr>
-                <w:rFonts w:ascii="宋体" w:hAnsi="宋体" w:eastAsia="宋体"/>
+            <w:tcW w:type="dxa" w:w="567"/>
+            <w:vAlign w:val="center"/>
+          </w:tcPr>
+          <w:p>
+            <w:pPr>
+              <w:jc w:val="center"/>
+            </w:pPr>
+            <w:r/>
+            <w:r>
+              <w:rPr>
+                <w:rFonts w:ascii="宋体" w:hAnsi="宋体" w:eastAsia="宋体"/>
+                <w:b w:val="0"/>
                 <w:sz w:val="16"/>
               </w:rPr>
               <w:t>18</w:t>
@@ -3654,12 +4284,17 @@
         <w:tc>
           <w:tcPr>
             <w:tcW w:type="dxa" w:w="567"/>
-          </w:tcPr>
-          <w:p>
-            <w:r/>
-            <w:r>
-              <w:rPr>
-                <w:rFonts w:ascii="宋体" w:hAnsi="宋体" w:eastAsia="宋体"/>
+            <w:vAlign w:val="center"/>
+          </w:tcPr>
+          <w:p>
+            <w:pPr>
+              <w:jc w:val="center"/>
+            </w:pPr>
+            <w:r/>
+            <w:r>
+              <w:rPr>
+                <w:rFonts w:ascii="宋体" w:hAnsi="宋体" w:eastAsia="宋体"/>
+                <w:b w:val="0"/>
                 <w:sz w:val="16"/>
               </w:rPr>
               <w:t>L2</w:t>
@@ -3668,13 +4303,15 @@
         </w:tc>
         <w:tc>
           <w:tcPr>
-            <w:tcW w:type="dxa" w:w="1077"/>
-          </w:tcPr>
-          <w:p>
-            <w:r/>
-            <w:r>
-              <w:rPr>
-                <w:rFonts w:ascii="宋体" w:hAnsi="宋体" w:eastAsia="宋体"/>
+            <w:tcW w:type="dxa" w:w="1134"/>
+            <w:vAlign w:val="center"/>
+          </w:tcPr>
+          <w:p>
+            <w:r/>
+            <w:r>
+              <w:rPr>
+                <w:rFonts w:ascii="宋体" w:hAnsi="宋体" w:eastAsia="宋体"/>
+                <w:b w:val="0"/>
                 <w:sz w:val="16"/>
               </w:rPr>
               <w:t>CentOS/Linux 虚拟机</w:t>
@@ -3683,129 +4320,153 @@
         </w:tc>
         <w:tc>
           <w:tcPr>
+            <w:tcW w:type="dxa" w:w="794"/>
+            <w:vAlign w:val="center"/>
+          </w:tcPr>
+          <w:p>
+            <w:r/>
+            <w:r>
+              <w:rPr>
+                <w:rFonts w:ascii="宋体" w:hAnsi="宋体" w:eastAsia="宋体"/>
+                <w:b w:val="0"/>
+                <w:sz w:val="16"/>
+              </w:rPr>
+              <w:t>安全审计</w:t>
+            </w:r>
+          </w:p>
+        </w:tc>
+        <w:tc>
+          <w:tcPr>
+            <w:tcW w:type="dxa" w:w="1474"/>
+            <w:vAlign w:val="center"/>
+          </w:tcPr>
+          <w:p>
+            <w:r/>
+            <w:r>
+              <w:rPr>
+                <w:rFonts w:ascii="宋体" w:hAnsi="宋体" w:eastAsia="宋体"/>
+                <w:b w:val="0"/>
+                <w:sz w:val="16"/>
+              </w:rPr>
+              <w:t>8.1.4.3 c) 日志留存与保护</w:t>
+            </w:r>
+          </w:p>
+        </w:tc>
+        <w:tc>
+          <w:tcPr>
+            <w:tcW w:type="dxa" w:w="1587"/>
+            <w:vAlign w:val="center"/>
+          </w:tcPr>
+          <w:p>
+            <w:r/>
+            <w:r>
+              <w:rPr>
+                <w:rFonts w:ascii="宋体" w:hAnsi="宋体" w:eastAsia="宋体"/>
+                <w:b w:val="0"/>
+                <w:sz w:val="16"/>
+              </w:rPr>
+              <w:t>ls -l /var/log；cat /etc/logrotate.conf</w:t>
+            </w:r>
+          </w:p>
+        </w:tc>
+        <w:tc>
+          <w:tcPr>
+            <w:tcW w:type="dxa" w:w="1587"/>
+            <w:vAlign w:val="center"/>
+          </w:tcPr>
+          <w:p>
+            <w:r/>
+            <w:r>
+              <w:rPr>
+                <w:rFonts w:ascii="宋体" w:hAnsi="宋体" w:eastAsia="宋体"/>
+                <w:b w:val="0"/>
+                <w:sz w:val="16"/>
+              </w:rPr>
+              <w:t>关键日志留存≥6个月，权限受控</w:t>
+            </w:r>
+          </w:p>
+        </w:tc>
+        <w:tc>
+          <w:tcPr>
+            <w:tcW w:type="dxa" w:w="1474"/>
+            <w:vAlign w:val="center"/>
+          </w:tcPr>
+          <w:p>
+            <w:r/>
+            <w:r>
+              <w:rPr>
+                <w:rFonts w:ascii="宋体" w:hAnsi="宋体" w:eastAsia="宋体"/>
+                <w:b w:val="0"/>
+                <w:sz w:val="16"/>
+              </w:rPr>
+            </w:r>
+          </w:p>
+        </w:tc>
+        <w:tc>
+          <w:tcPr>
             <w:tcW w:type="dxa" w:w="680"/>
-          </w:tcPr>
-          <w:p>
-            <w:r/>
-            <w:r>
-              <w:rPr>
-                <w:rFonts w:ascii="宋体" w:hAnsi="宋体" w:eastAsia="宋体"/>
+            <w:vAlign w:val="center"/>
+          </w:tcPr>
+          <w:p>
+            <w:pPr>
+              <w:jc w:val="center"/>
+            </w:pPr>
+            <w:r/>
+            <w:r>
+              <w:rPr>
+                <w:rFonts w:ascii="宋体" w:hAnsi="宋体" w:eastAsia="宋体"/>
+                <w:b w:val="0"/>
                 <w:sz w:val="16"/>
               </w:rPr>
-              <w:t>安全审计</w:t>
-            </w:r>
-          </w:p>
-        </w:tc>
-        <w:tc>
-          <w:tcPr>
-            <w:tcW w:type="dxa" w:w="1757"/>
-          </w:tcPr>
-          <w:p>
-            <w:r/>
-            <w:r>
-              <w:rPr>
-                <w:rFonts w:ascii="宋体" w:hAnsi="宋体" w:eastAsia="宋体"/>
+            </w:r>
+          </w:p>
+        </w:tc>
+        <w:tc>
+          <w:tcPr>
+            <w:tcW w:type="dxa" w:w="1474"/>
+            <w:vAlign w:val="center"/>
+          </w:tcPr>
+          <w:p>
+            <w:r/>
+            <w:r>
+              <w:rPr>
+                <w:rFonts w:ascii="宋体" w:hAnsi="宋体" w:eastAsia="宋体"/>
+                <w:b w:val="0"/>
                 <w:sz w:val="16"/>
               </w:rPr>
-              <w:t>8.1.4.3 c) 日志留存与保护</w:t>
-            </w:r>
-          </w:p>
-        </w:tc>
-        <w:tc>
-          <w:tcPr>
-            <w:tcW w:type="dxa" w:w="2041"/>
-          </w:tcPr>
-          <w:p>
-            <w:r/>
-            <w:r>
-              <w:rPr>
-                <w:rFonts w:ascii="宋体" w:hAnsi="宋体" w:eastAsia="宋体"/>
+            </w:r>
+          </w:p>
+        </w:tc>
+        <w:tc>
+          <w:tcPr>
+            <w:tcW w:type="dxa" w:w="1361"/>
+            <w:vAlign w:val="center"/>
+          </w:tcPr>
+          <w:p>
+            <w:r/>
+            <w:r>
+              <w:rPr>
+                <w:rFonts w:ascii="宋体" w:hAnsi="宋体" w:eastAsia="宋体"/>
+                <w:b w:val="0"/>
                 <w:sz w:val="16"/>
               </w:rPr>
-              <w:t>ls -l /var/log；cat /etc/logrotate.conf</w:t>
-            </w:r>
-          </w:p>
-        </w:tc>
-        <w:tc>
-          <w:tcPr>
-            <w:tcW w:type="dxa" w:w="2041"/>
-          </w:tcPr>
-          <w:p>
-            <w:r/>
-            <w:r>
-              <w:rPr>
-                <w:rFonts w:ascii="宋体" w:hAnsi="宋体" w:eastAsia="宋体"/>
-                <w:sz w:val="16"/>
-              </w:rPr>
-              <w:t>关键日志留存≥6个月，权限受控</w:t>
-            </w:r>
-          </w:p>
-        </w:tc>
-        <w:tc>
-          <w:tcPr>
-            <w:tcW w:type="dxa" w:w="1474"/>
-          </w:tcPr>
-          <w:p>
-            <w:r/>
-            <w:r>
-              <w:rPr>
-                <w:rFonts w:ascii="宋体" w:hAnsi="宋体" w:eastAsia="宋体"/>
-                <w:sz w:val="16"/>
-              </w:rPr>
-            </w:r>
-          </w:p>
-        </w:tc>
-        <w:tc>
-          <w:tcPr>
-            <w:tcW w:type="dxa" w:w="737"/>
-          </w:tcPr>
-          <w:p>
-            <w:r/>
-            <w:r>
-              <w:rPr>
-                <w:rFonts w:ascii="宋体" w:hAnsi="宋体" w:eastAsia="宋体"/>
-                <w:sz w:val="16"/>
-              </w:rPr>
-            </w:r>
-          </w:p>
-        </w:tc>
-        <w:tc>
-          <w:tcPr>
-            <w:tcW w:type="dxa" w:w="1701"/>
-          </w:tcPr>
-          <w:p>
-            <w:r/>
-            <w:r>
-              <w:rPr>
-                <w:rFonts w:ascii="宋体" w:hAnsi="宋体" w:eastAsia="宋体"/>
-                <w:sz w:val="16"/>
-              </w:rPr>
-            </w:r>
-          </w:p>
-        </w:tc>
-        <w:tc>
-          <w:tcPr>
-            <w:tcW w:type="dxa" w:w="1644"/>
-          </w:tcPr>
-          <w:p>
-            <w:r/>
-            <w:r>
-              <w:rPr>
-                <w:rFonts w:ascii="宋体" w:hAnsi="宋体" w:eastAsia="宋体"/>
-                <w:sz w:val="16"/>
-              </w:rPr>
-            </w:r>
-          </w:p>
-        </w:tc>
-        <w:tc>
-          <w:tcPr>
-            <w:tcW w:type="dxa" w:w="624"/>
-          </w:tcPr>
-          <w:p>
-            <w:r/>
-            <w:r>
-              <w:rPr>
-                <w:rFonts w:ascii="宋体" w:hAnsi="宋体" w:eastAsia="宋体"/>
+            </w:r>
+          </w:p>
+        </w:tc>
+        <w:tc>
+          <w:tcPr>
+            <w:tcW w:type="dxa" w:w="680"/>
+            <w:vAlign w:val="center"/>
+          </w:tcPr>
+          <w:p>
+            <w:pPr>
+              <w:jc w:val="center"/>
+            </w:pPr>
+            <w:r/>
+            <w:r>
+              <w:rPr>
+                <w:rFonts w:ascii="宋体" w:hAnsi="宋体" w:eastAsia="宋体"/>
+                <w:b w:val="0"/>
                 <w:sz w:val="16"/>
               </w:rPr>
             </w:r>
@@ -3815,13 +4476,18 @@
       <w:tr>
         <w:tc>
           <w:tcPr>
-            <w:tcW w:type="dxa" w:w="510"/>
-          </w:tcPr>
-          <w:p>
-            <w:r/>
-            <w:r>
-              <w:rPr>
-                <w:rFonts w:ascii="宋体" w:hAnsi="宋体" w:eastAsia="宋体"/>
+            <w:tcW w:type="dxa" w:w="567"/>
+            <w:vAlign w:val="center"/>
+          </w:tcPr>
+          <w:p>
+            <w:pPr>
+              <w:jc w:val="center"/>
+            </w:pPr>
+            <w:r/>
+            <w:r>
+              <w:rPr>
+                <w:rFonts w:ascii="宋体" w:hAnsi="宋体" w:eastAsia="宋体"/>
+                <w:b w:val="0"/>
                 <w:sz w:val="16"/>
               </w:rPr>
               <w:t>19</w:t>
@@ -3831,12 +4497,17 @@
         <w:tc>
           <w:tcPr>
             <w:tcW w:type="dxa" w:w="567"/>
-          </w:tcPr>
-          <w:p>
-            <w:r/>
-            <w:r>
-              <w:rPr>
-                <w:rFonts w:ascii="宋体" w:hAnsi="宋体" w:eastAsia="宋体"/>
+            <w:vAlign w:val="center"/>
+          </w:tcPr>
+          <w:p>
+            <w:pPr>
+              <w:jc w:val="center"/>
+            </w:pPr>
+            <w:r/>
+            <w:r>
+              <w:rPr>
+                <w:rFonts w:ascii="宋体" w:hAnsi="宋体" w:eastAsia="宋体"/>
+                <w:b w:val="0"/>
                 <w:sz w:val="16"/>
               </w:rPr>
               <w:t>L3</w:t>
@@ -3845,13 +4516,15 @@
         </w:tc>
         <w:tc>
           <w:tcPr>
-            <w:tcW w:type="dxa" w:w="1077"/>
-          </w:tcPr>
-          <w:p>
-            <w:r/>
-            <w:r>
-              <w:rPr>
-                <w:rFonts w:ascii="宋体" w:hAnsi="宋体" w:eastAsia="宋体"/>
+            <w:tcW w:type="dxa" w:w="1134"/>
+            <w:vAlign w:val="center"/>
+          </w:tcPr>
+          <w:p>
+            <w:r/>
+            <w:r>
+              <w:rPr>
+                <w:rFonts w:ascii="宋体" w:hAnsi="宋体" w:eastAsia="宋体"/>
+                <w:b w:val="0"/>
                 <w:sz w:val="16"/>
               </w:rPr>
               <w:t>CentOS/Linux 虚拟机</w:t>
@@ -3860,129 +4533,153 @@
         </w:tc>
         <w:tc>
           <w:tcPr>
+            <w:tcW w:type="dxa" w:w="794"/>
+            <w:vAlign w:val="center"/>
+          </w:tcPr>
+          <w:p>
+            <w:r/>
+            <w:r>
+              <w:rPr>
+                <w:rFonts w:ascii="宋体" w:hAnsi="宋体" w:eastAsia="宋体"/>
+                <w:b w:val="0"/>
+                <w:sz w:val="16"/>
+              </w:rPr>
+              <w:t>入侵防范</w:t>
+            </w:r>
+          </w:p>
+        </w:tc>
+        <w:tc>
+          <w:tcPr>
+            <w:tcW w:type="dxa" w:w="1474"/>
+            <w:vAlign w:val="center"/>
+          </w:tcPr>
+          <w:p>
+            <w:r/>
+            <w:r>
+              <w:rPr>
+                <w:rFonts w:ascii="宋体" w:hAnsi="宋体" w:eastAsia="宋体"/>
+                <w:b w:val="0"/>
+                <w:sz w:val="16"/>
+              </w:rPr>
+              <w:t>8.1.4.4 b) 开放端口最小化</w:t>
+            </w:r>
+          </w:p>
+        </w:tc>
+        <w:tc>
+          <w:tcPr>
+            <w:tcW w:type="dxa" w:w="1587"/>
+            <w:vAlign w:val="center"/>
+          </w:tcPr>
+          <w:p>
+            <w:r/>
+            <w:r>
+              <w:rPr>
+                <w:rFonts w:ascii="宋体" w:hAnsi="宋体" w:eastAsia="宋体"/>
+                <w:b w:val="0"/>
+                <w:sz w:val="16"/>
+              </w:rPr>
+              <w:t>ss -tlnp；netstat -tlnp</w:t>
+            </w:r>
+          </w:p>
+        </w:tc>
+        <w:tc>
+          <w:tcPr>
+            <w:tcW w:type="dxa" w:w="1587"/>
+            <w:vAlign w:val="center"/>
+          </w:tcPr>
+          <w:p>
+            <w:r/>
+            <w:r>
+              <w:rPr>
+                <w:rFonts w:ascii="宋体" w:hAnsi="宋体" w:eastAsia="宋体"/>
+                <w:b w:val="0"/>
+                <w:sz w:val="16"/>
+              </w:rPr>
+              <w:t>仅开放业务必需端口，无 23(telnet)/21(ftp) 等非必要端口</w:t>
+            </w:r>
+          </w:p>
+        </w:tc>
+        <w:tc>
+          <w:tcPr>
+            <w:tcW w:type="dxa" w:w="1474"/>
+            <w:vAlign w:val="center"/>
+          </w:tcPr>
+          <w:p>
+            <w:r/>
+            <w:r>
+              <w:rPr>
+                <w:rFonts w:ascii="宋体" w:hAnsi="宋体" w:eastAsia="宋体"/>
+                <w:b w:val="0"/>
+                <w:sz w:val="16"/>
+              </w:rPr>
+            </w:r>
+          </w:p>
+        </w:tc>
+        <w:tc>
+          <w:tcPr>
             <w:tcW w:type="dxa" w:w="680"/>
-          </w:tcPr>
-          <w:p>
-            <w:r/>
-            <w:r>
-              <w:rPr>
-                <w:rFonts w:ascii="宋体" w:hAnsi="宋体" w:eastAsia="宋体"/>
+            <w:vAlign w:val="center"/>
+          </w:tcPr>
+          <w:p>
+            <w:pPr>
+              <w:jc w:val="center"/>
+            </w:pPr>
+            <w:r/>
+            <w:r>
+              <w:rPr>
+                <w:rFonts w:ascii="宋体" w:hAnsi="宋体" w:eastAsia="宋体"/>
+                <w:b w:val="0"/>
                 <w:sz w:val="16"/>
               </w:rPr>
-              <w:t>入侵防范</w:t>
-            </w:r>
-          </w:p>
-        </w:tc>
-        <w:tc>
-          <w:tcPr>
-            <w:tcW w:type="dxa" w:w="1757"/>
-          </w:tcPr>
-          <w:p>
-            <w:r/>
-            <w:r>
-              <w:rPr>
-                <w:rFonts w:ascii="宋体" w:hAnsi="宋体" w:eastAsia="宋体"/>
+            </w:r>
+          </w:p>
+        </w:tc>
+        <w:tc>
+          <w:tcPr>
+            <w:tcW w:type="dxa" w:w="1474"/>
+            <w:vAlign w:val="center"/>
+          </w:tcPr>
+          <w:p>
+            <w:r/>
+            <w:r>
+              <w:rPr>
+                <w:rFonts w:ascii="宋体" w:hAnsi="宋体" w:eastAsia="宋体"/>
+                <w:b w:val="0"/>
                 <w:sz w:val="16"/>
               </w:rPr>
-              <w:t>8.1.4.4 b) 开放端口最小化</w:t>
-            </w:r>
-          </w:p>
-        </w:tc>
-        <w:tc>
-          <w:tcPr>
-            <w:tcW w:type="dxa" w:w="2041"/>
-          </w:tcPr>
-          <w:p>
-            <w:r/>
-            <w:r>
-              <w:rPr>
-                <w:rFonts w:ascii="宋体" w:hAnsi="宋体" w:eastAsia="宋体"/>
+            </w:r>
+          </w:p>
+        </w:tc>
+        <w:tc>
+          <w:tcPr>
+            <w:tcW w:type="dxa" w:w="1361"/>
+            <w:vAlign w:val="center"/>
+          </w:tcPr>
+          <w:p>
+            <w:r/>
+            <w:r>
+              <w:rPr>
+                <w:rFonts w:ascii="宋体" w:hAnsi="宋体" w:eastAsia="宋体"/>
+                <w:b w:val="0"/>
                 <w:sz w:val="16"/>
               </w:rPr>
-              <w:t>ss -tlnp；netstat -tlnp</w:t>
-            </w:r>
-          </w:p>
-        </w:tc>
-        <w:tc>
-          <w:tcPr>
-            <w:tcW w:type="dxa" w:w="2041"/>
-          </w:tcPr>
-          <w:p>
-            <w:r/>
-            <w:r>
-              <w:rPr>
-                <w:rFonts w:ascii="宋体" w:hAnsi="宋体" w:eastAsia="宋体"/>
-                <w:sz w:val="16"/>
-              </w:rPr>
-              <w:t>仅开放业务必需端口，无 23(telnet)/21(ftp) 等非必要端口</w:t>
-            </w:r>
-          </w:p>
-        </w:tc>
-        <w:tc>
-          <w:tcPr>
-            <w:tcW w:type="dxa" w:w="1474"/>
-          </w:tcPr>
-          <w:p>
-            <w:r/>
-            <w:r>
-              <w:rPr>
-                <w:rFonts w:ascii="宋体" w:hAnsi="宋体" w:eastAsia="宋体"/>
-                <w:sz w:val="16"/>
-              </w:rPr>
-            </w:r>
-          </w:p>
-        </w:tc>
-        <w:tc>
-          <w:tcPr>
-            <w:tcW w:type="dxa" w:w="737"/>
-          </w:tcPr>
-          <w:p>
-            <w:r/>
-            <w:r>
-              <w:rPr>
-                <w:rFonts w:ascii="宋体" w:hAnsi="宋体" w:eastAsia="宋体"/>
-                <w:sz w:val="16"/>
-              </w:rPr>
-            </w:r>
-          </w:p>
-        </w:tc>
-        <w:tc>
-          <w:tcPr>
-            <w:tcW w:type="dxa" w:w="1701"/>
-          </w:tcPr>
-          <w:p>
-            <w:r/>
-            <w:r>
-              <w:rPr>
-                <w:rFonts w:ascii="宋体" w:hAnsi="宋体" w:eastAsia="宋体"/>
-                <w:sz w:val="16"/>
-              </w:rPr>
-            </w:r>
-          </w:p>
-        </w:tc>
-        <w:tc>
-          <w:tcPr>
-            <w:tcW w:type="dxa" w:w="1644"/>
-          </w:tcPr>
-          <w:p>
-            <w:r/>
-            <w:r>
-              <w:rPr>
-                <w:rFonts w:ascii="宋体" w:hAnsi="宋体" w:eastAsia="宋体"/>
-                <w:sz w:val="16"/>
-              </w:rPr>
-            </w:r>
-          </w:p>
-        </w:tc>
-        <w:tc>
-          <w:tcPr>
-            <w:tcW w:type="dxa" w:w="624"/>
-          </w:tcPr>
-          <w:p>
-            <w:r/>
-            <w:r>
-              <w:rPr>
-                <w:rFonts w:ascii="宋体" w:hAnsi="宋体" w:eastAsia="宋体"/>
+            </w:r>
+          </w:p>
+        </w:tc>
+        <w:tc>
+          <w:tcPr>
+            <w:tcW w:type="dxa" w:w="680"/>
+            <w:vAlign w:val="center"/>
+          </w:tcPr>
+          <w:p>
+            <w:pPr>
+              <w:jc w:val="center"/>
+            </w:pPr>
+            <w:r/>
+            <w:r>
+              <w:rPr>
+                <w:rFonts w:ascii="宋体" w:hAnsi="宋体" w:eastAsia="宋体"/>
+                <w:b w:val="0"/>
                 <w:sz w:val="16"/>
               </w:rPr>
             </w:r>
@@ -3992,13 +4689,18 @@
       <w:tr>
         <w:tc>
           <w:tcPr>
-            <w:tcW w:type="dxa" w:w="510"/>
-          </w:tcPr>
-          <w:p>
-            <w:r/>
-            <w:r>
-              <w:rPr>
-                <w:rFonts w:ascii="宋体" w:hAnsi="宋体" w:eastAsia="宋体"/>
+            <w:tcW w:type="dxa" w:w="567"/>
+            <w:vAlign w:val="center"/>
+          </w:tcPr>
+          <w:p>
+            <w:pPr>
+              <w:jc w:val="center"/>
+            </w:pPr>
+            <w:r/>
+            <w:r>
+              <w:rPr>
+                <w:rFonts w:ascii="宋体" w:hAnsi="宋体" w:eastAsia="宋体"/>
+                <w:b w:val="0"/>
                 <w:sz w:val="16"/>
               </w:rPr>
               <w:t>20</w:t>
@@ -4008,12 +4710,17 @@
         <w:tc>
           <w:tcPr>
             <w:tcW w:type="dxa" w:w="567"/>
-          </w:tcPr>
-          <w:p>
-            <w:r/>
-            <w:r>
-              <w:rPr>
-                <w:rFonts w:ascii="宋体" w:hAnsi="宋体" w:eastAsia="宋体"/>
+            <w:vAlign w:val="center"/>
+          </w:tcPr>
+          <w:p>
+            <w:pPr>
+              <w:jc w:val="center"/>
+            </w:pPr>
+            <w:r/>
+            <w:r>
+              <w:rPr>
+                <w:rFonts w:ascii="宋体" w:hAnsi="宋体" w:eastAsia="宋体"/>
+                <w:b w:val="0"/>
                 <w:sz w:val="16"/>
               </w:rPr>
               <w:t>L3</w:t>
@@ -4022,13 +4729,15 @@
         </w:tc>
         <w:tc>
           <w:tcPr>
-            <w:tcW w:type="dxa" w:w="1077"/>
-          </w:tcPr>
-          <w:p>
-            <w:r/>
-            <w:r>
-              <w:rPr>
-                <w:rFonts w:ascii="宋体" w:hAnsi="宋体" w:eastAsia="宋体"/>
+            <w:tcW w:type="dxa" w:w="1134"/>
+            <w:vAlign w:val="center"/>
+          </w:tcPr>
+          <w:p>
+            <w:r/>
+            <w:r>
+              <w:rPr>
+                <w:rFonts w:ascii="宋体" w:hAnsi="宋体" w:eastAsia="宋体"/>
+                <w:b w:val="0"/>
                 <w:sz w:val="16"/>
               </w:rPr>
               <w:t>CentOS/Linux 虚拟机</w:t>
@@ -4037,129 +4746,153 @@
         </w:tc>
         <w:tc>
           <w:tcPr>
+            <w:tcW w:type="dxa" w:w="794"/>
+            <w:vAlign w:val="center"/>
+          </w:tcPr>
+          <w:p>
+            <w:r/>
+            <w:r>
+              <w:rPr>
+                <w:rFonts w:ascii="宋体" w:hAnsi="宋体" w:eastAsia="宋体"/>
+                <w:b w:val="0"/>
+                <w:sz w:val="16"/>
+              </w:rPr>
+              <w:t>入侵防范</w:t>
+            </w:r>
+          </w:p>
+        </w:tc>
+        <w:tc>
+          <w:tcPr>
+            <w:tcW w:type="dxa" w:w="1474"/>
+            <w:vAlign w:val="center"/>
+          </w:tcPr>
+          <w:p>
+            <w:r/>
+            <w:r>
+              <w:rPr>
+                <w:rFonts w:ascii="宋体" w:hAnsi="宋体" w:eastAsia="宋体"/>
+                <w:b w:val="0"/>
+                <w:sz w:val="16"/>
+              </w:rPr>
+              <w:t>8.1.4.4 a)/b) 非必要服务关闭</w:t>
+            </w:r>
+          </w:p>
+        </w:tc>
+        <w:tc>
+          <w:tcPr>
+            <w:tcW w:type="dxa" w:w="1587"/>
+            <w:vAlign w:val="center"/>
+          </w:tcPr>
+          <w:p>
+            <w:r/>
+            <w:r>
+              <w:rPr>
+                <w:rFonts w:ascii="宋体" w:hAnsi="宋体" w:eastAsia="宋体"/>
+                <w:b w:val="0"/>
+                <w:sz w:val="16"/>
+              </w:rPr>
+              <w:t>systemctl list-unit-files --type=service --state=enabled</w:t>
+            </w:r>
+          </w:p>
+        </w:tc>
+        <w:tc>
+          <w:tcPr>
+            <w:tcW w:type="dxa" w:w="1587"/>
+            <w:vAlign w:val="center"/>
+          </w:tcPr>
+          <w:p>
+            <w:r/>
+            <w:r>
+              <w:rPr>
+                <w:rFonts w:ascii="宋体" w:hAnsi="宋体" w:eastAsia="宋体"/>
+                <w:b w:val="0"/>
+                <w:sz w:val="16"/>
+              </w:rPr>
+              <w:t>telnet/ftp/tftp 等非必要服务已停止并禁止开机自启</w:t>
+            </w:r>
+          </w:p>
+        </w:tc>
+        <w:tc>
+          <w:tcPr>
+            <w:tcW w:type="dxa" w:w="1474"/>
+            <w:vAlign w:val="center"/>
+          </w:tcPr>
+          <w:p>
+            <w:r/>
+            <w:r>
+              <w:rPr>
+                <w:rFonts w:ascii="宋体" w:hAnsi="宋体" w:eastAsia="宋体"/>
+                <w:b w:val="0"/>
+                <w:sz w:val="16"/>
+              </w:rPr>
+            </w:r>
+          </w:p>
+        </w:tc>
+        <w:tc>
+          <w:tcPr>
             <w:tcW w:type="dxa" w:w="680"/>
-          </w:tcPr>
-          <w:p>
-            <w:r/>
-            <w:r>
-              <w:rPr>
-                <w:rFonts w:ascii="宋体" w:hAnsi="宋体" w:eastAsia="宋体"/>
+            <w:vAlign w:val="center"/>
+          </w:tcPr>
+          <w:p>
+            <w:pPr>
+              <w:jc w:val="center"/>
+            </w:pPr>
+            <w:r/>
+            <w:r>
+              <w:rPr>
+                <w:rFonts w:ascii="宋体" w:hAnsi="宋体" w:eastAsia="宋体"/>
+                <w:b w:val="0"/>
                 <w:sz w:val="16"/>
               </w:rPr>
-              <w:t>入侵防范</w:t>
-            </w:r>
-          </w:p>
-        </w:tc>
-        <w:tc>
-          <w:tcPr>
-            <w:tcW w:type="dxa" w:w="1757"/>
-          </w:tcPr>
-          <w:p>
-            <w:r/>
-            <w:r>
-              <w:rPr>
-                <w:rFonts w:ascii="宋体" w:hAnsi="宋体" w:eastAsia="宋体"/>
+            </w:r>
+          </w:p>
+        </w:tc>
+        <w:tc>
+          <w:tcPr>
+            <w:tcW w:type="dxa" w:w="1474"/>
+            <w:vAlign w:val="center"/>
+          </w:tcPr>
+          <w:p>
+            <w:r/>
+            <w:r>
+              <w:rPr>
+                <w:rFonts w:ascii="宋体" w:hAnsi="宋体" w:eastAsia="宋体"/>
+                <w:b w:val="0"/>
                 <w:sz w:val="16"/>
               </w:rPr>
-              <w:t>8.1.4.4 a)/b) 非必要服务关闭</w:t>
-            </w:r>
-          </w:p>
-        </w:tc>
-        <w:tc>
-          <w:tcPr>
-            <w:tcW w:type="dxa" w:w="2041"/>
-          </w:tcPr>
-          <w:p>
-            <w:r/>
-            <w:r>
-              <w:rPr>
-                <w:rFonts w:ascii="宋体" w:hAnsi="宋体" w:eastAsia="宋体"/>
+            </w:r>
+          </w:p>
+        </w:tc>
+        <w:tc>
+          <w:tcPr>
+            <w:tcW w:type="dxa" w:w="1361"/>
+            <w:vAlign w:val="center"/>
+          </w:tcPr>
+          <w:p>
+            <w:r/>
+            <w:r>
+              <w:rPr>
+                <w:rFonts w:ascii="宋体" w:hAnsi="宋体" w:eastAsia="宋体"/>
+                <w:b w:val="0"/>
                 <w:sz w:val="16"/>
               </w:rPr>
-              <w:t>systemctl list-unit-files --type=service --state=enabled；systemctl status &lt;服务名&gt;</w:t>
-            </w:r>
-          </w:p>
-        </w:tc>
-        <w:tc>
-          <w:tcPr>
-            <w:tcW w:type="dxa" w:w="2041"/>
-          </w:tcPr>
-          <w:p>
-            <w:r/>
-            <w:r>
-              <w:rPr>
-                <w:rFonts w:ascii="宋体" w:hAnsi="宋体" w:eastAsia="宋体"/>
-                <w:sz w:val="16"/>
-              </w:rPr>
-              <w:t>telnet/ftp/tftp 等非必要服务已停止并禁止开机自启</w:t>
-            </w:r>
-          </w:p>
-        </w:tc>
-        <w:tc>
-          <w:tcPr>
-            <w:tcW w:type="dxa" w:w="1474"/>
-          </w:tcPr>
-          <w:p>
-            <w:r/>
-            <w:r>
-              <w:rPr>
-                <w:rFonts w:ascii="宋体" w:hAnsi="宋体" w:eastAsia="宋体"/>
-                <w:sz w:val="16"/>
-              </w:rPr>
-            </w:r>
-          </w:p>
-        </w:tc>
-        <w:tc>
-          <w:tcPr>
-            <w:tcW w:type="dxa" w:w="737"/>
-          </w:tcPr>
-          <w:p>
-            <w:r/>
-            <w:r>
-              <w:rPr>
-                <w:rFonts w:ascii="宋体" w:hAnsi="宋体" w:eastAsia="宋体"/>
-                <w:sz w:val="16"/>
-              </w:rPr>
-            </w:r>
-          </w:p>
-        </w:tc>
-        <w:tc>
-          <w:tcPr>
-            <w:tcW w:type="dxa" w:w="1701"/>
-          </w:tcPr>
-          <w:p>
-            <w:r/>
-            <w:r>
-              <w:rPr>
-                <w:rFonts w:ascii="宋体" w:hAnsi="宋体" w:eastAsia="宋体"/>
-                <w:sz w:val="16"/>
-              </w:rPr>
-            </w:r>
-          </w:p>
-        </w:tc>
-        <w:tc>
-          <w:tcPr>
-            <w:tcW w:type="dxa" w:w="1644"/>
-          </w:tcPr>
-          <w:p>
-            <w:r/>
-            <w:r>
-              <w:rPr>
-                <w:rFonts w:ascii="宋体" w:hAnsi="宋体" w:eastAsia="宋体"/>
-                <w:sz w:val="16"/>
-              </w:rPr>
-            </w:r>
-          </w:p>
-        </w:tc>
-        <w:tc>
-          <w:tcPr>
-            <w:tcW w:type="dxa" w:w="624"/>
-          </w:tcPr>
-          <w:p>
-            <w:r/>
-            <w:r>
-              <w:rPr>
-                <w:rFonts w:ascii="宋体" w:hAnsi="宋体" w:eastAsia="宋体"/>
+            </w:r>
+          </w:p>
+        </w:tc>
+        <w:tc>
+          <w:tcPr>
+            <w:tcW w:type="dxa" w:w="680"/>
+            <w:vAlign w:val="center"/>
+          </w:tcPr>
+          <w:p>
+            <w:pPr>
+              <w:jc w:val="center"/>
+            </w:pPr>
+            <w:r/>
+            <w:r>
+              <w:rPr>
+                <w:rFonts w:ascii="宋体" w:hAnsi="宋体" w:eastAsia="宋体"/>
+                <w:b w:val="0"/>
                 <w:sz w:val="16"/>
               </w:rPr>
             </w:r>
@@ -4169,13 +4902,18 @@
       <w:tr>
         <w:tc>
           <w:tcPr>
-            <w:tcW w:type="dxa" w:w="510"/>
-          </w:tcPr>
-          <w:p>
-            <w:r/>
-            <w:r>
-              <w:rPr>
-                <w:rFonts w:ascii="宋体" w:hAnsi="宋体" w:eastAsia="宋体"/>
+            <w:tcW w:type="dxa" w:w="567"/>
+            <w:vAlign w:val="center"/>
+          </w:tcPr>
+          <w:p>
+            <w:pPr>
+              <w:jc w:val="center"/>
+            </w:pPr>
+            <w:r/>
+            <w:r>
+              <w:rPr>
+                <w:rFonts w:ascii="宋体" w:hAnsi="宋体" w:eastAsia="宋体"/>
+                <w:b w:val="0"/>
                 <w:sz w:val="16"/>
               </w:rPr>
               <w:t>21</w:t>
@@ -4185,12 +4923,17 @@
         <w:tc>
           <w:tcPr>
             <w:tcW w:type="dxa" w:w="567"/>
-          </w:tcPr>
-          <w:p>
-            <w:r/>
-            <w:r>
-              <w:rPr>
-                <w:rFonts w:ascii="宋体" w:hAnsi="宋体" w:eastAsia="宋体"/>
+            <w:vAlign w:val="center"/>
+          </w:tcPr>
+          <w:p>
+            <w:pPr>
+              <w:jc w:val="center"/>
+            </w:pPr>
+            <w:r/>
+            <w:r>
+              <w:rPr>
+                <w:rFonts w:ascii="宋体" w:hAnsi="宋体" w:eastAsia="宋体"/>
+                <w:b w:val="0"/>
                 <w:sz w:val="16"/>
               </w:rPr>
               <w:t>L3</w:t>
@@ -4199,13 +4942,15 @@
         </w:tc>
         <w:tc>
           <w:tcPr>
-            <w:tcW w:type="dxa" w:w="1077"/>
-          </w:tcPr>
-          <w:p>
-            <w:r/>
-            <w:r>
-              <w:rPr>
-                <w:rFonts w:ascii="宋体" w:hAnsi="宋体" w:eastAsia="宋体"/>
+            <w:tcW w:type="dxa" w:w="1134"/>
+            <w:vAlign w:val="center"/>
+          </w:tcPr>
+          <w:p>
+            <w:r/>
+            <w:r>
+              <w:rPr>
+                <w:rFonts w:ascii="宋体" w:hAnsi="宋体" w:eastAsia="宋体"/>
+                <w:b w:val="0"/>
                 <w:sz w:val="16"/>
               </w:rPr>
               <w:t>CentOS/Linux 虚拟机</w:t>
@@ -4214,129 +4959,153 @@
         </w:tc>
         <w:tc>
           <w:tcPr>
+            <w:tcW w:type="dxa" w:w="794"/>
+            <w:vAlign w:val="center"/>
+          </w:tcPr>
+          <w:p>
+            <w:r/>
+            <w:r>
+              <w:rPr>
+                <w:rFonts w:ascii="宋体" w:hAnsi="宋体" w:eastAsia="宋体"/>
+                <w:b w:val="0"/>
+                <w:sz w:val="16"/>
+              </w:rPr>
+              <w:t>入侵防范</w:t>
+            </w:r>
+          </w:p>
+        </w:tc>
+        <w:tc>
+          <w:tcPr>
+            <w:tcW w:type="dxa" w:w="1474"/>
+            <w:vAlign w:val="center"/>
+          </w:tcPr>
+          <w:p>
+            <w:r/>
+            <w:r>
+              <w:rPr>
+                <w:rFonts w:ascii="宋体" w:hAnsi="宋体" w:eastAsia="宋体"/>
+                <w:b w:val="0"/>
+                <w:sz w:val="16"/>
+              </w:rPr>
+              <w:t>8.1.4.4 e) 补丁与已知漏洞</w:t>
+            </w:r>
+          </w:p>
+        </w:tc>
+        <w:tc>
+          <w:tcPr>
+            <w:tcW w:type="dxa" w:w="1587"/>
+            <w:vAlign w:val="center"/>
+          </w:tcPr>
+          <w:p>
+            <w:r/>
+            <w:r>
+              <w:rPr>
+                <w:rFonts w:ascii="宋体" w:hAnsi="宋体" w:eastAsia="宋体"/>
+                <w:b w:val="0"/>
+                <w:sz w:val="16"/>
+              </w:rPr>
+              <w:t>rpm -qa --last；cat /etc/redhat-release；yum check-update</w:t>
+            </w:r>
+          </w:p>
+        </w:tc>
+        <w:tc>
+          <w:tcPr>
+            <w:tcW w:type="dxa" w:w="1587"/>
+            <w:vAlign w:val="center"/>
+          </w:tcPr>
+          <w:p>
+            <w:r/>
+            <w:r>
+              <w:rPr>
+                <w:rFonts w:ascii="宋体" w:hAnsi="宋体" w:eastAsia="宋体"/>
+                <w:b w:val="0"/>
+                <w:sz w:val="16"/>
+              </w:rPr>
+              <w:t>系统补丁已更新至最新，无高危未修复漏洞</w:t>
+            </w:r>
+          </w:p>
+        </w:tc>
+        <w:tc>
+          <w:tcPr>
+            <w:tcW w:type="dxa" w:w="1474"/>
+            <w:vAlign w:val="center"/>
+          </w:tcPr>
+          <w:p>
+            <w:r/>
+            <w:r>
+              <w:rPr>
+                <w:rFonts w:ascii="宋体" w:hAnsi="宋体" w:eastAsia="宋体"/>
+                <w:b w:val="0"/>
+                <w:sz w:val="16"/>
+              </w:rPr>
+            </w:r>
+          </w:p>
+        </w:tc>
+        <w:tc>
+          <w:tcPr>
             <w:tcW w:type="dxa" w:w="680"/>
-          </w:tcPr>
-          <w:p>
-            <w:r/>
-            <w:r>
-              <w:rPr>
-                <w:rFonts w:ascii="宋体" w:hAnsi="宋体" w:eastAsia="宋体"/>
+            <w:vAlign w:val="center"/>
+          </w:tcPr>
+          <w:p>
+            <w:pPr>
+              <w:jc w:val="center"/>
+            </w:pPr>
+            <w:r/>
+            <w:r>
+              <w:rPr>
+                <w:rFonts w:ascii="宋体" w:hAnsi="宋体" w:eastAsia="宋体"/>
+                <w:b w:val="0"/>
                 <w:sz w:val="16"/>
               </w:rPr>
-              <w:t>入侵防范</w:t>
-            </w:r>
-          </w:p>
-        </w:tc>
-        <w:tc>
-          <w:tcPr>
-            <w:tcW w:type="dxa" w:w="1757"/>
-          </w:tcPr>
-          <w:p>
-            <w:r/>
-            <w:r>
-              <w:rPr>
-                <w:rFonts w:ascii="宋体" w:hAnsi="宋体" w:eastAsia="宋体"/>
+            </w:r>
+          </w:p>
+        </w:tc>
+        <w:tc>
+          <w:tcPr>
+            <w:tcW w:type="dxa" w:w="1474"/>
+            <w:vAlign w:val="center"/>
+          </w:tcPr>
+          <w:p>
+            <w:r/>
+            <w:r>
+              <w:rPr>
+                <w:rFonts w:ascii="宋体" w:hAnsi="宋体" w:eastAsia="宋体"/>
+                <w:b w:val="0"/>
                 <w:sz w:val="16"/>
               </w:rPr>
-              <w:t>8.1.4.4 e) 补丁与已知漏洞</w:t>
-            </w:r>
-          </w:p>
-        </w:tc>
-        <w:tc>
-          <w:tcPr>
-            <w:tcW w:type="dxa" w:w="2041"/>
-          </w:tcPr>
-          <w:p>
-            <w:r/>
-            <w:r>
-              <w:rPr>
-                <w:rFonts w:ascii="宋体" w:hAnsi="宋体" w:eastAsia="宋体"/>
+            </w:r>
+          </w:p>
+        </w:tc>
+        <w:tc>
+          <w:tcPr>
+            <w:tcW w:type="dxa" w:w="1361"/>
+            <w:vAlign w:val="center"/>
+          </w:tcPr>
+          <w:p>
+            <w:r/>
+            <w:r>
+              <w:rPr>
+                <w:rFonts w:ascii="宋体" w:hAnsi="宋体" w:eastAsia="宋体"/>
+                <w:b w:val="0"/>
                 <w:sz w:val="16"/>
               </w:rPr>
-              <w:t>rpm -qa --last；cat /etc/redhat-release；yum check-update</w:t>
-            </w:r>
-          </w:p>
-        </w:tc>
-        <w:tc>
-          <w:tcPr>
-            <w:tcW w:type="dxa" w:w="2041"/>
-          </w:tcPr>
-          <w:p>
-            <w:r/>
-            <w:r>
-              <w:rPr>
-                <w:rFonts w:ascii="宋体" w:hAnsi="宋体" w:eastAsia="宋体"/>
-                <w:sz w:val="16"/>
-              </w:rPr>
-              <w:t>系统补丁已更新至最新，无高危未修复漏洞</w:t>
-            </w:r>
-          </w:p>
-        </w:tc>
-        <w:tc>
-          <w:tcPr>
-            <w:tcW w:type="dxa" w:w="1474"/>
-          </w:tcPr>
-          <w:p>
-            <w:r/>
-            <w:r>
-              <w:rPr>
-                <w:rFonts w:ascii="宋体" w:hAnsi="宋体" w:eastAsia="宋体"/>
-                <w:sz w:val="16"/>
-              </w:rPr>
-            </w:r>
-          </w:p>
-        </w:tc>
-        <w:tc>
-          <w:tcPr>
-            <w:tcW w:type="dxa" w:w="737"/>
-          </w:tcPr>
-          <w:p>
-            <w:r/>
-            <w:r>
-              <w:rPr>
-                <w:rFonts w:ascii="宋体" w:hAnsi="宋体" w:eastAsia="宋体"/>
-                <w:sz w:val="16"/>
-              </w:rPr>
-            </w:r>
-          </w:p>
-        </w:tc>
-        <w:tc>
-          <w:tcPr>
-            <w:tcW w:type="dxa" w:w="1701"/>
-          </w:tcPr>
-          <w:p>
-            <w:r/>
-            <w:r>
-              <w:rPr>
-                <w:rFonts w:ascii="宋体" w:hAnsi="宋体" w:eastAsia="宋体"/>
-                <w:sz w:val="16"/>
-              </w:rPr>
-            </w:r>
-          </w:p>
-        </w:tc>
-        <w:tc>
-          <w:tcPr>
-            <w:tcW w:type="dxa" w:w="1644"/>
-          </w:tcPr>
-          <w:p>
-            <w:r/>
-            <w:r>
-              <w:rPr>
-                <w:rFonts w:ascii="宋体" w:hAnsi="宋体" w:eastAsia="宋体"/>
-                <w:sz w:val="16"/>
-              </w:rPr>
-            </w:r>
-          </w:p>
-        </w:tc>
-        <w:tc>
-          <w:tcPr>
-            <w:tcW w:type="dxa" w:w="624"/>
-          </w:tcPr>
-          <w:p>
-            <w:r/>
-            <w:r>
-              <w:rPr>
-                <w:rFonts w:ascii="宋体" w:hAnsi="宋体" w:eastAsia="宋体"/>
+            </w:r>
+          </w:p>
+        </w:tc>
+        <w:tc>
+          <w:tcPr>
+            <w:tcW w:type="dxa" w:w="680"/>
+            <w:vAlign w:val="center"/>
+          </w:tcPr>
+          <w:p>
+            <w:pPr>
+              <w:jc w:val="center"/>
+            </w:pPr>
+            <w:r/>
+            <w:r>
+              <w:rPr>
+                <w:rFonts w:ascii="宋体" w:hAnsi="宋体" w:eastAsia="宋体"/>
+                <w:b w:val="0"/>
                 <w:sz w:val="16"/>
               </w:rPr>
             </w:r>
@@ -4346,13 +5115,18 @@
       <w:tr>
         <w:tc>
           <w:tcPr>
-            <w:tcW w:type="dxa" w:w="510"/>
-          </w:tcPr>
-          <w:p>
-            <w:r/>
-            <w:r>
-              <w:rPr>
-                <w:rFonts w:ascii="宋体" w:hAnsi="宋体" w:eastAsia="宋体"/>
+            <w:tcW w:type="dxa" w:w="567"/>
+            <w:vAlign w:val="center"/>
+          </w:tcPr>
+          <w:p>
+            <w:pPr>
+              <w:jc w:val="center"/>
+            </w:pPr>
+            <w:r/>
+            <w:r>
+              <w:rPr>
+                <w:rFonts w:ascii="宋体" w:hAnsi="宋体" w:eastAsia="宋体"/>
+                <w:b w:val="0"/>
                 <w:sz w:val="16"/>
               </w:rPr>
               <w:t>22</w:t>
@@ -4362,12 +5136,17 @@
         <w:tc>
           <w:tcPr>
             <w:tcW w:type="dxa" w:w="567"/>
-          </w:tcPr>
-          <w:p>
-            <w:r/>
-            <w:r>
-              <w:rPr>
-                <w:rFonts w:ascii="宋体" w:hAnsi="宋体" w:eastAsia="宋体"/>
+            <w:vAlign w:val="center"/>
+          </w:tcPr>
+          <w:p>
+            <w:pPr>
+              <w:jc w:val="center"/>
+            </w:pPr>
+            <w:r/>
+            <w:r>
+              <w:rPr>
+                <w:rFonts w:ascii="宋体" w:hAnsi="宋体" w:eastAsia="宋体"/>
+                <w:b w:val="0"/>
                 <w:sz w:val="16"/>
               </w:rPr>
               <w:t>L4</w:t>
@@ -4376,13 +5155,15 @@
         </w:tc>
         <w:tc>
           <w:tcPr>
-            <w:tcW w:type="dxa" w:w="1077"/>
-          </w:tcPr>
-          <w:p>
-            <w:r/>
-            <w:r>
-              <w:rPr>
-                <w:rFonts w:ascii="宋体" w:hAnsi="宋体" w:eastAsia="宋体"/>
+            <w:tcW w:type="dxa" w:w="1134"/>
+            <w:vAlign w:val="center"/>
+          </w:tcPr>
+          <w:p>
+            <w:r/>
+            <w:r>
+              <w:rPr>
+                <w:rFonts w:ascii="宋体" w:hAnsi="宋体" w:eastAsia="宋体"/>
+                <w:b w:val="0"/>
                 <w:sz w:val="16"/>
               </w:rPr>
               <w:t>CentOS/Linux 虚拟机</w:t>
@@ -4391,129 +5172,153 @@
         </w:tc>
         <w:tc>
           <w:tcPr>
+            <w:tcW w:type="dxa" w:w="794"/>
+            <w:vAlign w:val="center"/>
+          </w:tcPr>
+          <w:p>
+            <w:r/>
+            <w:r>
+              <w:rPr>
+                <w:rFonts w:ascii="宋体" w:hAnsi="宋体" w:eastAsia="宋体"/>
+                <w:b w:val="0"/>
+                <w:sz w:val="16"/>
+              </w:rPr>
+              <w:t>访问控制</w:t>
+            </w:r>
+          </w:p>
+        </w:tc>
+        <w:tc>
+          <w:tcPr>
+            <w:tcW w:type="dxa" w:w="1474"/>
+            <w:vAlign w:val="center"/>
+          </w:tcPr>
+          <w:p>
+            <w:r/>
+            <w:r>
+              <w:rPr>
+                <w:rFonts w:ascii="宋体" w:hAnsi="宋体" w:eastAsia="宋体"/>
+                <w:b w:val="0"/>
+                <w:sz w:val="16"/>
+              </w:rPr>
+              <w:t>8.1.4.2 b) 账户最小化</w:t>
+            </w:r>
+          </w:p>
+        </w:tc>
+        <w:tc>
+          <w:tcPr>
+            <w:tcW w:type="dxa" w:w="1587"/>
+            <w:vAlign w:val="center"/>
+          </w:tcPr>
+          <w:p>
+            <w:r/>
+            <w:r>
+              <w:rPr>
+                <w:rFonts w:ascii="宋体" w:hAnsi="宋体" w:eastAsia="宋体"/>
+                <w:b w:val="0"/>
+                <w:sz w:val="16"/>
+              </w:rPr>
+              <w:t>cat /etc/passwd；awk -F: '$3&gt;=1000{print $1}' /etc/passwd</w:t>
+            </w:r>
+          </w:p>
+        </w:tc>
+        <w:tc>
+          <w:tcPr>
+            <w:tcW w:type="dxa" w:w="1587"/>
+            <w:vAlign w:val="center"/>
+          </w:tcPr>
+          <w:p>
+            <w:r/>
+            <w:r>
+              <w:rPr>
+                <w:rFonts w:ascii="宋体" w:hAnsi="宋体" w:eastAsia="宋体"/>
+                <w:b w:val="0"/>
+                <w:sz w:val="16"/>
+              </w:rPr>
+              <w:t>仅存在必要的业务/管理账户，无测试/离职/默认账户</w:t>
+            </w:r>
+          </w:p>
+        </w:tc>
+        <w:tc>
+          <w:tcPr>
+            <w:tcW w:type="dxa" w:w="1474"/>
+            <w:vAlign w:val="center"/>
+          </w:tcPr>
+          <w:p>
+            <w:r/>
+            <w:r>
+              <w:rPr>
+                <w:rFonts w:ascii="宋体" w:hAnsi="宋体" w:eastAsia="宋体"/>
+                <w:b w:val="0"/>
+                <w:sz w:val="16"/>
+              </w:rPr>
+            </w:r>
+          </w:p>
+        </w:tc>
+        <w:tc>
+          <w:tcPr>
             <w:tcW w:type="dxa" w:w="680"/>
-          </w:tcPr>
-          <w:p>
-            <w:r/>
-            <w:r>
-              <w:rPr>
-                <w:rFonts w:ascii="宋体" w:hAnsi="宋体" w:eastAsia="宋体"/>
+            <w:vAlign w:val="center"/>
+          </w:tcPr>
+          <w:p>
+            <w:pPr>
+              <w:jc w:val="center"/>
+            </w:pPr>
+            <w:r/>
+            <w:r>
+              <w:rPr>
+                <w:rFonts w:ascii="宋体" w:hAnsi="宋体" w:eastAsia="宋体"/>
+                <w:b w:val="0"/>
                 <w:sz w:val="16"/>
               </w:rPr>
-              <w:t>访问控制</w:t>
-            </w:r>
-          </w:p>
-        </w:tc>
-        <w:tc>
-          <w:tcPr>
-            <w:tcW w:type="dxa" w:w="1757"/>
-          </w:tcPr>
-          <w:p>
-            <w:r/>
-            <w:r>
-              <w:rPr>
-                <w:rFonts w:ascii="宋体" w:hAnsi="宋体" w:eastAsia="宋体"/>
+            </w:r>
+          </w:p>
+        </w:tc>
+        <w:tc>
+          <w:tcPr>
+            <w:tcW w:type="dxa" w:w="1474"/>
+            <w:vAlign w:val="center"/>
+          </w:tcPr>
+          <w:p>
+            <w:r/>
+            <w:r>
+              <w:rPr>
+                <w:rFonts w:ascii="宋体" w:hAnsi="宋体" w:eastAsia="宋体"/>
+                <w:b w:val="0"/>
                 <w:sz w:val="16"/>
               </w:rPr>
-              <w:t>8.1.4.2 a) 关键文件权限</w:t>
-            </w:r>
-          </w:p>
-        </w:tc>
-        <w:tc>
-          <w:tcPr>
-            <w:tcW w:type="dxa" w:w="2041"/>
-          </w:tcPr>
-          <w:p>
-            <w:r/>
-            <w:r>
-              <w:rPr>
-                <w:rFonts w:ascii="宋体" w:hAnsi="宋体" w:eastAsia="宋体"/>
+            </w:r>
+          </w:p>
+        </w:tc>
+        <w:tc>
+          <w:tcPr>
+            <w:tcW w:type="dxa" w:w="1361"/>
+            <w:vAlign w:val="center"/>
+          </w:tcPr>
+          <w:p>
+            <w:r/>
+            <w:r>
+              <w:rPr>
+                <w:rFonts w:ascii="宋体" w:hAnsi="宋体" w:eastAsia="宋体"/>
+                <w:b w:val="0"/>
                 <w:sz w:val="16"/>
               </w:rPr>
-              <w:t>ls -l /etc/passwd /etc/shadow /etc/group</w:t>
-            </w:r>
-          </w:p>
-        </w:tc>
-        <w:tc>
-          <w:tcPr>
-            <w:tcW w:type="dxa" w:w="2041"/>
-          </w:tcPr>
-          <w:p>
-            <w:r/>
-            <w:r>
-              <w:rPr>
-                <w:rFonts w:ascii="宋体" w:hAnsi="宋体" w:eastAsia="宋体"/>
-                <w:sz w:val="16"/>
-              </w:rPr>
-              <w:t>/etc/passwd 644、/etc/shadow 000 或 600，属主为 root</w:t>
-            </w:r>
-          </w:p>
-        </w:tc>
-        <w:tc>
-          <w:tcPr>
-            <w:tcW w:type="dxa" w:w="1474"/>
-          </w:tcPr>
-          <w:p>
-            <w:r/>
-            <w:r>
-              <w:rPr>
-                <w:rFonts w:ascii="宋体" w:hAnsi="宋体" w:eastAsia="宋体"/>
-                <w:sz w:val="16"/>
-              </w:rPr>
-            </w:r>
-          </w:p>
-        </w:tc>
-        <w:tc>
-          <w:tcPr>
-            <w:tcW w:type="dxa" w:w="737"/>
-          </w:tcPr>
-          <w:p>
-            <w:r/>
-            <w:r>
-              <w:rPr>
-                <w:rFonts w:ascii="宋体" w:hAnsi="宋体" w:eastAsia="宋体"/>
-                <w:sz w:val="16"/>
-              </w:rPr>
-            </w:r>
-          </w:p>
-        </w:tc>
-        <w:tc>
-          <w:tcPr>
-            <w:tcW w:type="dxa" w:w="1701"/>
-          </w:tcPr>
-          <w:p>
-            <w:r/>
-            <w:r>
-              <w:rPr>
-                <w:rFonts w:ascii="宋体" w:hAnsi="宋体" w:eastAsia="宋体"/>
-                <w:sz w:val="16"/>
-              </w:rPr>
-            </w:r>
-          </w:p>
-        </w:tc>
-        <w:tc>
-          <w:tcPr>
-            <w:tcW w:type="dxa" w:w="1644"/>
-          </w:tcPr>
-          <w:p>
-            <w:r/>
-            <w:r>
-              <w:rPr>
-                <w:rFonts w:ascii="宋体" w:hAnsi="宋体" w:eastAsia="宋体"/>
-                <w:sz w:val="16"/>
-              </w:rPr>
-            </w:r>
-          </w:p>
-        </w:tc>
-        <w:tc>
-          <w:tcPr>
-            <w:tcW w:type="dxa" w:w="624"/>
-          </w:tcPr>
-          <w:p>
-            <w:r/>
-            <w:r>
-              <w:rPr>
-                <w:rFonts w:ascii="宋体" w:hAnsi="宋体" w:eastAsia="宋体"/>
+            </w:r>
+          </w:p>
+        </w:tc>
+        <w:tc>
+          <w:tcPr>
+            <w:tcW w:type="dxa" w:w="680"/>
+            <w:vAlign w:val="center"/>
+          </w:tcPr>
+          <w:p>
+            <w:pPr>
+              <w:jc w:val="center"/>
+            </w:pPr>
+            <w:r/>
+            <w:r>
+              <w:rPr>
+                <w:rFonts w:ascii="宋体" w:hAnsi="宋体" w:eastAsia="宋体"/>
+                <w:b w:val="0"/>
                 <w:sz w:val="16"/>
               </w:rPr>
             </w:r>
@@ -4523,13 +5328,18 @@
       <w:tr>
         <w:tc>
           <w:tcPr>
-            <w:tcW w:type="dxa" w:w="510"/>
-          </w:tcPr>
-          <w:p>
-            <w:r/>
-            <w:r>
-              <w:rPr>
-                <w:rFonts w:ascii="宋体" w:hAnsi="宋体" w:eastAsia="宋体"/>
+            <w:tcW w:type="dxa" w:w="567"/>
+            <w:vAlign w:val="center"/>
+          </w:tcPr>
+          <w:p>
+            <w:pPr>
+              <w:jc w:val="center"/>
+            </w:pPr>
+            <w:r/>
+            <w:r>
+              <w:rPr>
+                <w:rFonts w:ascii="宋体" w:hAnsi="宋体" w:eastAsia="宋体"/>
+                <w:b w:val="0"/>
                 <w:sz w:val="16"/>
               </w:rPr>
               <w:t>23</w:t>
@@ -4539,12 +5349,17 @@
         <w:tc>
           <w:tcPr>
             <w:tcW w:type="dxa" w:w="567"/>
-          </w:tcPr>
-          <w:p>
-            <w:r/>
-            <w:r>
-              <w:rPr>
-                <w:rFonts w:ascii="宋体" w:hAnsi="宋体" w:eastAsia="宋体"/>
+            <w:vAlign w:val="center"/>
+          </w:tcPr>
+          <w:p>
+            <w:pPr>
+              <w:jc w:val="center"/>
+            </w:pPr>
+            <w:r/>
+            <w:r>
+              <w:rPr>
+                <w:rFonts w:ascii="宋体" w:hAnsi="宋体" w:eastAsia="宋体"/>
+                <w:b w:val="0"/>
                 <w:sz w:val="16"/>
               </w:rPr>
               <w:t>L4</w:t>
@@ -4553,13 +5368,15 @@
         </w:tc>
         <w:tc>
           <w:tcPr>
-            <w:tcW w:type="dxa" w:w="1077"/>
-          </w:tcPr>
-          <w:p>
-            <w:r/>
-            <w:r>
-              <w:rPr>
-                <w:rFonts w:ascii="宋体" w:hAnsi="宋体" w:eastAsia="宋体"/>
+            <w:tcW w:type="dxa" w:w="1134"/>
+            <w:vAlign w:val="center"/>
+          </w:tcPr>
+          <w:p>
+            <w:r/>
+            <w:r>
+              <w:rPr>
+                <w:rFonts w:ascii="宋体" w:hAnsi="宋体" w:eastAsia="宋体"/>
+                <w:b w:val="0"/>
                 <w:sz w:val="16"/>
               </w:rPr>
               <w:t>CentOS/Linux 虚拟机</w:t>
@@ -4568,129 +5385,153 @@
         </w:tc>
         <w:tc>
           <w:tcPr>
+            <w:tcW w:type="dxa" w:w="794"/>
+            <w:vAlign w:val="center"/>
+          </w:tcPr>
+          <w:p>
+            <w:r/>
+            <w:r>
+              <w:rPr>
+                <w:rFonts w:ascii="宋体" w:hAnsi="宋体" w:eastAsia="宋体"/>
+                <w:b w:val="0"/>
+                <w:sz w:val="16"/>
+              </w:rPr>
+              <w:t>访问控制</w:t>
+            </w:r>
+          </w:p>
+        </w:tc>
+        <w:tc>
+          <w:tcPr>
+            <w:tcW w:type="dxa" w:w="1474"/>
+            <w:vAlign w:val="center"/>
+          </w:tcPr>
+          <w:p>
+            <w:r/>
+            <w:r>
+              <w:rPr>
+                <w:rFonts w:ascii="宋体" w:hAnsi="宋体" w:eastAsia="宋体"/>
+                <w:b w:val="0"/>
+                <w:sz w:val="16"/>
+              </w:rPr>
+              <w:t>8.1.4.2 a) 特权账号与 sudo 权限</w:t>
+            </w:r>
+          </w:p>
+        </w:tc>
+        <w:tc>
+          <w:tcPr>
+            <w:tcW w:type="dxa" w:w="1587"/>
+            <w:vAlign w:val="center"/>
+          </w:tcPr>
+          <w:p>
+            <w:r/>
+            <w:r>
+              <w:rPr>
+                <w:rFonts w:ascii="宋体" w:hAnsi="宋体" w:eastAsia="宋体"/>
+                <w:b w:val="0"/>
+                <w:sz w:val="16"/>
+              </w:rPr>
+              <w:t>cat /etc/sudoers；getent group wheel</w:t>
+            </w:r>
+          </w:p>
+        </w:tc>
+        <w:tc>
+          <w:tcPr>
+            <w:tcW w:type="dxa" w:w="1587"/>
+            <w:vAlign w:val="center"/>
+          </w:tcPr>
+          <w:p>
+            <w:r/>
+            <w:r>
+              <w:rPr>
+                <w:rFonts w:ascii="宋体" w:hAnsi="宋体" w:eastAsia="宋体"/>
+                <w:b w:val="0"/>
+                <w:sz w:val="16"/>
+              </w:rPr>
+              <w:t>sudo 权限仅授予必要管理员，wheel 组无无关用户</w:t>
+            </w:r>
+          </w:p>
+        </w:tc>
+        <w:tc>
+          <w:tcPr>
+            <w:tcW w:type="dxa" w:w="1474"/>
+            <w:vAlign w:val="center"/>
+          </w:tcPr>
+          <w:p>
+            <w:r/>
+            <w:r>
+              <w:rPr>
+                <w:rFonts w:ascii="宋体" w:hAnsi="宋体" w:eastAsia="宋体"/>
+                <w:b w:val="0"/>
+                <w:sz w:val="16"/>
+              </w:rPr>
+            </w:r>
+          </w:p>
+        </w:tc>
+        <w:tc>
+          <w:tcPr>
             <w:tcW w:type="dxa" w:w="680"/>
-          </w:tcPr>
-          <w:p>
-            <w:r/>
-            <w:r>
-              <w:rPr>
-                <w:rFonts w:ascii="宋体" w:hAnsi="宋体" w:eastAsia="宋体"/>
+            <w:vAlign w:val="center"/>
+          </w:tcPr>
+          <w:p>
+            <w:pPr>
+              <w:jc w:val="center"/>
+            </w:pPr>
+            <w:r/>
+            <w:r>
+              <w:rPr>
+                <w:rFonts w:ascii="宋体" w:hAnsi="宋体" w:eastAsia="宋体"/>
+                <w:b w:val="0"/>
                 <w:sz w:val="16"/>
               </w:rPr>
-              <w:t>身份鉴别</w:t>
-            </w:r>
-          </w:p>
-        </w:tc>
-        <w:tc>
-          <w:tcPr>
-            <w:tcW w:type="dxa" w:w="1757"/>
-          </w:tcPr>
-          <w:p>
-            <w:r/>
-            <w:r>
-              <w:rPr>
-                <w:rFonts w:ascii="宋体" w:hAnsi="宋体" w:eastAsia="宋体"/>
+            </w:r>
+          </w:p>
+        </w:tc>
+        <w:tc>
+          <w:tcPr>
+            <w:tcW w:type="dxa" w:w="1474"/>
+            <w:vAlign w:val="center"/>
+          </w:tcPr>
+          <w:p>
+            <w:r/>
+            <w:r>
+              <w:rPr>
+                <w:rFonts w:ascii="宋体" w:hAnsi="宋体" w:eastAsia="宋体"/>
+                <w:b w:val="0"/>
                 <w:sz w:val="16"/>
               </w:rPr>
-              <w:t>8.1.4.1 b) SSH 关键参数</w:t>
-            </w:r>
-          </w:p>
-        </w:tc>
-        <w:tc>
-          <w:tcPr>
-            <w:tcW w:type="dxa" w:w="2041"/>
-          </w:tcPr>
-          <w:p>
-            <w:r/>
-            <w:r>
-              <w:rPr>
-                <w:rFonts w:ascii="宋体" w:hAnsi="宋体" w:eastAsia="宋体"/>
+            </w:r>
+          </w:p>
+        </w:tc>
+        <w:tc>
+          <w:tcPr>
+            <w:tcW w:type="dxa" w:w="1361"/>
+            <w:vAlign w:val="center"/>
+          </w:tcPr>
+          <w:p>
+            <w:r/>
+            <w:r>
+              <w:rPr>
+                <w:rFonts w:ascii="宋体" w:hAnsi="宋体" w:eastAsia="宋体"/>
+                <w:b w:val="0"/>
                 <w:sz w:val="16"/>
               </w:rPr>
-              <w:t>grep -E "PermitRootLogin|Protocol|MaxAuthTries|Port" /etc/ssh/sshd_config</w:t>
-            </w:r>
-          </w:p>
-        </w:tc>
-        <w:tc>
-          <w:tcPr>
-            <w:tcW w:type="dxa" w:w="2041"/>
-          </w:tcPr>
-          <w:p>
-            <w:r/>
-            <w:r>
-              <w:rPr>
-                <w:rFonts w:ascii="宋体" w:hAnsi="宋体" w:eastAsia="宋体"/>
-                <w:sz w:val="16"/>
-              </w:rPr>
-              <w:t>禁止 root 直接登录；协议为 SSH2；最大认证重试≤4 次</w:t>
-            </w:r>
-          </w:p>
-        </w:tc>
-        <w:tc>
-          <w:tcPr>
-            <w:tcW w:type="dxa" w:w="1474"/>
-          </w:tcPr>
-          <w:p>
-            <w:r/>
-            <w:r>
-              <w:rPr>
-                <w:rFonts w:ascii="宋体" w:hAnsi="宋体" w:eastAsia="宋体"/>
-                <w:sz w:val="16"/>
-              </w:rPr>
-            </w:r>
-          </w:p>
-        </w:tc>
-        <w:tc>
-          <w:tcPr>
-            <w:tcW w:type="dxa" w:w="737"/>
-          </w:tcPr>
-          <w:p>
-            <w:r/>
-            <w:r>
-              <w:rPr>
-                <w:rFonts w:ascii="宋体" w:hAnsi="宋体" w:eastAsia="宋体"/>
-                <w:sz w:val="16"/>
-              </w:rPr>
-            </w:r>
-          </w:p>
-        </w:tc>
-        <w:tc>
-          <w:tcPr>
-            <w:tcW w:type="dxa" w:w="1701"/>
-          </w:tcPr>
-          <w:p>
-            <w:r/>
-            <w:r>
-              <w:rPr>
-                <w:rFonts w:ascii="宋体" w:hAnsi="宋体" w:eastAsia="宋体"/>
-                <w:sz w:val="16"/>
-              </w:rPr>
-            </w:r>
-          </w:p>
-        </w:tc>
-        <w:tc>
-          <w:tcPr>
-            <w:tcW w:type="dxa" w:w="1644"/>
-          </w:tcPr>
-          <w:p>
-            <w:r/>
-            <w:r>
-              <w:rPr>
-                <w:rFonts w:ascii="宋体" w:hAnsi="宋体" w:eastAsia="宋体"/>
-                <w:sz w:val="16"/>
-              </w:rPr>
-            </w:r>
-          </w:p>
-        </w:tc>
-        <w:tc>
-          <w:tcPr>
-            <w:tcW w:type="dxa" w:w="624"/>
-          </w:tcPr>
-          <w:p>
-            <w:r/>
-            <w:r>
-              <w:rPr>
-                <w:rFonts w:ascii="宋体" w:hAnsi="宋体" w:eastAsia="宋体"/>
+            </w:r>
+          </w:p>
+        </w:tc>
+        <w:tc>
+          <w:tcPr>
+            <w:tcW w:type="dxa" w:w="680"/>
+            <w:vAlign w:val="center"/>
+          </w:tcPr>
+          <w:p>
+            <w:pPr>
+              <w:jc w:val="center"/>
+            </w:pPr>
+            <w:r/>
+            <w:r>
+              <w:rPr>
+                <w:rFonts w:ascii="宋体" w:hAnsi="宋体" w:eastAsia="宋体"/>
+                <w:b w:val="0"/>
                 <w:sz w:val="16"/>
               </w:rPr>
             </w:r>
@@ -4700,13 +5541,18 @@
       <w:tr>
         <w:tc>
           <w:tcPr>
-            <w:tcW w:type="dxa" w:w="510"/>
-          </w:tcPr>
-          <w:p>
-            <w:r/>
-            <w:r>
-              <w:rPr>
-                <w:rFonts w:ascii="宋体" w:hAnsi="宋体" w:eastAsia="宋体"/>
+            <w:tcW w:type="dxa" w:w="567"/>
+            <w:vAlign w:val="center"/>
+          </w:tcPr>
+          <w:p>
+            <w:pPr>
+              <w:jc w:val="center"/>
+            </w:pPr>
+            <w:r/>
+            <w:r>
+              <w:rPr>
+                <w:rFonts w:ascii="宋体" w:hAnsi="宋体" w:eastAsia="宋体"/>
+                <w:b w:val="0"/>
                 <w:sz w:val="16"/>
               </w:rPr>
               <w:t>24</w:t>
@@ -4716,12 +5562,17 @@
         <w:tc>
           <w:tcPr>
             <w:tcW w:type="dxa" w:w="567"/>
-          </w:tcPr>
-          <w:p>
-            <w:r/>
-            <w:r>
-              <w:rPr>
-                <w:rFonts w:ascii="宋体" w:hAnsi="宋体" w:eastAsia="宋体"/>
+            <w:vAlign w:val="center"/>
+          </w:tcPr>
+          <w:p>
+            <w:pPr>
+              <w:jc w:val="center"/>
+            </w:pPr>
+            <w:r/>
+            <w:r>
+              <w:rPr>
+                <w:rFonts w:ascii="宋体" w:hAnsi="宋体" w:eastAsia="宋体"/>
+                <w:b w:val="0"/>
                 <w:sz w:val="16"/>
               </w:rPr>
               <w:t>L4</w:t>
@@ -4730,13 +5581,15 @@
         </w:tc>
         <w:tc>
           <w:tcPr>
-            <w:tcW w:type="dxa" w:w="1077"/>
-          </w:tcPr>
-          <w:p>
-            <w:r/>
-            <w:r>
-              <w:rPr>
-                <w:rFonts w:ascii="宋体" w:hAnsi="宋体" w:eastAsia="宋体"/>
+            <w:tcW w:type="dxa" w:w="1134"/>
+            <w:vAlign w:val="center"/>
+          </w:tcPr>
+          <w:p>
+            <w:r/>
+            <w:r>
+              <w:rPr>
+                <w:rFonts w:ascii="宋体" w:hAnsi="宋体" w:eastAsia="宋体"/>
+                <w:b w:val="0"/>
                 <w:sz w:val="16"/>
               </w:rPr>
               <w:t>CentOS/Linux 虚拟机</w:t>
@@ -4745,129 +5598,153 @@
         </w:tc>
         <w:tc>
           <w:tcPr>
+            <w:tcW w:type="dxa" w:w="794"/>
+            <w:vAlign w:val="center"/>
+          </w:tcPr>
+          <w:p>
+            <w:r/>
+            <w:r>
+              <w:rPr>
+                <w:rFonts w:ascii="宋体" w:hAnsi="宋体" w:eastAsia="宋体"/>
+                <w:b w:val="0"/>
+                <w:sz w:val="16"/>
+              </w:rPr>
+              <w:t>访问控制</w:t>
+            </w:r>
+          </w:p>
+        </w:tc>
+        <w:tc>
+          <w:tcPr>
+            <w:tcW w:type="dxa" w:w="1474"/>
+            <w:vAlign w:val="center"/>
+          </w:tcPr>
+          <w:p>
+            <w:r/>
+            <w:r>
+              <w:rPr>
+                <w:rFonts w:ascii="宋体" w:hAnsi="宋体" w:eastAsia="宋体"/>
+                <w:b w:val="0"/>
+                <w:sz w:val="16"/>
+              </w:rPr>
+              <w:t>8.1.4.2 a) 关键文件权限</w:t>
+            </w:r>
+          </w:p>
+        </w:tc>
+        <w:tc>
+          <w:tcPr>
+            <w:tcW w:type="dxa" w:w="1587"/>
+            <w:vAlign w:val="center"/>
+          </w:tcPr>
+          <w:p>
+            <w:r/>
+            <w:r>
+              <w:rPr>
+                <w:rFonts w:ascii="宋体" w:hAnsi="宋体" w:eastAsia="宋体"/>
+                <w:b w:val="0"/>
+                <w:sz w:val="16"/>
+              </w:rPr>
+              <w:t>ls -l /etc/passwd /etc/shadow /etc/group</w:t>
+            </w:r>
+          </w:p>
+        </w:tc>
+        <w:tc>
+          <w:tcPr>
+            <w:tcW w:type="dxa" w:w="1587"/>
+            <w:vAlign w:val="center"/>
+          </w:tcPr>
+          <w:p>
+            <w:r/>
+            <w:r>
+              <w:rPr>
+                <w:rFonts w:ascii="宋体" w:hAnsi="宋体" w:eastAsia="宋体"/>
+                <w:b w:val="0"/>
+                <w:sz w:val="16"/>
+              </w:rPr>
+              <w:t>/etc/passwd 644、/etc/shadow 000 或 600，属主为 root</w:t>
+            </w:r>
+          </w:p>
+        </w:tc>
+        <w:tc>
+          <w:tcPr>
+            <w:tcW w:type="dxa" w:w="1474"/>
+            <w:vAlign w:val="center"/>
+          </w:tcPr>
+          <w:p>
+            <w:r/>
+            <w:r>
+              <w:rPr>
+                <w:rFonts w:ascii="宋体" w:hAnsi="宋体" w:eastAsia="宋体"/>
+                <w:b w:val="0"/>
+                <w:sz w:val="16"/>
+              </w:rPr>
+            </w:r>
+          </w:p>
+        </w:tc>
+        <w:tc>
+          <w:tcPr>
             <w:tcW w:type="dxa" w:w="680"/>
-          </w:tcPr>
-          <w:p>
-            <w:r/>
-            <w:r>
-              <w:rPr>
-                <w:rFonts w:ascii="宋体" w:hAnsi="宋体" w:eastAsia="宋体"/>
+            <w:vAlign w:val="center"/>
+          </w:tcPr>
+          <w:p>
+            <w:pPr>
+              <w:jc w:val="center"/>
+            </w:pPr>
+            <w:r/>
+            <w:r>
+              <w:rPr>
+                <w:rFonts w:ascii="宋体" w:hAnsi="宋体" w:eastAsia="宋体"/>
+                <w:b w:val="0"/>
                 <w:sz w:val="16"/>
               </w:rPr>
-              <w:t>入侵防范</w:t>
-            </w:r>
-          </w:p>
-        </w:tc>
-        <w:tc>
-          <w:tcPr>
-            <w:tcW w:type="dxa" w:w="1757"/>
-          </w:tcPr>
-          <w:p>
-            <w:r/>
-            <w:r>
-              <w:rPr>
-                <w:rFonts w:ascii="宋体" w:hAnsi="宋体" w:eastAsia="宋体"/>
+            </w:r>
+          </w:p>
+        </w:tc>
+        <w:tc>
+          <w:tcPr>
+            <w:tcW w:type="dxa" w:w="1474"/>
+            <w:vAlign w:val="center"/>
+          </w:tcPr>
+          <w:p>
+            <w:r/>
+            <w:r>
+              <w:rPr>
+                <w:rFonts w:ascii="宋体" w:hAnsi="宋体" w:eastAsia="宋体"/>
+                <w:b w:val="0"/>
                 <w:sz w:val="16"/>
               </w:rPr>
-              <w:t>8.1.4.4 c) SSH 访问限制</w:t>
-            </w:r>
-          </w:p>
-        </w:tc>
-        <w:tc>
-          <w:tcPr>
-            <w:tcW w:type="dxa" w:w="2041"/>
-          </w:tcPr>
-          <w:p>
-            <w:r/>
-            <w:r>
-              <w:rPr>
-                <w:rFonts w:ascii="宋体" w:hAnsi="宋体" w:eastAsia="宋体"/>
+            </w:r>
+          </w:p>
+        </w:tc>
+        <w:tc>
+          <w:tcPr>
+            <w:tcW w:type="dxa" w:w="1361"/>
+            <w:vAlign w:val="center"/>
+          </w:tcPr>
+          <w:p>
+            <w:r/>
+            <w:r>
+              <w:rPr>
+                <w:rFonts w:ascii="宋体" w:hAnsi="宋体" w:eastAsia="宋体"/>
+                <w:b w:val="0"/>
                 <w:sz w:val="16"/>
               </w:rPr>
-              <w:t>cat /etc/ssh/sshd_config（AllowUsers/AllowGroups/ListenAddress）</w:t>
-            </w:r>
-          </w:p>
-        </w:tc>
-        <w:tc>
-          <w:tcPr>
-            <w:tcW w:type="dxa" w:w="2041"/>
-          </w:tcPr>
-          <w:p>
-            <w:r/>
-            <w:r>
-              <w:rPr>
-                <w:rFonts w:ascii="宋体" w:hAnsi="宋体" w:eastAsia="宋体"/>
-                <w:sz w:val="16"/>
-              </w:rPr>
-              <w:t>SSH 访问限定用户或来源地址范围</w:t>
-            </w:r>
-          </w:p>
-        </w:tc>
-        <w:tc>
-          <w:tcPr>
-            <w:tcW w:type="dxa" w:w="1474"/>
-          </w:tcPr>
-          <w:p>
-            <w:r/>
-            <w:r>
-              <w:rPr>
-                <w:rFonts w:ascii="宋体" w:hAnsi="宋体" w:eastAsia="宋体"/>
-                <w:sz w:val="16"/>
-              </w:rPr>
-            </w:r>
-          </w:p>
-        </w:tc>
-        <w:tc>
-          <w:tcPr>
-            <w:tcW w:type="dxa" w:w="737"/>
-          </w:tcPr>
-          <w:p>
-            <w:r/>
-            <w:r>
-              <w:rPr>
-                <w:rFonts w:ascii="宋体" w:hAnsi="宋体" w:eastAsia="宋体"/>
-                <w:sz w:val="16"/>
-              </w:rPr>
-            </w:r>
-          </w:p>
-        </w:tc>
-        <w:tc>
-          <w:tcPr>
-            <w:tcW w:type="dxa" w:w="1701"/>
-          </w:tcPr>
-          <w:p>
-            <w:r/>
-            <w:r>
-              <w:rPr>
-                <w:rFonts w:ascii="宋体" w:hAnsi="宋体" w:eastAsia="宋体"/>
-                <w:sz w:val="16"/>
-              </w:rPr>
-            </w:r>
-          </w:p>
-        </w:tc>
-        <w:tc>
-          <w:tcPr>
-            <w:tcW w:type="dxa" w:w="1644"/>
-          </w:tcPr>
-          <w:p>
-            <w:r/>
-            <w:r>
-              <w:rPr>
-                <w:rFonts w:ascii="宋体" w:hAnsi="宋体" w:eastAsia="宋体"/>
-                <w:sz w:val="16"/>
-              </w:rPr>
-            </w:r>
-          </w:p>
-        </w:tc>
-        <w:tc>
-          <w:tcPr>
-            <w:tcW w:type="dxa" w:w="624"/>
-          </w:tcPr>
-          <w:p>
-            <w:r/>
-            <w:r>
-              <w:rPr>
-                <w:rFonts w:ascii="宋体" w:hAnsi="宋体" w:eastAsia="宋体"/>
+            </w:r>
+          </w:p>
+        </w:tc>
+        <w:tc>
+          <w:tcPr>
+            <w:tcW w:type="dxa" w:w="680"/>
+            <w:vAlign w:val="center"/>
+          </w:tcPr>
+          <w:p>
+            <w:pPr>
+              <w:jc w:val="center"/>
+            </w:pPr>
+            <w:r/>
+            <w:r>
+              <w:rPr>
+                <w:rFonts w:ascii="宋体" w:hAnsi="宋体" w:eastAsia="宋体"/>
+                <w:b w:val="0"/>
                 <w:sz w:val="16"/>
               </w:rPr>
             </w:r>
@@ -4876,21 +5753,6 @@
       </w:tr>
     </w:tbl>
     <w:p>
-      <w:pPr>
-        <w:spacing w:line="336" w:lineRule="auto"/>
-      </w:pPr>
-      <w:r>
-        <w:rPr>
-          <w:rFonts w:ascii="宋体" w:hAnsi="宋体" w:eastAsia="宋体"/>
-          <w:b w:val="0"/>
-          <w:sz w:val="21"/>
-        </w:rPr>
-      </w:r>
-    </w:p>
-    <w:p>
-      <w:pPr>
-        <w:spacing w:line="336" w:lineRule="auto"/>
-      </w:pPr>
       <w:r>
         <w:rPr>
           <w:rFonts w:ascii="宋体" w:hAnsi="宋体" w:eastAsia="宋体"/>
@@ -4901,72 +5763,48 @@
       </w:r>
     </w:p>
     <w:p>
-      <w:pPr>
-        <w:spacing w:line="336" w:lineRule="auto"/>
-      </w:pPr>
-      <w:r>
-        <w:rPr>
-          <w:rFonts w:ascii="宋体" w:hAnsi="宋体" w:eastAsia="宋体"/>
-          <w:b w:val="0"/>
-          <w:sz w:val="20"/>
-        </w:rPr>
-        <w:t>本机共核查 ____ 项，其中符合 ____ 项、部分符合 ____ 项、不符合 ____ 项、不适用 ____ 项。</w:t>
-      </w:r>
-    </w:p>
-    <w:p>
-      <w:pPr>
-        <w:spacing w:line="336" w:lineRule="auto"/>
-      </w:pPr>
-      <w:r>
-        <w:rPr>
-          <w:rFonts w:ascii="宋体" w:hAnsi="宋体" w:eastAsia="宋体"/>
-          <w:b w:val="0"/>
-          <w:sz w:val="20"/>
-        </w:rPr>
-        <w:t>主要问题（按风险从高到低）：1．____________________________________；2．____________________________________；3．____________________________________。</w:t>
-      </w:r>
-    </w:p>
-    <w:p>
-      <w:pPr>
-        <w:spacing w:line="336" w:lineRule="auto"/>
-      </w:pPr>
-      <w:r>
-        <w:rPr>
-          <w:rFonts w:ascii="宋体" w:hAnsi="宋体" w:eastAsia="宋体"/>
-          <w:b w:val="0"/>
-          <w:sz w:val="20"/>
-        </w:rPr>
-        <w:t>最需要优先整改的 1 项及理由：________________________________________________________________。</w:t>
-      </w:r>
-    </w:p>
-    <w:p>
-      <w:pPr>
-        <w:spacing w:line="336" w:lineRule="auto"/>
-      </w:pPr>
       <w:r>
         <w:rPr>
           <w:rFonts w:ascii="宋体" w:hAnsi="宋体" w:eastAsia="宋体"/>
           <w:b w:val="0"/>
           <w:sz w:val="21"/>
         </w:rPr>
+        <w:t>本机共核查 ____ 项，其中符合 ____ 项、部分符合 ____ 项、不符合 ____ 项、不适用 ____ 项。</w:t>
       </w:r>
     </w:p>
     <w:p>
-      <w:pPr>
-        <w:spacing w:line="336" w:lineRule="auto"/>
-      </w:pPr>
       <w:r>
         <w:rPr>
           <w:rFonts w:ascii="宋体" w:hAnsi="宋体" w:eastAsia="宋体"/>
           <w:b w:val="0"/>
-          <w:sz w:val="20"/>
+          <w:sz w:val="21"/>
+        </w:rPr>
+        <w:t>主要问题（按风险从高到低）：1．____________________________________；2．____________________________________；3．____________________________________。</w:t>
+      </w:r>
+    </w:p>
+    <w:p>
+      <w:r>
+        <w:rPr>
+          <w:rFonts w:ascii="宋体" w:hAnsi="宋体" w:eastAsia="宋体"/>
+          <w:b w:val="0"/>
+          <w:sz w:val="21"/>
+        </w:rPr>
+        <w:t>最需要优先整改的 1 项及理由：________________________________________________________________。</w:t>
+      </w:r>
+    </w:p>
+    <w:p>
+      <w:r>
+        <w:rPr>
+          <w:rFonts w:ascii="宋体" w:hAnsi="宋体" w:eastAsia="宋体"/>
+          <w:b w:val="0"/>
+          <w:sz w:val="21"/>
         </w:rPr>
         <w:t>实验人签名：____________　　指导教师签名：____________　　日期：____________</w:t>
       </w:r>
     </w:p>
     <w:sectPr>
       <w:pgSz w:w="16838" w:h="11906" w:orient="landscape"/>
-      <w:pgMar w:top="794" w:right="680" w:bottom="794" w:left="680" w:header="720" w:footer="720" w:gutter="0"/>
+      <w:pgMar w:top="850" w:right="850" w:bottom="850" w:left="850" w:header="720" w:footer="720" w:gutter="0"/>
       <w:cols w:space="720"/>
       <w:docGrid w:linePitch="360"/>
     </w:sectPr>
@@ -5337,10 +6175,6 @@
     <w:name w:val="Normal"/>
     <w:qFormat/>
     <w:rsid w:val="00FC693F"/>
-    <w:rPr>
-      <w:rFonts w:ascii="宋体" w:hAnsi="宋体" w:eastAsia="宋体"/>
-      <w:sz w:val="21"/>
-    </w:rPr>
   </w:style>
   <w:style w:type="paragraph" w:styleId="Header">
     <w:name w:val="header"/>
